--- a/TEAM2_KMS_report.docx
+++ b/TEAM2_KMS_report.docx
@@ -2,6 +2,20 @@
 <file path=word/document.xml><?xml version="1.0" encoding="utf-8"?>
 <w:document xmlns:wpc="http://schemas.microsoft.com/office/word/2010/wordprocessingCanvas" xmlns:cx="http://schemas.microsoft.com/office/drawing/2014/chartex" xmlns:cx1="http://schemas.microsoft.com/office/drawing/2015/9/8/chartex" xmlns:cx2="http://schemas.microsoft.com/office/drawing/2015/10/21/chartex" xmlns:cx3="http://schemas.microsoft.com/office/drawing/2016/5/9/chartex" xmlns:cx4="http://schemas.microsoft.com/office/drawing/2016/5/10/chartex" xmlns:cx5="http://schemas.microsoft.com/office/drawing/2016/5/11/chartex" xmlns:cx6="http://schemas.microsoft.com/office/drawing/2016/5/12/chartex" xmlns:cx7="http://schemas.microsoft.com/office/drawing/2016/5/13/chartex" xmlns:cx8="http://schemas.microsoft.com/office/drawing/2016/5/14/chartex" xmlns:mc="http://schemas.openxmlformats.org/markup-compatibility/2006" xmlns:aink="http://schemas.microsoft.com/office/drawing/2016/ink" xmlns:am3d="http://schemas.microsoft.com/office/drawing/2017/model3d" xmlns:o="urn:schemas-microsoft-com:office:office" xmlns:oel="http://schemas.microsoft.com/office/2019/extlst" xmlns:r="http://schemas.openxmlformats.org/officeDocument/2006/relationships" xmlns:m="http://schemas.openxmlformats.org/officeDocument/2006/math" xmlns:v="urn:schemas-microsoft-com:vml" xmlns:wp14="http://schemas.microsoft.com/office/word/2010/wordprocessingDrawing" xmlns:wp="http://schemas.openxmlformats.org/drawingml/2006/wordprocessingDrawing" xmlns:w10="urn:schemas-microsoft-com:office:word" xmlns:w="http://schemas.openxmlformats.org/wordprocessingml/2006/main" xmlns:w14="http://schemas.microsoft.com/office/word/2010/wordml" xmlns:w15="http://schemas.microsoft.com/office/word/2012/wordml" xmlns:w16cex="http://schemas.microsoft.com/office/word/2018/wordml/cex" xmlns:w16cid="http://schemas.microsoft.com/office/word/2016/wordml/cid" xmlns:w16="http://schemas.microsoft.com/office/word/2018/wordml" xmlns:w16du="http://schemas.microsoft.com/office/word/2023/wordml/word16du" xmlns:w16sdtdh="http://schemas.microsoft.com/office/word/2020/wordml/sdtdatahash" xmlns:w16sdtfl="http://schemas.microsoft.com/office/word/2024/wordml/sdtformatlock" xmlns:w16se="http://schemas.microsoft.com/office/word/2015/wordml/symex" xmlns:wpg="http://schemas.microsoft.com/office/word/2010/wordprocessingGroup" xmlns:wpi="http://schemas.microsoft.com/office/word/2010/wordprocessingInk" xmlns:wne="http://schemas.microsoft.com/office/word/2006/wordml" xmlns:wps="http://schemas.microsoft.com/office/word/2010/wordprocessingShape" mc:Ignorable="w14 w15 w16se w16cid w16 w16cex w16sdtdh w16sdtfl w16du wp14">
   <w:body>
+    <w:p>
+      <w:pPr>
+        <w:autoSpaceDE w:val="0"/>
+        <w:autoSpaceDN w:val="0"/>
+        <w:adjustRightInd w:val="0"/>
+        <w:spacing w:before="240"/>
+        <w:jc w:val="center"/>
+        <w:rPr>
+          <w:b/>
+          <w:sz w:val="32"/>
+          <w:szCs w:val="32"/>
+        </w:rPr>
+      </w:pPr>
+    </w:p>
     <w:p>
       <w:pPr>
         <w:autoSpaceDE w:val="0"/>
@@ -461,41 +475,8 @@
           <w:sz w:val="36"/>
           <w:szCs w:val="36"/>
         </w:rPr>
-        <w:t>(</w:t>
-      </w:r>
-      <w:r>
-        <w:rPr>
-          <w:b/>
-          <w:bCs/>
-          <w:sz w:val="36"/>
-          <w:szCs w:val="36"/>
-        </w:rPr>
         <w:t>TRIPLE H AND T</w:t>
       </w:r>
-      <w:r>
-        <w:rPr>
-          <w:b/>
-          <w:bCs/>
-          <w:sz w:val="36"/>
-          <w:szCs w:val="36"/>
-        </w:rPr>
-        <w:t>)</w:t>
-      </w:r>
-    </w:p>
-    <w:p>
-      <w:pPr>
-        <w:autoSpaceDE w:val="0"/>
-        <w:autoSpaceDN w:val="0"/>
-        <w:adjustRightInd w:val="0"/>
-        <w:spacing w:before="240"/>
-        <w:jc w:val="center"/>
-        <w:rPr>
-          <w:b/>
-          <w:smallCaps/>
-          <w:spacing w:val="-14"/>
-          <w:szCs w:val="26"/>
-        </w:rPr>
-      </w:pPr>
     </w:p>
     <w:p>
       <w:pPr>
@@ -745,7 +726,7 @@
           <w:color w:val="000000"/>
           <w:sz w:val="36"/>
         </w:rPr>
-        <w:t>AUTOMATION FOR (TRIPLE H AND T)</w:t>
+        <w:t>AUTOMATION FOR TRIPLE H AND T</w:t>
       </w:r>
     </w:p>
     <w:p>
@@ -1208,45 +1189,6 @@
       <w:pPr>
         <w:ind w:firstLine="720"/>
         <w:rPr>
-          <w:rStyle w:val="Emphasis"/>
-          <w:i w:val="0"/>
-          <w:iCs w:val="0"/>
-          <w:szCs w:val="26"/>
-        </w:rPr>
-      </w:pPr>
-      <w:r>
-        <w:rPr>
-          <w:rStyle w:val="Emphasis"/>
-          <w:i w:val="0"/>
-          <w:iCs w:val="0"/>
-          <w:szCs w:val="26"/>
-        </w:rPr>
-        <w:t>This report presents the Knowledge Management System (KMS) implementation for Triple H &amp; T, a simulated hardware retail and distribution company operating with approximately 60 employees in Ho Chi Minh City. The project treats Odoo not only as an ERP transaction platform but also as a corporate memory layer that captures, structures, secures, and reuses operational knowledge.</w:t>
-      </w:r>
-    </w:p>
-    <w:p>
-      <w:pPr>
-        <w:rPr>
-          <w:rStyle w:val="Emphasis"/>
-          <w:i w:val="0"/>
-          <w:iCs w:val="0"/>
-          <w:szCs w:val="26"/>
-        </w:rPr>
-      </w:pPr>
-      <w:r>
-        <w:rPr>
-          <w:rStyle w:val="Emphasis"/>
-          <w:i w:val="0"/>
-          <w:iCs w:val="0"/>
-          <w:szCs w:val="26"/>
-        </w:rPr>
-        <w:t>Across the implementation roadmap, the team converted raw master data, purchase orders, sales orders, helpdesk issues, Odoo Chatter notes, and support experiences into reusable knowledge assets. The KMS architecture includes Odoo Knowledge articles, metadata tags, a custom knowledge module, XML-RPC extraction, ChromaDB vector storage, role-aware access control, and a Week 12 Retrieval-Augmented Generation (RAG) chatbot interface.</w:t>
-      </w:r>
-    </w:p>
-    <w:p>
-      <w:pPr>
-        <w:ind w:firstLine="720"/>
-        <w:rPr>
           <w:i/>
           <w:iCs/>
           <w:szCs w:val="26"/>
@@ -1255,18 +1197,41 @@
       <w:r>
         <w:rPr>
           <w:rStyle w:val="Emphasis"/>
-          <w:i w:val="0"/>
-          <w:iCs w:val="0"/>
           <w:szCs w:val="26"/>
         </w:rPr>
+        <w:t>This report presents the Knowledge Management System (KMS) implementation for Triple H &amp; T, a simulated hardware retail and distribution company operating with approximately 60 employees in Ho Chi Minh City. The project treats Odoo not only as an ERP transaction platform but also as a corporate memory layer that captures, structures, secures, and reuses operational knowledge.</w:t>
+      </w:r>
+      <w:r>
+        <w:rPr>
+          <w:rStyle w:val="Emphasis"/>
+          <w:szCs w:val="26"/>
+        </w:rPr>
+        <w:t xml:space="preserve"> </w:t>
+      </w:r>
+      <w:r>
+        <w:rPr>
+          <w:rStyle w:val="Emphasis"/>
+          <w:szCs w:val="26"/>
+        </w:rPr>
+        <w:t>Across the implementation roadmap, the team converted raw master data, purchase orders, sales orders, helpdesk issues, Odoo Chatter notes, and support experiences into reusable knowledge assets. The KMS architecture includes Odoo Knowledge articles, metadata tags, a custom knowledge module, XML-RPC extraction, ChromaDB vector storage, role-aware access control, and a  Retrieval-Augmented Generation (RAG) chatbot interface.</w:t>
+      </w:r>
+      <w:r>
+        <w:rPr>
+          <w:rStyle w:val="Emphasis"/>
+          <w:szCs w:val="26"/>
+        </w:rPr>
+        <w:t xml:space="preserve"> </w:t>
+      </w:r>
+      <w:r>
+        <w:rPr>
+          <w:rStyle w:val="Emphasis"/>
+          <w:szCs w:val="26"/>
+        </w:rPr>
         <w:t>The final system demonstrates how tacit troubleshooting knowledge can be codified into explicit SOPs, how document-level metadata can prevent unauthorized retrieval, and how a chatbot can provide fast answers while respecting governance guardrails. The main business value is improved findability, reduced repeated work, better support consistency, and a stronger foundation for organizational learning.</w:t>
       </w:r>
     </w:p>
     <w:p/>
     <w:p>
-      <w:pPr>
-        <w:pStyle w:val="Heading1"/>
-      </w:pPr>
       <w:r>
         <w:br w:type="page"/>
       </w:r>
@@ -1274,6 +1239,15 @@
     <w:bookmarkStart w:id="2" w:name="_Toc232606763" w:displacedByCustomXml="next"/>
     <w:sdt>
       <w:sdtPr>
+        <w:rPr>
+          <w:b w:val="0"/>
+          <w:noProof w:val="0"/>
+          <w:color w:val="auto"/>
+          <w:sz w:val="26"/>
+          <w:szCs w:val="24"/>
+          <w:bdr w:val="none" w:sz="0" w:space="0" w:color="auto"/>
+          <w:shd w:val="clear" w:color="auto" w:fill="auto"/>
+        </w:rPr>
         <w:id w:val="1110091376"/>
         <w:docPartObj>
           <w:docPartGallery w:val="Table of Contents"/>
@@ -1283,11 +1257,6 @@
       <w:sdtEndPr>
         <w:rPr>
           <w:bCs/>
-          <w:color w:val="auto"/>
-          <w:sz w:val="26"/>
-          <w:szCs w:val="24"/>
-          <w:bdr w:val="none" w:sz="0" w:space="0" w:color="auto"/>
-          <w:shd w:val="clear" w:color="auto" w:fill="auto"/>
         </w:rPr>
       </w:sdtEndPr>
       <w:sdtContent>
@@ -3418,15 +3387,15 @@
       </w:r>
       <w:bookmarkStart w:id="3" w:name="_Toc516582884"/>
       <w:bookmarkStart w:id="4" w:name="_Toc232083018"/>
-      <w:bookmarkStart w:id="5" w:name="_Toc251616691"/>
-      <w:bookmarkStart w:id="6" w:name="_Toc232606764"/>
+      <w:bookmarkStart w:id="5" w:name="_Toc232606764"/>
+      <w:bookmarkStart w:id="6" w:name="_Toc251616691"/>
       <w:r>
         <w:lastRenderedPageBreak/>
         <w:t>ACKNOWLEDGEMENTS</w:t>
       </w:r>
       <w:bookmarkEnd w:id="3"/>
       <w:bookmarkEnd w:id="4"/>
-      <w:bookmarkEnd w:id="6"/>
+      <w:bookmarkEnd w:id="5"/>
     </w:p>
     <w:p>
       <w:pPr>
@@ -3456,15 +3425,12 @@
       </w:r>
     </w:p>
     <w:p>
-      <w:pPr>
-        <w:pStyle w:val="Heading1"/>
-      </w:pPr>
       <w:r>
         <w:br w:type="page"/>
       </w:r>
       <w:bookmarkStart w:id="7" w:name="_Toc232083019"/>
       <w:bookmarkStart w:id="8" w:name="_Toc232606765"/>
-      <w:bookmarkEnd w:id="5"/>
+      <w:bookmarkEnd w:id="6"/>
       <w:r>
         <w:lastRenderedPageBreak/>
         <w:t>TABLE OF FIGURES</w:t>
@@ -3488,9 +3454,6 @@
       </w:r>
     </w:p>
     <w:p>
-      <w:pPr>
-        <w:pStyle w:val="Heading1"/>
-      </w:pPr>
       <w:r>
         <w:br w:type="page"/>
       </w:r>
@@ -4406,8 +4369,8 @@
         <w:pStyle w:val="Heading3"/>
       </w:pPr>
       <w:bookmarkStart w:id="23" w:name="_Toc232083027"/>
-      <w:bookmarkStart w:id="24" w:name="_Toc181178230"/>
-      <w:bookmarkStart w:id="25" w:name="_Toc232606773"/>
+      <w:bookmarkStart w:id="24" w:name="_Toc232606773"/>
+      <w:bookmarkStart w:id="25" w:name="_Toc181178230"/>
       <w:r>
         <w:t>Simulated</w:t>
       </w:r>
@@ -4421,7 +4384,7 @@
         <w:t>Company Profile</w:t>
       </w:r>
       <w:bookmarkEnd w:id="23"/>
-      <w:bookmarkEnd w:id="25"/>
+      <w:bookmarkEnd w:id="24"/>
     </w:p>
     <w:p>
       <w:pPr>
@@ -5235,14 +5198,14 @@
         <w:pStyle w:val="Heading2"/>
       </w:pPr>
       <w:bookmarkStart w:id="30" w:name="_Toc232083030"/>
-      <w:bookmarkStart w:id="31" w:name="_Toc235227523"/>
-      <w:bookmarkStart w:id="32" w:name="_Toc232606776"/>
+      <w:bookmarkStart w:id="31" w:name="_Toc232606776"/>
+      <w:bookmarkStart w:id="32" w:name="_Toc235227523"/>
       <w:r>
         <w:lastRenderedPageBreak/>
         <w:t>KNOWLEDGE ARCHITECTURE &amp; EXPERIENTIAL CAPTURE</w:t>
       </w:r>
       <w:bookmarkEnd w:id="30"/>
-      <w:bookmarkEnd w:id="32"/>
+      <w:bookmarkEnd w:id="31"/>
     </w:p>
     <w:p>
       <w:pPr>
@@ -6382,7 +6345,6 @@
               <w:jc w:val="left"/>
             </w:pPr>
             <w:r>
-              <w:lastRenderedPageBreak/>
               <w:t>Hybrid model</w:t>
             </w:r>
           </w:p>
@@ -6550,7 +6512,7 @@
       </w:pPr>
       <w:bookmarkStart w:id="66" w:name="_Toc232083047"/>
       <w:bookmarkStart w:id="67" w:name="_Toc232606793"/>
-      <w:bookmarkEnd w:id="31"/>
+      <w:bookmarkEnd w:id="32"/>
       <w:bookmarkEnd w:id="65"/>
       <w:r>
         <w:lastRenderedPageBreak/>
@@ -6756,7 +6718,7 @@
         <w:lastRenderedPageBreak/>
         <w:t>APPENDICES</w:t>
       </w:r>
-      <w:bookmarkEnd w:id="24"/>
+      <w:bookmarkEnd w:id="25"/>
       <w:bookmarkEnd w:id="68"/>
       <w:bookmarkEnd w:id="69"/>
     </w:p>

--- a/TEAM2_KMS_report.docx
+++ b/TEAM2_KMS_report.docx
@@ -1199,35 +1199,7 @@
           <w:rStyle w:val="Emphasis"/>
           <w:szCs w:val="26"/>
         </w:rPr>
-        <w:t>This report presents the Knowledge Management System (KMS) implementation for Triple H &amp; T, a simulated hardware retail and distribution company operating with approximately 60 employees in Ho Chi Minh City. The project treats Odoo not only as an ERP transaction platform but also as a corporate memory layer that captures, structures, secures, and reuses operational knowledge.</w:t>
-      </w:r>
-      <w:r>
-        <w:rPr>
-          <w:rStyle w:val="Emphasis"/>
-          <w:szCs w:val="26"/>
-        </w:rPr>
-        <w:t xml:space="preserve"> </w:t>
-      </w:r>
-      <w:r>
-        <w:rPr>
-          <w:rStyle w:val="Emphasis"/>
-          <w:szCs w:val="26"/>
-        </w:rPr>
-        <w:t>Across the implementation roadmap, the team converted raw master data, purchase orders, sales orders, helpdesk issues, Odoo Chatter notes, and support experiences into reusable knowledge assets. The KMS architecture includes Odoo Knowledge articles, metadata tags, a custom knowledge module, XML-RPC extraction, ChromaDB vector storage, role-aware access control, and a  Retrieval-Augmented Generation (RAG) chatbot interface.</w:t>
-      </w:r>
-      <w:r>
-        <w:rPr>
-          <w:rStyle w:val="Emphasis"/>
-          <w:szCs w:val="26"/>
-        </w:rPr>
-        <w:t xml:space="preserve"> </w:t>
-      </w:r>
-      <w:r>
-        <w:rPr>
-          <w:rStyle w:val="Emphasis"/>
-          <w:szCs w:val="26"/>
-        </w:rPr>
-        <w:t>The final system demonstrates how tacit troubleshooting knowledge can be codified into explicit SOPs, how document-level metadata can prevent unauthorized retrieval, and how a chatbot can provide fast answers while respecting governance guardrails. The main business value is improved findability, reduced repeated work, better support consistency, and a stronger foundation for organizational learning.</w:t>
+        <w:t>This report presents the Knowledge Management System (KMS) implementation for Triple H &amp; T, a simulated hardware retail and distribution company operating with approximately 60 employees in Ho Chi Minh City. The project treats Odoo not only as an ERP transaction platform but also as a corporate memory layer that captures, structures, secures, and reuses operational knowledge. Across the implementation roadmap, the team converted master data, purchase orders, sales orders, customer-service issues, Odoo Chatter notes, and support experiences into reusable knowledge assets. The final architecture combines Odoo Knowledge articles, metadata tags, XML-RPC extraction, ChromaDB vector storage, role-aware access control, a Streamlit RAG chatbot, and a Docker Compose deployment package. The system demonstrates how tacit troubleshooting knowledge can be codified into explicit SOPs, how document-level metadata can prevent unauthorized retrieval, and how the chatbot can answer recurring business questions while respecting governance guardrails. The main business value is improved findability, reduced repeated work, better support consistency, safer internal knowledge access, and a stronger foundation for organizational learning.</w:t>
       </w:r>
     </w:p>
     <w:p/>
@@ -3365,6 +3337,11 @@
           </w:hyperlink>
         </w:p>
         <w:p>
+          <w:pPr>
+            <w:rPr>
+              <w:bCs/>
+            </w:rPr>
+          </w:pPr>
           <w:r>
             <w:rPr>
               <w:b/>
@@ -3376,33 +3353,37 @@
         </w:p>
       </w:sdtContent>
     </w:sdt>
-    <w:p/>
-    <w:p/>
+    <w:bookmarkStart w:id="3" w:name="_Toc232606764" w:displacedByCustomXml="prev"/>
+    <w:bookmarkStart w:id="4" w:name="_Toc232083018" w:displacedByCustomXml="prev"/>
+    <w:bookmarkStart w:id="5" w:name="_Toc516582884" w:displacedByCustomXml="prev"/>
+    <w:bookmarkStart w:id="6" w:name="_Toc251616691" w:displacedByCustomXml="prev"/>
+    <w:p>
+      <w:pPr>
+        <w:spacing w:line="240" w:lineRule="auto"/>
+        <w:jc w:val="left"/>
+      </w:pPr>
+      <w:r>
+        <w:br w:type="page"/>
+      </w:r>
+    </w:p>
     <w:p>
       <w:pPr>
         <w:pStyle w:val="Heading1"/>
       </w:pPr>
-      <w:r>
-        <w:br w:type="page"/>
-      </w:r>
-      <w:bookmarkStart w:id="3" w:name="_Toc516582884"/>
-      <w:bookmarkStart w:id="4" w:name="_Toc232083018"/>
-      <w:bookmarkStart w:id="5" w:name="_Toc232606764"/>
-      <w:bookmarkStart w:id="6" w:name="_Toc251616691"/>
       <w:r>
         <w:lastRenderedPageBreak/>
         <w:t>ACKNOWLEDGEMENTS</w:t>
       </w:r>
+      <w:bookmarkEnd w:id="5"/>
+      <w:bookmarkEnd w:id="4"/>
       <w:bookmarkEnd w:id="3"/>
-      <w:bookmarkEnd w:id="4"/>
-      <w:bookmarkEnd w:id="5"/>
     </w:p>
     <w:p>
       <w:pPr>
         <w:ind w:firstLine="720"/>
       </w:pPr>
       <w:r>
-        <w:t>The project team would like to express sincere gratitude to MSc. Nguyen Thi Thanh Thanh for her guidance throughout the Knowledge Management System course. Her weekly instructions helped the team understand how operational data, organizational memory, knowledge codification, metadata, and AI-enabled retrieval can be combined into a practical enterprise system.</w:t>
+        <w:t>The project team would like to express sincere gratitude to MSc. Nguyen Thi Thanh Thanh for her guidance throughout the Knowledge Management System course. Her staged instructions helped the team understand how operational data, organizational memory, knowledge codification, metadata, secure retrieval, and AI-enabled reuse can be combined into a practical enterprise system.</w:t>
       </w:r>
     </w:p>
     <w:p>
@@ -3410,21 +3391,13 @@
         <w:ind w:firstLine="720"/>
       </w:pPr>
       <w:r>
-        <w:t xml:space="preserve">We also thank Hoa Sen University and the Faculty of Technology for </w:t>
-      </w:r>
-      <w:r>
-        <w:rPr>
-          <w:rStyle w:val="Emphasis"/>
-          <w:i w:val="0"/>
-          <w:iCs w:val="0"/>
-        </w:rPr>
-        <w:t>providing</w:t>
-      </w:r>
-      <w:r>
-        <w:t xml:space="preserve"> the learning environment, project structure, and technical direction required to build a realistic KMS implementation. Finally, the team acknowledges the contribution of all members of Team 2 - Triple H and T, who collaborated through weekly planning, shared documentation, GitHub coordination, and iterative testing.</w:t>
-      </w:r>
-    </w:p>
-    <w:p>
+        <w:t>We also thank Hoa Sen University and the Faculty of Technology for providing the learning environment, project structure, and technical direction required to build a realistic KMS implementation. Finally, the team acknowledges the contribution of all members of Team 2 - Triple H and T, who collaborated through planned task reviews, shared documentation, GitHub coordination, and iterative testing.</w:t>
+      </w:r>
+    </w:p>
+    <w:p>
+      <w:pPr>
+        <w:pStyle w:val="Heading1"/>
+      </w:pPr>
       <w:r>
         <w:br w:type="page"/>
       </w:r>
@@ -3439,59 +3412,1854 @@
       <w:bookmarkEnd w:id="8"/>
     </w:p>
     <w:p>
-      <w:r>
-        <w:t>Figure 1. Knowledge Refinery Process: Odoo Operations to Reusable SOPs</w:t>
-      </w:r>
-    </w:p>
-    <w:p>
-      <w:r>
-        <w:t>Figure 2. RAG Assistant Architecture: Query, Retrieval, Metadata Filtering, and LLM Output</w:t>
-      </w:r>
-    </w:p>
-    <w:p>
-      <w:r>
-        <w:t>Figure 3. Evidence Screenshots Package: Odoo, Vector DB, Terminal Audit, and Streamlit UI (to be inserted when final screenshots are provided)</w:t>
-      </w:r>
-    </w:p>
-    <w:p>
+      <w:pPr>
+        <w:pStyle w:val="TableofFigures"/>
+        <w:tabs>
+          <w:tab w:val="right" w:leader="dot" w:pos="8497"/>
+        </w:tabs>
+        <w:rPr>
+          <w:rFonts w:asciiTheme="minorHAnsi" w:eastAsiaTheme="minorEastAsia" w:hAnsiTheme="minorHAnsi" w:cstheme="minorBidi"/>
+          <w:noProof/>
+          <w:kern w:val="2"/>
+          <w:sz w:val="24"/>
+          <w14:ligatures w14:val="standardContextual"/>
+        </w:rPr>
+      </w:pPr>
+      <w:r>
+        <w:fldChar w:fldCharType="begin"/>
+      </w:r>
+      <w:r>
+        <w:instrText xml:space="preserve"> TOC \h \z \c "Figure" </w:instrText>
+      </w:r>
+      <w:r>
+        <w:fldChar w:fldCharType="separate"/>
+      </w:r>
+      <w:hyperlink w:anchor="_Toc233241267" w:history="1">
+        <w:r>
+          <w:rPr>
+            <w:rStyle w:val="Hyperlink"/>
+            <w:noProof/>
+          </w:rPr>
+          <w:t>Figure 1. Triple H&amp;T brand identity and logo variants for the hardware KMS project.</w:t>
+        </w:r>
+        <w:r>
+          <w:rPr>
+            <w:noProof/>
+            <w:webHidden/>
+          </w:rPr>
+          <w:tab/>
+        </w:r>
+        <w:r>
+          <w:rPr>
+            <w:noProof/>
+            <w:webHidden/>
+          </w:rPr>
+          <w:fldChar w:fldCharType="begin"/>
+        </w:r>
+        <w:r>
+          <w:rPr>
+            <w:noProof/>
+            <w:webHidden/>
+          </w:rPr>
+          <w:instrText xml:space="preserve"> PAGEREF _Toc233241267 \h </w:instrText>
+        </w:r>
+        <w:r>
+          <w:rPr>
+            <w:noProof/>
+            <w:webHidden/>
+          </w:rPr>
+        </w:r>
+        <w:r>
+          <w:rPr>
+            <w:noProof/>
+            <w:webHidden/>
+          </w:rPr>
+          <w:fldChar w:fldCharType="separate"/>
+        </w:r>
+        <w:r>
+          <w:rPr>
+            <w:noProof/>
+            <w:webHidden/>
+          </w:rPr>
+          <w:t>13</w:t>
+        </w:r>
+        <w:r>
+          <w:rPr>
+            <w:noProof/>
+            <w:webHidden/>
+          </w:rPr>
+          <w:fldChar w:fldCharType="end"/>
+        </w:r>
+      </w:hyperlink>
+    </w:p>
+    <w:p>
+      <w:pPr>
+        <w:pStyle w:val="TableofFigures"/>
+        <w:tabs>
+          <w:tab w:val="right" w:leader="dot" w:pos="8497"/>
+        </w:tabs>
+        <w:rPr>
+          <w:rFonts w:asciiTheme="minorHAnsi" w:eastAsiaTheme="minorEastAsia" w:hAnsiTheme="minorHAnsi" w:cstheme="minorBidi"/>
+          <w:noProof/>
+          <w:kern w:val="2"/>
+          <w:sz w:val="24"/>
+          <w14:ligatures w14:val="standardContextual"/>
+        </w:rPr>
+      </w:pPr>
+      <w:hyperlink w:anchor="_Toc233241268" w:history="1">
+        <w:r>
+          <w:rPr>
+            <w:rStyle w:val="Hyperlink"/>
+            <w:noProof/>
+          </w:rPr>
+          <w:t>Figure 2. Odoo department structure used to assign project roles and responsibility groups.</w:t>
+        </w:r>
+        <w:r>
+          <w:rPr>
+            <w:noProof/>
+            <w:webHidden/>
+          </w:rPr>
+          <w:tab/>
+        </w:r>
+        <w:r>
+          <w:rPr>
+            <w:noProof/>
+            <w:webHidden/>
+          </w:rPr>
+          <w:fldChar w:fldCharType="begin"/>
+        </w:r>
+        <w:r>
+          <w:rPr>
+            <w:noProof/>
+            <w:webHidden/>
+          </w:rPr>
+          <w:instrText xml:space="preserve"> PAGEREF _Toc233241268 \h </w:instrText>
+        </w:r>
+        <w:r>
+          <w:rPr>
+            <w:noProof/>
+            <w:webHidden/>
+          </w:rPr>
+        </w:r>
+        <w:r>
+          <w:rPr>
+            <w:noProof/>
+            <w:webHidden/>
+          </w:rPr>
+          <w:fldChar w:fldCharType="separate"/>
+        </w:r>
+        <w:r>
+          <w:rPr>
+            <w:noProof/>
+            <w:webHidden/>
+          </w:rPr>
+          <w:t>13</w:t>
+        </w:r>
+        <w:r>
+          <w:rPr>
+            <w:noProof/>
+            <w:webHidden/>
+          </w:rPr>
+          <w:fldChar w:fldCharType="end"/>
+        </w:r>
+      </w:hyperlink>
+    </w:p>
+    <w:p>
+      <w:pPr>
+        <w:pStyle w:val="TableofFigures"/>
+        <w:tabs>
+          <w:tab w:val="right" w:leader="dot" w:pos="8497"/>
+        </w:tabs>
+        <w:rPr>
+          <w:rFonts w:asciiTheme="minorHAnsi" w:eastAsiaTheme="minorEastAsia" w:hAnsiTheme="minorHAnsi" w:cstheme="minorBidi"/>
+          <w:noProof/>
+          <w:kern w:val="2"/>
+          <w:sz w:val="24"/>
+          <w14:ligatures w14:val="standardContextual"/>
+        </w:rPr>
+      </w:pPr>
+      <w:hyperlink w:anchor="_Toc233241269" w:history="1">
+        <w:r>
+          <w:rPr>
+            <w:rStyle w:val="Hyperlink"/>
+            <w:noProof/>
+          </w:rPr>
+          <w:t>Figure 3. Triple H&amp;T website home page presenting the company profile and hardware positioning.</w:t>
+        </w:r>
+        <w:r>
+          <w:rPr>
+            <w:noProof/>
+            <w:webHidden/>
+          </w:rPr>
+          <w:tab/>
+        </w:r>
+        <w:r>
+          <w:rPr>
+            <w:noProof/>
+            <w:webHidden/>
+          </w:rPr>
+          <w:fldChar w:fldCharType="begin"/>
+        </w:r>
+        <w:r>
+          <w:rPr>
+            <w:noProof/>
+            <w:webHidden/>
+          </w:rPr>
+          <w:instrText xml:space="preserve"> PAGEREF _Toc233241269 \h </w:instrText>
+        </w:r>
+        <w:r>
+          <w:rPr>
+            <w:noProof/>
+            <w:webHidden/>
+          </w:rPr>
+        </w:r>
+        <w:r>
+          <w:rPr>
+            <w:noProof/>
+            <w:webHidden/>
+          </w:rPr>
+          <w:fldChar w:fldCharType="separate"/>
+        </w:r>
+        <w:r>
+          <w:rPr>
+            <w:noProof/>
+            <w:webHidden/>
+          </w:rPr>
+          <w:t>14</w:t>
+        </w:r>
+        <w:r>
+          <w:rPr>
+            <w:noProof/>
+            <w:webHidden/>
+          </w:rPr>
+          <w:fldChar w:fldCharType="end"/>
+        </w:r>
+      </w:hyperlink>
+    </w:p>
+    <w:p>
+      <w:pPr>
+        <w:pStyle w:val="TableofFigures"/>
+        <w:tabs>
+          <w:tab w:val="right" w:leader="dot" w:pos="8497"/>
+        </w:tabs>
+        <w:rPr>
+          <w:rFonts w:asciiTheme="minorHAnsi" w:eastAsiaTheme="minorEastAsia" w:hAnsiTheme="minorHAnsi" w:cstheme="minorBidi"/>
+          <w:noProof/>
+          <w:kern w:val="2"/>
+          <w:sz w:val="24"/>
+          <w14:ligatures w14:val="standardContextual"/>
+        </w:rPr>
+      </w:pPr>
+      <w:hyperlink w:anchor="_Toc233241270" w:history="1">
+        <w:r>
+          <w:rPr>
+            <w:rStyle w:val="Hyperlink"/>
+            <w:noProof/>
+          </w:rPr>
+          <w:t>Figure 4. Triple H&amp;T shop page showing the hardware product catalog and product categories.</w:t>
+        </w:r>
+        <w:r>
+          <w:rPr>
+            <w:noProof/>
+            <w:webHidden/>
+          </w:rPr>
+          <w:tab/>
+        </w:r>
+        <w:r>
+          <w:rPr>
+            <w:noProof/>
+            <w:webHidden/>
+          </w:rPr>
+          <w:fldChar w:fldCharType="begin"/>
+        </w:r>
+        <w:r>
+          <w:rPr>
+            <w:noProof/>
+            <w:webHidden/>
+          </w:rPr>
+          <w:instrText xml:space="preserve"> PAGEREF _Toc233241270 \h </w:instrText>
+        </w:r>
+        <w:r>
+          <w:rPr>
+            <w:noProof/>
+            <w:webHidden/>
+          </w:rPr>
+        </w:r>
+        <w:r>
+          <w:rPr>
+            <w:noProof/>
+            <w:webHidden/>
+          </w:rPr>
+          <w:fldChar w:fldCharType="separate"/>
+        </w:r>
+        <w:r>
+          <w:rPr>
+            <w:noProof/>
+            <w:webHidden/>
+          </w:rPr>
+          <w:t>15</w:t>
+        </w:r>
+        <w:r>
+          <w:rPr>
+            <w:noProof/>
+            <w:webHidden/>
+          </w:rPr>
+          <w:fldChar w:fldCharType="end"/>
+        </w:r>
+      </w:hyperlink>
+    </w:p>
+    <w:p>
+      <w:pPr>
+        <w:pStyle w:val="TableofFigures"/>
+        <w:tabs>
+          <w:tab w:val="right" w:leader="dot" w:pos="8497"/>
+        </w:tabs>
+        <w:rPr>
+          <w:rFonts w:asciiTheme="minorHAnsi" w:eastAsiaTheme="minorEastAsia" w:hAnsiTheme="minorHAnsi" w:cstheme="minorBidi"/>
+          <w:noProof/>
+          <w:kern w:val="2"/>
+          <w:sz w:val="24"/>
+          <w14:ligatures w14:val="standardContextual"/>
+        </w:rPr>
+      </w:pPr>
+      <w:hyperlink w:anchor="_Toc233241271" w:history="1">
+        <w:r>
+          <w:rPr>
+            <w:rStyle w:val="Hyperlink"/>
+            <w:noProof/>
+          </w:rPr>
+          <w:t>Figure 5. Triple H&amp;T contact page showing the support form and customer assistance channel.</w:t>
+        </w:r>
+        <w:r>
+          <w:rPr>
+            <w:noProof/>
+            <w:webHidden/>
+          </w:rPr>
+          <w:tab/>
+        </w:r>
+        <w:r>
+          <w:rPr>
+            <w:noProof/>
+            <w:webHidden/>
+          </w:rPr>
+          <w:fldChar w:fldCharType="begin"/>
+        </w:r>
+        <w:r>
+          <w:rPr>
+            <w:noProof/>
+            <w:webHidden/>
+          </w:rPr>
+          <w:instrText xml:space="preserve"> PAGEREF _Toc233241271 \h </w:instrText>
+        </w:r>
+        <w:r>
+          <w:rPr>
+            <w:noProof/>
+            <w:webHidden/>
+          </w:rPr>
+        </w:r>
+        <w:r>
+          <w:rPr>
+            <w:noProof/>
+            <w:webHidden/>
+          </w:rPr>
+          <w:fldChar w:fldCharType="separate"/>
+        </w:r>
+        <w:r>
+          <w:rPr>
+            <w:noProof/>
+            <w:webHidden/>
+          </w:rPr>
+          <w:t>16</w:t>
+        </w:r>
+        <w:r>
+          <w:rPr>
+            <w:noProof/>
+            <w:webHidden/>
+          </w:rPr>
+          <w:fldChar w:fldCharType="end"/>
+        </w:r>
+      </w:hyperlink>
+    </w:p>
+    <w:p>
+      <w:pPr>
+        <w:pStyle w:val="TableofFigures"/>
+        <w:tabs>
+          <w:tab w:val="right" w:leader="dot" w:pos="8497"/>
+        </w:tabs>
+        <w:rPr>
+          <w:rFonts w:asciiTheme="minorHAnsi" w:eastAsiaTheme="minorEastAsia" w:hAnsiTheme="minorHAnsi" w:cstheme="minorBidi"/>
+          <w:noProof/>
+          <w:kern w:val="2"/>
+          <w:sz w:val="24"/>
+          <w14:ligatures w14:val="standardContextual"/>
+        </w:rPr>
+      </w:pPr>
+      <w:hyperlink w:anchor="_Toc233241272" w:history="1">
+        <w:r>
+          <w:rPr>
+            <w:rStyle w:val="Hyperlink"/>
+            <w:noProof/>
+          </w:rPr>
+          <w:t>Figure 6. Local Odoo Apps screen showing the core business and knowledge modules.</w:t>
+        </w:r>
+        <w:r>
+          <w:rPr>
+            <w:noProof/>
+            <w:webHidden/>
+          </w:rPr>
+          <w:tab/>
+        </w:r>
+        <w:r>
+          <w:rPr>
+            <w:noProof/>
+            <w:webHidden/>
+          </w:rPr>
+          <w:fldChar w:fldCharType="begin"/>
+        </w:r>
+        <w:r>
+          <w:rPr>
+            <w:noProof/>
+            <w:webHidden/>
+          </w:rPr>
+          <w:instrText xml:space="preserve"> PAGEREF _Toc233241272 \h </w:instrText>
+        </w:r>
+        <w:r>
+          <w:rPr>
+            <w:noProof/>
+            <w:webHidden/>
+          </w:rPr>
+        </w:r>
+        <w:r>
+          <w:rPr>
+            <w:noProof/>
+            <w:webHidden/>
+          </w:rPr>
+          <w:fldChar w:fldCharType="separate"/>
+        </w:r>
+        <w:r>
+          <w:rPr>
+            <w:noProof/>
+            <w:webHidden/>
+          </w:rPr>
+          <w:t>17</w:t>
+        </w:r>
+        <w:r>
+          <w:rPr>
+            <w:noProof/>
+            <w:webHidden/>
+          </w:rPr>
+          <w:fldChar w:fldCharType="end"/>
+        </w:r>
+      </w:hyperlink>
+    </w:p>
+    <w:p>
+      <w:pPr>
+        <w:pStyle w:val="TableofFigures"/>
+        <w:tabs>
+          <w:tab w:val="right" w:leader="dot" w:pos="8497"/>
+        </w:tabs>
+        <w:rPr>
+          <w:rFonts w:asciiTheme="minorHAnsi" w:eastAsiaTheme="minorEastAsia" w:hAnsiTheme="minorHAnsi" w:cstheme="minorBidi"/>
+          <w:noProof/>
+          <w:kern w:val="2"/>
+          <w:sz w:val="24"/>
+          <w14:ligatures w14:val="standardContextual"/>
+        </w:rPr>
+      </w:pPr>
+      <w:hyperlink w:anchor="_Toc233241273" w:history="1">
+        <w:r>
+          <w:rPr>
+            <w:rStyle w:val="Hyperlink"/>
+            <w:noProof/>
+          </w:rPr>
+          <w:t>Figure 7. Odoo Sales product catalog showing hardware items, internal references, and sales prices.</w:t>
+        </w:r>
+        <w:r>
+          <w:rPr>
+            <w:noProof/>
+            <w:webHidden/>
+          </w:rPr>
+          <w:tab/>
+        </w:r>
+        <w:r>
+          <w:rPr>
+            <w:noProof/>
+            <w:webHidden/>
+          </w:rPr>
+          <w:fldChar w:fldCharType="begin"/>
+        </w:r>
+        <w:r>
+          <w:rPr>
+            <w:noProof/>
+            <w:webHidden/>
+          </w:rPr>
+          <w:instrText xml:space="preserve"> PAGEREF _Toc233241273 \h </w:instrText>
+        </w:r>
+        <w:r>
+          <w:rPr>
+            <w:noProof/>
+            <w:webHidden/>
+          </w:rPr>
+        </w:r>
+        <w:r>
+          <w:rPr>
+            <w:noProof/>
+            <w:webHidden/>
+          </w:rPr>
+          <w:fldChar w:fldCharType="separate"/>
+        </w:r>
+        <w:r>
+          <w:rPr>
+            <w:noProof/>
+            <w:webHidden/>
+          </w:rPr>
+          <w:t>17</w:t>
+        </w:r>
+        <w:r>
+          <w:rPr>
+            <w:noProof/>
+            <w:webHidden/>
+          </w:rPr>
+          <w:fldChar w:fldCharType="end"/>
+        </w:r>
+      </w:hyperlink>
+    </w:p>
+    <w:p>
+      <w:pPr>
+        <w:pStyle w:val="TableofFigures"/>
+        <w:tabs>
+          <w:tab w:val="right" w:leader="dot" w:pos="8497"/>
+        </w:tabs>
+        <w:rPr>
+          <w:rFonts w:asciiTheme="minorHAnsi" w:eastAsiaTheme="minorEastAsia" w:hAnsiTheme="minorHAnsi" w:cstheme="minorBidi"/>
+          <w:noProof/>
+          <w:kern w:val="2"/>
+          <w:sz w:val="24"/>
+          <w14:ligatures w14:val="standardContextual"/>
+        </w:rPr>
+      </w:pPr>
+      <w:hyperlink w:anchor="_Toc233241274" w:history="1">
+        <w:r>
+          <w:rPr>
+            <w:rStyle w:val="Hyperlink"/>
+            <w:noProof/>
+          </w:rPr>
+          <w:t>Figure 8. Odoo Knowledge workspace structure organized by general, IT, HR, purchase, sales, and ticket knowledge.</w:t>
+        </w:r>
+        <w:r>
+          <w:rPr>
+            <w:noProof/>
+            <w:webHidden/>
+          </w:rPr>
+          <w:tab/>
+        </w:r>
+        <w:r>
+          <w:rPr>
+            <w:noProof/>
+            <w:webHidden/>
+          </w:rPr>
+          <w:fldChar w:fldCharType="begin"/>
+        </w:r>
+        <w:r>
+          <w:rPr>
+            <w:noProof/>
+            <w:webHidden/>
+          </w:rPr>
+          <w:instrText xml:space="preserve"> PAGEREF _Toc233241274 \h </w:instrText>
+        </w:r>
+        <w:r>
+          <w:rPr>
+            <w:noProof/>
+            <w:webHidden/>
+          </w:rPr>
+        </w:r>
+        <w:r>
+          <w:rPr>
+            <w:noProof/>
+            <w:webHidden/>
+          </w:rPr>
+          <w:fldChar w:fldCharType="separate"/>
+        </w:r>
+        <w:r>
+          <w:rPr>
+            <w:noProof/>
+            <w:webHidden/>
+          </w:rPr>
+          <w:t>20</w:t>
+        </w:r>
+        <w:r>
+          <w:rPr>
+            <w:noProof/>
+            <w:webHidden/>
+          </w:rPr>
+          <w:fldChar w:fldCharType="end"/>
+        </w:r>
+      </w:hyperlink>
+    </w:p>
+    <w:p>
+      <w:pPr>
+        <w:pStyle w:val="TableofFigures"/>
+        <w:tabs>
+          <w:tab w:val="right" w:leader="dot" w:pos="8497"/>
+        </w:tabs>
+        <w:rPr>
+          <w:rFonts w:asciiTheme="minorHAnsi" w:eastAsiaTheme="minorEastAsia" w:hAnsiTheme="minorHAnsi" w:cstheme="minorBidi"/>
+          <w:noProof/>
+          <w:kern w:val="2"/>
+          <w:sz w:val="24"/>
+          <w14:ligatures w14:val="standardContextual"/>
+        </w:rPr>
+      </w:pPr>
+      <w:hyperlink w:anchor="_Toc233241275" w:history="1">
+        <w:r>
+          <w:rPr>
+            <w:rStyle w:val="Hyperlink"/>
+            <w:noProof/>
+          </w:rPr>
+          <w:t>Figure 9. Odoo Chatter log showing fix/trick notes and metadata tags captured from operations.</w:t>
+        </w:r>
+        <w:r>
+          <w:rPr>
+            <w:noProof/>
+            <w:webHidden/>
+          </w:rPr>
+          <w:tab/>
+        </w:r>
+        <w:r>
+          <w:rPr>
+            <w:noProof/>
+            <w:webHidden/>
+          </w:rPr>
+          <w:fldChar w:fldCharType="begin"/>
+        </w:r>
+        <w:r>
+          <w:rPr>
+            <w:noProof/>
+            <w:webHidden/>
+          </w:rPr>
+          <w:instrText xml:space="preserve"> PAGEREF _Toc233241275 \h </w:instrText>
+        </w:r>
+        <w:r>
+          <w:rPr>
+            <w:noProof/>
+            <w:webHidden/>
+          </w:rPr>
+        </w:r>
+        <w:r>
+          <w:rPr>
+            <w:noProof/>
+            <w:webHidden/>
+          </w:rPr>
+          <w:fldChar w:fldCharType="separate"/>
+        </w:r>
+        <w:r>
+          <w:rPr>
+            <w:noProof/>
+            <w:webHidden/>
+          </w:rPr>
+          <w:t>22</w:t>
+        </w:r>
+        <w:r>
+          <w:rPr>
+            <w:noProof/>
+            <w:webHidden/>
+          </w:rPr>
+          <w:fldChar w:fldCharType="end"/>
+        </w:r>
+      </w:hyperlink>
+    </w:p>
+    <w:p>
+      <w:pPr>
+        <w:pStyle w:val="TableofFigures"/>
+        <w:tabs>
+          <w:tab w:val="right" w:leader="dot" w:pos="8497"/>
+        </w:tabs>
+        <w:rPr>
+          <w:rFonts w:asciiTheme="minorHAnsi" w:eastAsiaTheme="minorEastAsia" w:hAnsiTheme="minorHAnsi" w:cstheme="minorBidi"/>
+          <w:noProof/>
+          <w:kern w:val="2"/>
+          <w:sz w:val="24"/>
+          <w14:ligatures w14:val="standardContextual"/>
+        </w:rPr>
+      </w:pPr>
+      <w:hyperlink w:anchor="_Toc233241276" w:history="1">
+        <w:r>
+          <w:rPr>
+            <w:rStyle w:val="Hyperlink"/>
+            <w:noProof/>
+          </w:rPr>
+          <w:t>Figure 10. Odoo Helpdesk Kanban board showing support and warranty tickets used for knowledge capture.</w:t>
+        </w:r>
+        <w:r>
+          <w:rPr>
+            <w:noProof/>
+            <w:webHidden/>
+          </w:rPr>
+          <w:tab/>
+        </w:r>
+        <w:r>
+          <w:rPr>
+            <w:noProof/>
+            <w:webHidden/>
+          </w:rPr>
+          <w:fldChar w:fldCharType="begin"/>
+        </w:r>
+        <w:r>
+          <w:rPr>
+            <w:noProof/>
+            <w:webHidden/>
+          </w:rPr>
+          <w:instrText xml:space="preserve"> PAGEREF _Toc233241276 \h </w:instrText>
+        </w:r>
+        <w:r>
+          <w:rPr>
+            <w:noProof/>
+            <w:webHidden/>
+          </w:rPr>
+        </w:r>
+        <w:r>
+          <w:rPr>
+            <w:noProof/>
+            <w:webHidden/>
+          </w:rPr>
+          <w:fldChar w:fldCharType="separate"/>
+        </w:r>
+        <w:r>
+          <w:rPr>
+            <w:noProof/>
+            <w:webHidden/>
+          </w:rPr>
+          <w:t>23</w:t>
+        </w:r>
+        <w:r>
+          <w:rPr>
+            <w:noProof/>
+            <w:webHidden/>
+          </w:rPr>
+          <w:fldChar w:fldCharType="end"/>
+        </w:r>
+      </w:hyperlink>
+    </w:p>
+    <w:p>
+      <w:pPr>
+        <w:pStyle w:val="TableofFigures"/>
+        <w:tabs>
+          <w:tab w:val="right" w:leader="dot" w:pos="8497"/>
+        </w:tabs>
+        <w:rPr>
+          <w:rFonts w:asciiTheme="minorHAnsi" w:eastAsiaTheme="minorEastAsia" w:hAnsiTheme="minorHAnsi" w:cstheme="minorBidi"/>
+          <w:noProof/>
+          <w:kern w:val="2"/>
+          <w:sz w:val="24"/>
+          <w14:ligatures w14:val="standardContextual"/>
+        </w:rPr>
+      </w:pPr>
+      <w:hyperlink w:anchor="_Toc233241277" w:history="1">
+        <w:r>
+          <w:rPr>
+            <w:rStyle w:val="Hyperlink"/>
+            <w:noProof/>
+          </w:rPr>
+          <w:t>Figure 11. Helpdesk ticket detail showing customer quotation troubleshooting and embedded Chatter notes.</w:t>
+        </w:r>
+        <w:r>
+          <w:rPr>
+            <w:noProof/>
+            <w:webHidden/>
+          </w:rPr>
+          <w:tab/>
+        </w:r>
+        <w:r>
+          <w:rPr>
+            <w:noProof/>
+            <w:webHidden/>
+          </w:rPr>
+          <w:fldChar w:fldCharType="begin"/>
+        </w:r>
+        <w:r>
+          <w:rPr>
+            <w:noProof/>
+            <w:webHidden/>
+          </w:rPr>
+          <w:instrText xml:space="preserve"> PAGEREF _Toc233241277 \h </w:instrText>
+        </w:r>
+        <w:r>
+          <w:rPr>
+            <w:noProof/>
+            <w:webHidden/>
+          </w:rPr>
+        </w:r>
+        <w:r>
+          <w:rPr>
+            <w:noProof/>
+            <w:webHidden/>
+          </w:rPr>
+          <w:fldChar w:fldCharType="separate"/>
+        </w:r>
+        <w:r>
+          <w:rPr>
+            <w:noProof/>
+            <w:webHidden/>
+          </w:rPr>
+          <w:t>23</w:t>
+        </w:r>
+        <w:r>
+          <w:rPr>
+            <w:noProof/>
+            <w:webHidden/>
+          </w:rPr>
+          <w:fldChar w:fldCharType="end"/>
+        </w:r>
+      </w:hyperlink>
+    </w:p>
+    <w:p>
+      <w:pPr>
+        <w:pStyle w:val="TableofFigures"/>
+        <w:tabs>
+          <w:tab w:val="right" w:leader="dot" w:pos="8497"/>
+        </w:tabs>
+        <w:rPr>
+          <w:rFonts w:asciiTheme="minorHAnsi" w:eastAsiaTheme="minorEastAsia" w:hAnsiTheme="minorHAnsi" w:cstheme="minorBidi"/>
+          <w:noProof/>
+          <w:kern w:val="2"/>
+          <w:sz w:val="24"/>
+          <w14:ligatures w14:val="standardContextual"/>
+        </w:rPr>
+      </w:pPr>
+      <w:hyperlink w:anchor="_Toc233241278" w:history="1">
+        <w:r>
+          <w:rPr>
+            <w:rStyle w:val="Hyperlink"/>
+            <w:noProof/>
+          </w:rPr>
+          <w:t>Figure 12. Example Odoo Knowledge SOP article for replenishment and backorder handling.</w:t>
+        </w:r>
+        <w:r>
+          <w:rPr>
+            <w:noProof/>
+            <w:webHidden/>
+          </w:rPr>
+          <w:tab/>
+        </w:r>
+        <w:r>
+          <w:rPr>
+            <w:noProof/>
+            <w:webHidden/>
+          </w:rPr>
+          <w:fldChar w:fldCharType="begin"/>
+        </w:r>
+        <w:r>
+          <w:rPr>
+            <w:noProof/>
+            <w:webHidden/>
+          </w:rPr>
+          <w:instrText xml:space="preserve"> PAGEREF _Toc233241278 \h </w:instrText>
+        </w:r>
+        <w:r>
+          <w:rPr>
+            <w:noProof/>
+            <w:webHidden/>
+          </w:rPr>
+        </w:r>
+        <w:r>
+          <w:rPr>
+            <w:noProof/>
+            <w:webHidden/>
+          </w:rPr>
+          <w:fldChar w:fldCharType="separate"/>
+        </w:r>
+        <w:r>
+          <w:rPr>
+            <w:noProof/>
+            <w:webHidden/>
+          </w:rPr>
+          <w:t>24</w:t>
+        </w:r>
+        <w:r>
+          <w:rPr>
+            <w:noProof/>
+            <w:webHidden/>
+          </w:rPr>
+          <w:fldChar w:fldCharType="end"/>
+        </w:r>
+      </w:hyperlink>
+    </w:p>
+    <w:p>
+      <w:pPr>
+        <w:pStyle w:val="TableofFigures"/>
+        <w:tabs>
+          <w:tab w:val="right" w:leader="dot" w:pos="8497"/>
+        </w:tabs>
+        <w:rPr>
+          <w:rFonts w:asciiTheme="minorHAnsi" w:eastAsiaTheme="minorEastAsia" w:hAnsiTheme="minorHAnsi" w:cstheme="minorBidi"/>
+          <w:noProof/>
+          <w:kern w:val="2"/>
+          <w:sz w:val="24"/>
+          <w14:ligatures w14:val="standardContextual"/>
+        </w:rPr>
+      </w:pPr>
+      <w:hyperlink w:anchor="_Toc233241279" w:history="1">
+        <w:r>
+          <w:rPr>
+            <w:rStyle w:val="Hyperlink"/>
+            <w:noProof/>
+          </w:rPr>
+          <w:t>Figure 13. Vector ingestion terminal output showing XML-RPC extraction, metadata resolution, and chunk creation.</w:t>
+        </w:r>
+        <w:r>
+          <w:rPr>
+            <w:noProof/>
+            <w:webHidden/>
+          </w:rPr>
+          <w:tab/>
+        </w:r>
+        <w:r>
+          <w:rPr>
+            <w:noProof/>
+            <w:webHidden/>
+          </w:rPr>
+          <w:fldChar w:fldCharType="begin"/>
+        </w:r>
+        <w:r>
+          <w:rPr>
+            <w:noProof/>
+            <w:webHidden/>
+          </w:rPr>
+          <w:instrText xml:space="preserve"> PAGEREF _Toc233241279 \h </w:instrText>
+        </w:r>
+        <w:r>
+          <w:rPr>
+            <w:noProof/>
+            <w:webHidden/>
+          </w:rPr>
+        </w:r>
+        <w:r>
+          <w:rPr>
+            <w:noProof/>
+            <w:webHidden/>
+          </w:rPr>
+          <w:fldChar w:fldCharType="separate"/>
+        </w:r>
+        <w:r>
+          <w:rPr>
+            <w:noProof/>
+            <w:webHidden/>
+          </w:rPr>
+          <w:t>26</w:t>
+        </w:r>
+        <w:r>
+          <w:rPr>
+            <w:noProof/>
+            <w:webHidden/>
+          </w:rPr>
+          <w:fldChar w:fldCharType="end"/>
+        </w:r>
+      </w:hyperlink>
+    </w:p>
+    <w:p>
+      <w:pPr>
+        <w:pStyle w:val="TableofFigures"/>
+        <w:tabs>
+          <w:tab w:val="right" w:leader="dot" w:pos="8497"/>
+        </w:tabs>
+        <w:rPr>
+          <w:rFonts w:asciiTheme="minorHAnsi" w:eastAsiaTheme="minorEastAsia" w:hAnsiTheme="minorHAnsi" w:cstheme="minorBidi"/>
+          <w:noProof/>
+          <w:kern w:val="2"/>
+          <w:sz w:val="24"/>
+          <w14:ligatures w14:val="standardContextual"/>
+        </w:rPr>
+      </w:pPr>
+      <w:hyperlink w:anchor="_Toc233241280" w:history="1">
+        <w:r>
+          <w:rPr>
+            <w:rStyle w:val="Hyperlink"/>
+            <w:noProof/>
+          </w:rPr>
+          <w:t>Figure 14. ChromaDB local persistence evidence showing the vector database folder and sqlite file.</w:t>
+        </w:r>
+        <w:r>
+          <w:rPr>
+            <w:noProof/>
+            <w:webHidden/>
+          </w:rPr>
+          <w:tab/>
+        </w:r>
+        <w:r>
+          <w:rPr>
+            <w:noProof/>
+            <w:webHidden/>
+          </w:rPr>
+          <w:fldChar w:fldCharType="begin"/>
+        </w:r>
+        <w:r>
+          <w:rPr>
+            <w:noProof/>
+            <w:webHidden/>
+          </w:rPr>
+          <w:instrText xml:space="preserve"> PAGEREF _Toc233241280 \h </w:instrText>
+        </w:r>
+        <w:r>
+          <w:rPr>
+            <w:noProof/>
+            <w:webHidden/>
+          </w:rPr>
+        </w:r>
+        <w:r>
+          <w:rPr>
+            <w:noProof/>
+            <w:webHidden/>
+          </w:rPr>
+          <w:fldChar w:fldCharType="separate"/>
+        </w:r>
+        <w:r>
+          <w:rPr>
+            <w:noProof/>
+            <w:webHidden/>
+          </w:rPr>
+          <w:t>26</w:t>
+        </w:r>
+        <w:r>
+          <w:rPr>
+            <w:noProof/>
+            <w:webHidden/>
+          </w:rPr>
+          <w:fldChar w:fldCharType="end"/>
+        </w:r>
+      </w:hyperlink>
+    </w:p>
+    <w:p>
+      <w:pPr>
+        <w:pStyle w:val="TableofFigures"/>
+        <w:tabs>
+          <w:tab w:val="right" w:leader="dot" w:pos="8497"/>
+        </w:tabs>
+        <w:rPr>
+          <w:rFonts w:asciiTheme="minorHAnsi" w:eastAsiaTheme="minorEastAsia" w:hAnsiTheme="minorHAnsi" w:cstheme="minorBidi"/>
+          <w:noProof/>
+          <w:kern w:val="2"/>
+          <w:sz w:val="24"/>
+          <w14:ligatures w14:val="standardContextual"/>
+        </w:rPr>
+      </w:pPr>
+      <w:hyperlink w:anchor="_Toc233241281" w:history="1">
+        <w:r>
+          <w:rPr>
+            <w:rStyle w:val="Hyperlink"/>
+            <w:noProof/>
+          </w:rPr>
+          <w:t>Figure 15. pgAdmin connection to the PostgreSQL database used by the local Odoo environment.</w:t>
+        </w:r>
+        <w:r>
+          <w:rPr>
+            <w:noProof/>
+            <w:webHidden/>
+          </w:rPr>
+          <w:tab/>
+        </w:r>
+        <w:r>
+          <w:rPr>
+            <w:noProof/>
+            <w:webHidden/>
+          </w:rPr>
+          <w:fldChar w:fldCharType="begin"/>
+        </w:r>
+        <w:r>
+          <w:rPr>
+            <w:noProof/>
+            <w:webHidden/>
+          </w:rPr>
+          <w:instrText xml:space="preserve"> PAGEREF _Toc233241281 \h </w:instrText>
+        </w:r>
+        <w:r>
+          <w:rPr>
+            <w:noProof/>
+            <w:webHidden/>
+          </w:rPr>
+        </w:r>
+        <w:r>
+          <w:rPr>
+            <w:noProof/>
+            <w:webHidden/>
+          </w:rPr>
+          <w:fldChar w:fldCharType="separate"/>
+        </w:r>
+        <w:r>
+          <w:rPr>
+            <w:noProof/>
+            <w:webHidden/>
+          </w:rPr>
+          <w:t>28</w:t>
+        </w:r>
+        <w:r>
+          <w:rPr>
+            <w:noProof/>
+            <w:webHidden/>
+          </w:rPr>
+          <w:fldChar w:fldCharType="end"/>
+        </w:r>
+      </w:hyperlink>
+    </w:p>
+    <w:p>
+      <w:pPr>
+        <w:pStyle w:val="TableofFigures"/>
+        <w:tabs>
+          <w:tab w:val="right" w:leader="dot" w:pos="8497"/>
+        </w:tabs>
+        <w:rPr>
+          <w:rFonts w:asciiTheme="minorHAnsi" w:eastAsiaTheme="minorEastAsia" w:hAnsiTheme="minorHAnsi" w:cstheme="minorBidi"/>
+          <w:noProof/>
+          <w:kern w:val="2"/>
+          <w:sz w:val="24"/>
+          <w14:ligatures w14:val="standardContextual"/>
+        </w:rPr>
+      </w:pPr>
+      <w:hyperlink w:anchor="_Toc233241282" w:history="1">
+        <w:r>
+          <w:rPr>
+            <w:rStyle w:val="Hyperlink"/>
+            <w:noProof/>
+          </w:rPr>
+          <w:t>Figure 16. Website-integrated KMS RAG chatbot widget on the Triple H&amp;T homepage.</w:t>
+        </w:r>
+        <w:r>
+          <w:rPr>
+            <w:noProof/>
+            <w:webHidden/>
+          </w:rPr>
+          <w:tab/>
+        </w:r>
+        <w:r>
+          <w:rPr>
+            <w:noProof/>
+            <w:webHidden/>
+          </w:rPr>
+          <w:fldChar w:fldCharType="begin"/>
+        </w:r>
+        <w:r>
+          <w:rPr>
+            <w:noProof/>
+            <w:webHidden/>
+          </w:rPr>
+          <w:instrText xml:space="preserve"> PAGEREF _Toc233241282 \h </w:instrText>
+        </w:r>
+        <w:r>
+          <w:rPr>
+            <w:noProof/>
+            <w:webHidden/>
+          </w:rPr>
+        </w:r>
+        <w:r>
+          <w:rPr>
+            <w:noProof/>
+            <w:webHidden/>
+          </w:rPr>
+          <w:fldChar w:fldCharType="separate"/>
+        </w:r>
+        <w:r>
+          <w:rPr>
+            <w:noProof/>
+            <w:webHidden/>
+          </w:rPr>
+          <w:t>30</w:t>
+        </w:r>
+        <w:r>
+          <w:rPr>
+            <w:noProof/>
+            <w:webHidden/>
+          </w:rPr>
+          <w:fldChar w:fldCharType="end"/>
+        </w:r>
+      </w:hyperlink>
+    </w:p>
+    <w:p>
+      <w:pPr>
+        <w:pStyle w:val="TableofFigures"/>
+        <w:tabs>
+          <w:tab w:val="right" w:leader="dot" w:pos="8497"/>
+        </w:tabs>
+        <w:rPr>
+          <w:rFonts w:asciiTheme="minorHAnsi" w:eastAsiaTheme="minorEastAsia" w:hAnsiTheme="minorHAnsi" w:cstheme="minorBidi"/>
+          <w:noProof/>
+          <w:kern w:val="2"/>
+          <w:sz w:val="24"/>
+          <w14:ligatures w14:val="standardContextual"/>
+        </w:rPr>
+      </w:pPr>
+      <w:hyperlink w:anchor="_Toc233241283" w:history="1">
+        <w:r>
+          <w:rPr>
+            <w:rStyle w:val="Hyperlink"/>
+            <w:noProof/>
+          </w:rPr>
+          <w:t>Figure 17. Streamlit knowledge assistant runtime interface with role, Top-K, temperature, provider, and vector DB settings.</w:t>
+        </w:r>
+        <w:r>
+          <w:rPr>
+            <w:noProof/>
+            <w:webHidden/>
+          </w:rPr>
+          <w:tab/>
+        </w:r>
+        <w:r>
+          <w:rPr>
+            <w:noProof/>
+            <w:webHidden/>
+          </w:rPr>
+          <w:fldChar w:fldCharType="begin"/>
+        </w:r>
+        <w:r>
+          <w:rPr>
+            <w:noProof/>
+            <w:webHidden/>
+          </w:rPr>
+          <w:instrText xml:space="preserve"> PAGEREF _Toc233241283 \h </w:instrText>
+        </w:r>
+        <w:r>
+          <w:rPr>
+            <w:noProof/>
+            <w:webHidden/>
+          </w:rPr>
+        </w:r>
+        <w:r>
+          <w:rPr>
+            <w:noProof/>
+            <w:webHidden/>
+          </w:rPr>
+          <w:fldChar w:fldCharType="separate"/>
+        </w:r>
+        <w:r>
+          <w:rPr>
+            <w:noProof/>
+            <w:webHidden/>
+          </w:rPr>
+          <w:t>31</w:t>
+        </w:r>
+        <w:r>
+          <w:rPr>
+            <w:noProof/>
+            <w:webHidden/>
+          </w:rPr>
+          <w:fldChar w:fldCharType="end"/>
+        </w:r>
+      </w:hyperlink>
+    </w:p>
+    <w:p>
+      <w:pPr>
+        <w:pStyle w:val="TableofFigures"/>
+        <w:tabs>
+          <w:tab w:val="right" w:leader="dot" w:pos="8497"/>
+        </w:tabs>
+        <w:rPr>
+          <w:rFonts w:asciiTheme="minorHAnsi" w:eastAsiaTheme="minorEastAsia" w:hAnsiTheme="minorHAnsi" w:cstheme="minorBidi"/>
+          <w:noProof/>
+          <w:kern w:val="2"/>
+          <w:sz w:val="24"/>
+          <w14:ligatures w14:val="standardContextual"/>
+        </w:rPr>
+      </w:pPr>
+      <w:hyperlink w:anchor="_Toc233241284" w:history="1">
+        <w:r>
+          <w:rPr>
+            <w:rStyle w:val="Hyperlink"/>
+            <w:noProof/>
+          </w:rPr>
+          <w:t>Figure 18. Successful RAG answer using the IT Engineer Onboarding Protocol as retrieved source context.</w:t>
+        </w:r>
+        <w:r>
+          <w:rPr>
+            <w:noProof/>
+            <w:webHidden/>
+          </w:rPr>
+          <w:tab/>
+        </w:r>
+        <w:r>
+          <w:rPr>
+            <w:noProof/>
+            <w:webHidden/>
+          </w:rPr>
+          <w:fldChar w:fldCharType="begin"/>
+        </w:r>
+        <w:r>
+          <w:rPr>
+            <w:noProof/>
+            <w:webHidden/>
+          </w:rPr>
+          <w:instrText xml:space="preserve"> PAGEREF _Toc233241284 \h </w:instrText>
+        </w:r>
+        <w:r>
+          <w:rPr>
+            <w:noProof/>
+            <w:webHidden/>
+          </w:rPr>
+        </w:r>
+        <w:r>
+          <w:rPr>
+            <w:noProof/>
+            <w:webHidden/>
+          </w:rPr>
+          <w:fldChar w:fldCharType="separate"/>
+        </w:r>
+        <w:r>
+          <w:rPr>
+            <w:noProof/>
+            <w:webHidden/>
+          </w:rPr>
+          <w:t>32</w:t>
+        </w:r>
+        <w:r>
+          <w:rPr>
+            <w:noProof/>
+            <w:webHidden/>
+          </w:rPr>
+          <w:fldChar w:fldCharType="end"/>
+        </w:r>
+      </w:hyperlink>
+    </w:p>
+    <w:p>
+      <w:pPr>
+        <w:pStyle w:val="TableofFigures"/>
+        <w:tabs>
+          <w:tab w:val="right" w:leader="dot" w:pos="8497"/>
+        </w:tabs>
+        <w:rPr>
+          <w:rFonts w:asciiTheme="minorHAnsi" w:eastAsiaTheme="minorEastAsia" w:hAnsiTheme="minorHAnsi" w:cstheme="minorBidi"/>
+          <w:noProof/>
+          <w:kern w:val="2"/>
+          <w:sz w:val="24"/>
+          <w14:ligatures w14:val="standardContextual"/>
+        </w:rPr>
+      </w:pPr>
+      <w:hyperlink w:anchor="_Toc233241285" w:history="1">
+        <w:r>
+          <w:rPr>
+            <w:rStyle w:val="Hyperlink"/>
+            <w:noProof/>
+          </w:rPr>
+          <w:t>Figure 19. Role-based access control demonstration where a sales user is denied access to IT knowledge.</w:t>
+        </w:r>
+        <w:r>
+          <w:rPr>
+            <w:noProof/>
+            <w:webHidden/>
+          </w:rPr>
+          <w:tab/>
+        </w:r>
+        <w:r>
+          <w:rPr>
+            <w:noProof/>
+            <w:webHidden/>
+          </w:rPr>
+          <w:fldChar w:fldCharType="begin"/>
+        </w:r>
+        <w:r>
+          <w:rPr>
+            <w:noProof/>
+            <w:webHidden/>
+          </w:rPr>
+          <w:instrText xml:space="preserve"> PAGEREF _Toc233241285 \h </w:instrText>
+        </w:r>
+        <w:r>
+          <w:rPr>
+            <w:noProof/>
+            <w:webHidden/>
+          </w:rPr>
+        </w:r>
+        <w:r>
+          <w:rPr>
+            <w:noProof/>
+            <w:webHidden/>
+          </w:rPr>
+          <w:fldChar w:fldCharType="separate"/>
+        </w:r>
+        <w:r>
+          <w:rPr>
+            <w:noProof/>
+            <w:webHidden/>
+          </w:rPr>
+          <w:t>32</w:t>
+        </w:r>
+        <w:r>
+          <w:rPr>
+            <w:noProof/>
+            <w:webHidden/>
+          </w:rPr>
+          <w:fldChar w:fldCharType="end"/>
+        </w:r>
+      </w:hyperlink>
+    </w:p>
+    <w:p>
+      <w:r>
+        <w:fldChar w:fldCharType="end"/>
+      </w:r>
+    </w:p>
+    <w:p>
+      <w:pPr>
+        <w:spacing w:line="240" w:lineRule="auto"/>
+        <w:jc w:val="left"/>
+      </w:pPr>
       <w:r>
         <w:br w:type="page"/>
       </w:r>
-      <w:bookmarkStart w:id="9" w:name="_Toc232083020"/>
-      <w:bookmarkStart w:id="10" w:name="_Toc232606766"/>
+    </w:p>
+    <w:p>
+      <w:pPr>
+        <w:pStyle w:val="Heading1"/>
+      </w:pPr>
       <w:r>
         <w:lastRenderedPageBreak/>
-        <w:t>LIST OF TABLES</w:t>
-      </w:r>
-      <w:bookmarkEnd w:id="9"/>
-      <w:bookmarkEnd w:id="10"/>
-    </w:p>
-    <w:p>
-      <w:r>
-        <w:t>Table 1. Team Organization and Contribution Analysis</w:t>
-      </w:r>
-    </w:p>
-    <w:p>
-      <w:r>
-        <w:t>Table 2. Knowledge Risk Matrix for Triple H &amp; T</w:t>
-      </w:r>
-    </w:p>
-    <w:p>
-      <w:r>
-        <w:t>Table 3. Access Control Matrix and Metadata Isolation Rules</w:t>
-      </w:r>
-    </w:p>
-    <w:p>
-      <w:r>
-        <w:t>Table 4. FinOps Monthly Cost Simulation</w:t>
-      </w:r>
-    </w:p>
-    <w:p>
-      <w:pPr>
-        <w:rPr>
-          <w:lang w:val="vi-VN"/>
-        </w:rPr>
-      </w:pPr>
+        <w:t>TABLE OF TABLES</w:t>
+      </w:r>
+      <w:r>
+        <w:fldChar w:fldCharType="begin"/>
+      </w:r>
+      <w:r>
+        <w:instrText xml:space="preserve"> TOC \h \z \c "Table" </w:instrText>
+      </w:r>
+      <w:r>
+        <w:fldChar w:fldCharType="separate"/>
+      </w:r>
+    </w:p>
+    <w:p>
+      <w:pPr>
+        <w:pStyle w:val="TableofFigures"/>
+        <w:tabs>
+          <w:tab w:val="right" w:leader="dot" w:pos="8497"/>
+        </w:tabs>
+        <w:rPr>
+          <w:rFonts w:asciiTheme="minorHAnsi" w:eastAsiaTheme="minorEastAsia" w:hAnsiTheme="minorHAnsi" w:cstheme="minorBidi"/>
+          <w:noProof/>
+          <w:kern w:val="2"/>
+          <w:sz w:val="24"/>
+          <w14:ligatures w14:val="standardContextual"/>
+        </w:rPr>
+      </w:pPr>
+      <w:hyperlink w:anchor="_Toc233242023" w:history="1">
+        <w:r>
+          <w:rPr>
+            <w:rStyle w:val="Hyperlink"/>
+            <w:noProof/>
+          </w:rPr>
+          <w:t>Table 1. Team Organization and Contribution Analysis</w:t>
+        </w:r>
+        <w:r>
+          <w:rPr>
+            <w:noProof/>
+            <w:webHidden/>
+          </w:rPr>
+          <w:tab/>
+        </w:r>
+        <w:r>
+          <w:rPr>
+            <w:noProof/>
+            <w:webHidden/>
+          </w:rPr>
+          <w:fldChar w:fldCharType="begin"/>
+        </w:r>
+        <w:r>
+          <w:rPr>
+            <w:noProof/>
+            <w:webHidden/>
+          </w:rPr>
+          <w:instrText xml:space="preserve"> PAGEREF _Toc233242023 \h </w:instrText>
+        </w:r>
+        <w:r>
+          <w:rPr>
+            <w:noProof/>
+            <w:webHidden/>
+          </w:rPr>
+        </w:r>
+        <w:r>
+          <w:rPr>
+            <w:noProof/>
+            <w:webHidden/>
+          </w:rPr>
+          <w:fldChar w:fldCharType="separate"/>
+        </w:r>
+        <w:r>
+          <w:rPr>
+            <w:noProof/>
+            <w:webHidden/>
+          </w:rPr>
+          <w:t>9</w:t>
+        </w:r>
+        <w:r>
+          <w:rPr>
+            <w:noProof/>
+            <w:webHidden/>
+          </w:rPr>
+          <w:fldChar w:fldCharType="end"/>
+        </w:r>
+      </w:hyperlink>
+    </w:p>
+    <w:p>
+      <w:pPr>
+        <w:pStyle w:val="TableofFigures"/>
+        <w:tabs>
+          <w:tab w:val="right" w:leader="dot" w:pos="8497"/>
+        </w:tabs>
+        <w:rPr>
+          <w:rFonts w:asciiTheme="minorHAnsi" w:eastAsiaTheme="minorEastAsia" w:hAnsiTheme="minorHAnsi" w:cstheme="minorBidi"/>
+          <w:noProof/>
+          <w:kern w:val="2"/>
+          <w:sz w:val="24"/>
+          <w14:ligatures w14:val="standardContextual"/>
+        </w:rPr>
+      </w:pPr>
+      <w:hyperlink w:anchor="_Toc233242024" w:history="1">
+        <w:r>
+          <w:rPr>
+            <w:rStyle w:val="Hyperlink"/>
+            <w:noProof/>
+          </w:rPr>
+          <w:t>Table 2. Knowledge Risk Matrix for Triple H &amp; T</w:t>
+        </w:r>
+        <w:r>
+          <w:rPr>
+            <w:noProof/>
+            <w:webHidden/>
+          </w:rPr>
+          <w:tab/>
+        </w:r>
+        <w:r>
+          <w:rPr>
+            <w:noProof/>
+            <w:webHidden/>
+          </w:rPr>
+          <w:fldChar w:fldCharType="begin"/>
+        </w:r>
+        <w:r>
+          <w:rPr>
+            <w:noProof/>
+            <w:webHidden/>
+          </w:rPr>
+          <w:instrText xml:space="preserve"> PAGEREF _Toc233242024 \h </w:instrText>
+        </w:r>
+        <w:r>
+          <w:rPr>
+            <w:noProof/>
+            <w:webHidden/>
+          </w:rPr>
+        </w:r>
+        <w:r>
+          <w:rPr>
+            <w:noProof/>
+            <w:webHidden/>
+          </w:rPr>
+          <w:fldChar w:fldCharType="separate"/>
+        </w:r>
+        <w:r>
+          <w:rPr>
+            <w:noProof/>
+            <w:webHidden/>
+          </w:rPr>
+          <w:t>18</w:t>
+        </w:r>
+        <w:r>
+          <w:rPr>
+            <w:noProof/>
+            <w:webHidden/>
+          </w:rPr>
+          <w:fldChar w:fldCharType="end"/>
+        </w:r>
+      </w:hyperlink>
+    </w:p>
+    <w:p>
+      <w:pPr>
+        <w:pStyle w:val="TableofFigures"/>
+        <w:tabs>
+          <w:tab w:val="right" w:leader="dot" w:pos="8497"/>
+        </w:tabs>
+        <w:rPr>
+          <w:rFonts w:asciiTheme="minorHAnsi" w:eastAsiaTheme="minorEastAsia" w:hAnsiTheme="minorHAnsi" w:cstheme="minorBidi"/>
+          <w:noProof/>
+          <w:kern w:val="2"/>
+          <w:sz w:val="24"/>
+          <w14:ligatures w14:val="standardContextual"/>
+        </w:rPr>
+      </w:pPr>
+      <w:hyperlink w:anchor="_Toc233242025" w:history="1">
+        <w:r>
+          <w:rPr>
+            <w:rStyle w:val="Hyperlink"/>
+            <w:noProof/>
+          </w:rPr>
+          <w:t>Table 3. KMS Objectives and Implementation Evidence</w:t>
+        </w:r>
+        <w:r>
+          <w:rPr>
+            <w:noProof/>
+            <w:webHidden/>
+          </w:rPr>
+          <w:tab/>
+        </w:r>
+        <w:r>
+          <w:rPr>
+            <w:noProof/>
+            <w:webHidden/>
+          </w:rPr>
+          <w:fldChar w:fldCharType="begin"/>
+        </w:r>
+        <w:r>
+          <w:rPr>
+            <w:noProof/>
+            <w:webHidden/>
+          </w:rPr>
+          <w:instrText xml:space="preserve"> PAGEREF _Toc233242025 \h </w:instrText>
+        </w:r>
+        <w:r>
+          <w:rPr>
+            <w:noProof/>
+            <w:webHidden/>
+          </w:rPr>
+        </w:r>
+        <w:r>
+          <w:rPr>
+            <w:noProof/>
+            <w:webHidden/>
+          </w:rPr>
+          <w:fldChar w:fldCharType="separate"/>
+        </w:r>
+        <w:r>
+          <w:rPr>
+            <w:noProof/>
+            <w:webHidden/>
+          </w:rPr>
+          <w:t>19</w:t>
+        </w:r>
+        <w:r>
+          <w:rPr>
+            <w:noProof/>
+            <w:webHidden/>
+          </w:rPr>
+          <w:fldChar w:fldCharType="end"/>
+        </w:r>
+      </w:hyperlink>
+    </w:p>
+    <w:p>
+      <w:pPr>
+        <w:pStyle w:val="TableofFigures"/>
+        <w:tabs>
+          <w:tab w:val="right" w:leader="dot" w:pos="8497"/>
+        </w:tabs>
+        <w:rPr>
+          <w:rFonts w:asciiTheme="minorHAnsi" w:eastAsiaTheme="minorEastAsia" w:hAnsiTheme="minorHAnsi" w:cstheme="minorBidi"/>
+          <w:noProof/>
+          <w:kern w:val="2"/>
+          <w:sz w:val="24"/>
+          <w14:ligatures w14:val="standardContextual"/>
+        </w:rPr>
+      </w:pPr>
+      <w:hyperlink w:anchor="_Toc233242026" w:history="1">
+        <w:r>
+          <w:rPr>
+            <w:rStyle w:val="Hyperlink"/>
+            <w:noProof/>
+          </w:rPr>
+          <w:t>Table 4. Access Control Matrix and Metadata Isolation Rules</w:t>
+        </w:r>
+        <w:r>
+          <w:rPr>
+            <w:noProof/>
+            <w:webHidden/>
+          </w:rPr>
+          <w:tab/>
+        </w:r>
+        <w:r>
+          <w:rPr>
+            <w:noProof/>
+            <w:webHidden/>
+          </w:rPr>
+          <w:fldChar w:fldCharType="begin"/>
+        </w:r>
+        <w:r>
+          <w:rPr>
+            <w:noProof/>
+            <w:webHidden/>
+          </w:rPr>
+          <w:instrText xml:space="preserve"> PAGEREF _Toc233242026 \h </w:instrText>
+        </w:r>
+        <w:r>
+          <w:rPr>
+            <w:noProof/>
+            <w:webHidden/>
+          </w:rPr>
+        </w:r>
+        <w:r>
+          <w:rPr>
+            <w:noProof/>
+            <w:webHidden/>
+          </w:rPr>
+          <w:fldChar w:fldCharType="separate"/>
+        </w:r>
+        <w:r>
+          <w:rPr>
+            <w:noProof/>
+            <w:webHidden/>
+          </w:rPr>
+          <w:t>29</w:t>
+        </w:r>
+        <w:r>
+          <w:rPr>
+            <w:noProof/>
+            <w:webHidden/>
+          </w:rPr>
+          <w:fldChar w:fldCharType="end"/>
+        </w:r>
+      </w:hyperlink>
+    </w:p>
+    <w:p>
+      <w:pPr>
+        <w:pStyle w:val="TableofFigures"/>
+        <w:tabs>
+          <w:tab w:val="right" w:leader="dot" w:pos="8497"/>
+        </w:tabs>
+        <w:rPr>
+          <w:rFonts w:asciiTheme="minorHAnsi" w:eastAsiaTheme="minorEastAsia" w:hAnsiTheme="minorHAnsi" w:cstheme="minorBidi"/>
+          <w:noProof/>
+          <w:kern w:val="2"/>
+          <w:sz w:val="24"/>
+          <w14:ligatures w14:val="standardContextual"/>
+        </w:rPr>
+      </w:pPr>
+      <w:hyperlink w:anchor="_Toc233242027" w:history="1">
+        <w:r>
+          <w:rPr>
+            <w:rStyle w:val="Hyperlink"/>
+            <w:noProof/>
+          </w:rPr>
+          <w:t>Table 5. Local Deployment and API Cost Simulation</w:t>
+        </w:r>
+        <w:r>
+          <w:rPr>
+            <w:noProof/>
+            <w:webHidden/>
+          </w:rPr>
+          <w:tab/>
+        </w:r>
+        <w:r>
+          <w:rPr>
+            <w:noProof/>
+            <w:webHidden/>
+          </w:rPr>
+          <w:fldChar w:fldCharType="begin"/>
+        </w:r>
+        <w:r>
+          <w:rPr>
+            <w:noProof/>
+            <w:webHidden/>
+          </w:rPr>
+          <w:instrText xml:space="preserve"> PAGEREF _Toc233242027 \h </w:instrText>
+        </w:r>
+        <w:r>
+          <w:rPr>
+            <w:noProof/>
+            <w:webHidden/>
+          </w:rPr>
+        </w:r>
+        <w:r>
+          <w:rPr>
+            <w:noProof/>
+            <w:webHidden/>
+          </w:rPr>
+          <w:fldChar w:fldCharType="separate"/>
+        </w:r>
+        <w:r>
+          <w:rPr>
+            <w:noProof/>
+            <w:webHidden/>
+          </w:rPr>
+          <w:t>34</w:t>
+        </w:r>
+        <w:r>
+          <w:rPr>
+            <w:noProof/>
+            <w:webHidden/>
+          </w:rPr>
+          <w:fldChar w:fldCharType="end"/>
+        </w:r>
+      </w:hyperlink>
+    </w:p>
+    <w:p>
+      <w:pPr>
+        <w:pStyle w:val="TableofFigures"/>
+        <w:tabs>
+          <w:tab w:val="right" w:leader="dot" w:pos="8497"/>
+        </w:tabs>
+        <w:rPr>
+          <w:rFonts w:asciiTheme="minorHAnsi" w:eastAsiaTheme="minorEastAsia" w:hAnsiTheme="minorHAnsi" w:cstheme="minorBidi"/>
+          <w:noProof/>
+          <w:kern w:val="2"/>
+          <w:sz w:val="24"/>
+          <w14:ligatures w14:val="standardContextual"/>
+        </w:rPr>
+      </w:pPr>
+      <w:hyperlink w:anchor="_Toc233242028" w:history="1">
+        <w:r>
+          <w:rPr>
+            <w:rStyle w:val="Hyperlink"/>
+            <w:noProof/>
+          </w:rPr>
+          <w:t>Table 6. Required Evidence Package.</w:t>
+        </w:r>
+        <w:r>
+          <w:rPr>
+            <w:noProof/>
+            <w:webHidden/>
+          </w:rPr>
+          <w:tab/>
+        </w:r>
+        <w:r>
+          <w:rPr>
+            <w:noProof/>
+            <w:webHidden/>
+          </w:rPr>
+          <w:fldChar w:fldCharType="begin"/>
+        </w:r>
+        <w:r>
+          <w:rPr>
+            <w:noProof/>
+            <w:webHidden/>
+          </w:rPr>
+          <w:instrText xml:space="preserve"> PAGEREF _Toc233242028 \h </w:instrText>
+        </w:r>
+        <w:r>
+          <w:rPr>
+            <w:noProof/>
+            <w:webHidden/>
+          </w:rPr>
+        </w:r>
+        <w:r>
+          <w:rPr>
+            <w:noProof/>
+            <w:webHidden/>
+          </w:rPr>
+          <w:fldChar w:fldCharType="separate"/>
+        </w:r>
+        <w:r>
+          <w:rPr>
+            <w:noProof/>
+            <w:webHidden/>
+          </w:rPr>
+          <w:t>38</w:t>
+        </w:r>
+        <w:r>
+          <w:rPr>
+            <w:noProof/>
+            <w:webHidden/>
+          </w:rPr>
+          <w:fldChar w:fldCharType="end"/>
+        </w:r>
+      </w:hyperlink>
+    </w:p>
+    <w:p>
+      <w:pPr>
+        <w:spacing w:line="240" w:lineRule="auto"/>
+        <w:jc w:val="left"/>
+      </w:pPr>
+      <w:r>
+        <w:fldChar w:fldCharType="end"/>
+      </w:r>
     </w:p>
     <w:p>
       <w:pPr>
@@ -3510,27 +5278,84 @@
       <w:pPr>
         <w:pStyle w:val="Heading1"/>
       </w:pPr>
-      <w:bookmarkStart w:id="11" w:name="_Toc232083021"/>
-      <w:bookmarkStart w:id="12" w:name="_Toc232606767"/>
+      <w:bookmarkStart w:id="9" w:name="_Toc232083021"/>
+      <w:bookmarkStart w:id="10" w:name="_Toc232606767"/>
       <w:r>
         <w:lastRenderedPageBreak/>
         <w:t>INTRODUCTION</w:t>
       </w:r>
+      <w:bookmarkEnd w:id="9"/>
+      <w:bookmarkEnd w:id="10"/>
+    </w:p>
+    <w:p>
+      <w:pPr>
+        <w:pStyle w:val="Heading3"/>
+        <w:rPr>
+          <w:sz w:val="27"/>
+          <w:szCs w:val="27"/>
+        </w:rPr>
+      </w:pPr>
+      <w:bookmarkStart w:id="11" w:name="_Toc232083022"/>
+      <w:bookmarkStart w:id="12" w:name="_Toc232606768"/>
+      <w:r>
+        <w:t>Rationale and Significance of the Project</w:t>
+      </w:r>
       <w:bookmarkEnd w:id="11"/>
       <w:bookmarkEnd w:id="12"/>
     </w:p>
     <w:p>
       <w:pPr>
+        <w:ind w:firstLine="720"/>
+      </w:pPr>
+      <w:r>
+        <w:rPr>
+          <w:b/>
+          <w:bCs/>
+        </w:rPr>
+        <w:t>The Problem:</w:t>
+      </w:r>
+      <w:r>
+        <w:t xml:space="preserve"> Triple H &amp; T faces the risk of corporate amnesia because critical hardware sales, procurement, warranty, inventory, and customer-service knowledge can remain scattered across Odoo transactions, Chatter notes, spreadsheets, informal messages, and individual employee experience. When employees leave or when support problems repeat, the company may lose the reasoning behind decisions such as VIP pricing, RFQ quantity checks, warranty escalation evidence, or hardware compatibility advice.</w:t>
+      </w:r>
+    </w:p>
+    <w:p>
+      <w:pPr>
+        <w:ind w:firstLine="720"/>
+      </w:pPr>
+      <w:r>
+        <w:rPr>
+          <w:b/>
+          <w:bCs/>
+        </w:rPr>
+        <w:t>The Solution:</w:t>
+      </w:r>
+      <w:r>
+        <w:t xml:space="preserve"> The project implements an Odoo-based KMS that transforms ERP records into a digital brain. Odoo captures operational events, Odoo Knowledge stores refined SOPs, the custom KMS module preserves hierarchy and metadata, ChromaDB supports semantic retrieval, and the RAG chatbot delivers approved answers through a role-aware interface.</w:t>
+      </w:r>
+    </w:p>
+    <w:p>
+      <w:pPr>
+        <w:ind w:firstLine="720"/>
+      </w:pPr>
+      <w:r>
+        <w:rPr>
+          <w:b/>
+          <w:bCs/>
+        </w:rPr>
+        <w:t>Significance:</w:t>
+      </w:r>
+      <w:r>
+        <w:t xml:space="preserve"> By converting tacit know-how into explicit SOPs, canned responses, access matrices, and chatbot-ready knowledge chunks, Triple H &amp; T improves reuse, shortens support response time, supports employee onboarding, and reduces the chance of repeating the same operational mistakes.</w:t>
+      </w:r>
+    </w:p>
+    <w:p>
+      <w:pPr>
         <w:pStyle w:val="Heading3"/>
-        <w:rPr>
-          <w:sz w:val="27"/>
-          <w:szCs w:val="27"/>
-        </w:rPr>
-      </w:pPr>
-      <w:bookmarkStart w:id="13" w:name="_Toc232083022"/>
-      <w:bookmarkStart w:id="14" w:name="_Toc232606768"/>
-      <w:r>
-        <w:t>Rationale and Significance of the Project</w:t>
+      </w:pPr>
+      <w:bookmarkStart w:id="13" w:name="_Toc232083023"/>
+      <w:bookmarkStart w:id="14" w:name="_Toc232606769"/>
+      <w:r>
+        <w:t>Project Objectives</w:t>
       </w:r>
       <w:bookmarkEnd w:id="13"/>
       <w:bookmarkEnd w:id="14"/>
@@ -3540,14 +5365,22 @@
         <w:ind w:firstLine="720"/>
       </w:pPr>
       <w:r>
+        <w:t>The team aims to complete a full knowledge-management pipeline from operational data to knowledge automation for a simulated hardware company. The objectives cover business-process execution, knowledge capture, taxonomy design, local deployment, secure vectorization, RAG integration, and final evaluation.</w:t>
+      </w:r>
+    </w:p>
+    <w:p>
+      <w:pPr>
+        <w:ind w:firstLine="720"/>
+      </w:pPr>
+      <w:r>
         <w:rPr>
           <w:b/>
           <w:bCs/>
         </w:rPr>
-        <w:t>The Problem:</w:t>
-      </w:r>
-      <w:r>
-        <w:t xml:space="preserve"> Triple H &amp; T faces the risk of corporate amnesia because critical hardware sales, procurement, warranty, inventory, and customer-service knowledge can remain scattered across Odoo transactions, Chatter notes, spreadsheets, informal messages, and individual employee experience. When employees leave or when support problems repeat, the company may lose the reasoning behind decisions such as VIP pricing, RFQ quantity checks, warranty escalation evidence, or hardware compatibility advice.</w:t>
+        <w:t>Architecture:</w:t>
+      </w:r>
+      <w:r>
+        <w:t xml:space="preserve"> To design a clear taxonomy and metadata layer that organizes knowledge by department, article type, access role, and operational topic such as Sales, Purchase, Inventory, Support, IT, HR, Pricing, Tax, Warranty, and Compatibility.</w:t>
       </w:r>
     </w:p>
     <w:p>
@@ -3559,10 +5392,11 @@
           <w:b/>
           <w:bCs/>
         </w:rPr>
-        <w:t>The Solution:</w:t>
-      </w:r>
-      <w:r>
-        <w:t xml:space="preserve"> The project implements an Odoo-based KMS that transforms ERP records into a digital brain. Odoo captures operational events, Odoo Knowledge stores refined SOPs, the custom KMS module preserves hierarchy and metadata, ChromaDB supports semantic retrieval, and the RAG chatbot delivers approved answers through a role-aware interface.</w:t>
+        <w:lastRenderedPageBreak/>
+        <w:t>Capture:</w:t>
+      </w:r>
+      <w:r>
+        <w:t xml:space="preserve"> To record troubleshooting experiences using Odoo Chatter, Helpdesk tickets, log notes, and Think Aloud reasoning so that operational decisions become reusable organizational memory instead of undocumented personal knowledge.</w:t>
       </w:r>
     </w:p>
     <w:p>
@@ -3574,109 +5408,104 @@
           <w:b/>
           <w:bCs/>
         </w:rPr>
-        <w:t>Significance:</w:t>
-      </w:r>
-      <w:r>
-        <w:t xml:space="preserve"> By converting tacit know-how into explicit SOPs, canned responses, access matrices, and chatbot-ready knowledge chunks, Triple H &amp; T improves reuse, shortens support response time, supports employee onboarding, and reduces the chance of repeating the same operational mistakes.</w:t>
+        <w:t>Automation:</w:t>
+      </w:r>
+      <w:r>
+        <w:t xml:space="preserve"> To codify refined knowledge into Odoo Knowledge articles, canned responses, a custom kms.knowledge.article module, a persistent vector database, and an AI-powered chatbot that retrieves only approved context.</w:t>
+      </w:r>
+    </w:p>
+    <w:p>
+      <w:pPr>
+        <w:ind w:firstLine="720"/>
+      </w:pPr>
+      <w:r>
+        <w:rPr>
+          <w:b/>
+          <w:bCs/>
+        </w:rPr>
+        <w:t>Learning:</w:t>
+      </w:r>
+      <w:r>
+        <w:t xml:space="preserve"> To move from single-loop learning, where the team only fixes immediate errors, to double-loop learning, where repeated problems trigger new business rules, preventive SOPs, access-control policies, and improved workflows.</w:t>
       </w:r>
     </w:p>
     <w:p>
       <w:pPr>
         <w:pStyle w:val="Heading3"/>
       </w:pPr>
-      <w:bookmarkStart w:id="15" w:name="_Toc232083023"/>
-      <w:bookmarkStart w:id="16" w:name="_Toc232606769"/>
-      <w:r>
-        <w:t>Project Objectives</w:t>
+      <w:bookmarkStart w:id="15" w:name="_Toc232083024"/>
+      <w:bookmarkStart w:id="16" w:name="_Toc232606770"/>
+      <w:r>
+        <w:t>Team Organization and Contribution Analysis</w:t>
       </w:r>
       <w:bookmarkEnd w:id="15"/>
       <w:bookmarkEnd w:id="16"/>
     </w:p>
     <w:p>
-      <w:pPr>
-        <w:ind w:firstLine="720"/>
-      </w:pPr>
-      <w:r>
-        <w:t>The team aims to complete a full knowledge-management pipeline from operational data to knowledge automation for a simulated hardware company. The objectives cover business-process execution, knowledge capture, taxonomy design, local deployment, secure vectorization, RAG integration, and final evaluation.</w:t>
-      </w:r>
-    </w:p>
-    <w:p>
-      <w:pPr>
-        <w:ind w:firstLine="720"/>
-      </w:pPr>
-      <w:r>
-        <w:rPr>
-          <w:b/>
-          <w:bCs/>
-        </w:rPr>
-        <w:t>Architecture:</w:t>
-      </w:r>
-      <w:r>
-        <w:t xml:space="preserve"> To design a clear taxonomy and metadata layer that organizes knowledge by department, article type, access role, and operational topic such as Sales, Purchase, Inventory, Support, IT, HR, Pricing, Tax, Warranty, and Compatibility.</w:t>
-      </w:r>
-    </w:p>
-    <w:p>
-      <w:pPr>
-        <w:ind w:firstLine="720"/>
-      </w:pPr>
-      <w:r>
-        <w:rPr>
-          <w:b/>
-          <w:bCs/>
-        </w:rPr>
-        <w:lastRenderedPageBreak/>
-        <w:t>Capture:</w:t>
-      </w:r>
-      <w:r>
-        <w:t xml:space="preserve"> To record troubleshooting experiences using Odoo Chatter, Helpdesk tickets, log notes, and Think Aloud reasoning so that operational decisions become reusable organizational memory instead of undocumented personal knowledge.</w:t>
-      </w:r>
-    </w:p>
-    <w:p>
-      <w:pPr>
-        <w:ind w:firstLine="720"/>
-      </w:pPr>
-      <w:r>
-        <w:rPr>
-          <w:b/>
-          <w:bCs/>
-        </w:rPr>
-        <w:t>Automation:</w:t>
-      </w:r>
-      <w:r>
-        <w:t xml:space="preserve"> To codify refined knowledge into Odoo Knowledge articles, canned responses, a custom kms.knowledge.article module, a persistent vector database, and an AI-powered chatbot that retrieves only approved context.</w:t>
-      </w:r>
-    </w:p>
-    <w:p>
-      <w:pPr>
-        <w:ind w:firstLine="720"/>
-      </w:pPr>
-      <w:r>
-        <w:rPr>
-          <w:b/>
-          <w:bCs/>
-        </w:rPr>
-        <w:t>Learning:</w:t>
-      </w:r>
-      <w:r>
-        <w:t xml:space="preserve"> To move from single-loop learning, where the team only fixes immediate errors, to double-loop learning, where repeated problems trigger new business rules, preventive SOPs, access-control policies, and improved workflows.</w:t>
-      </w:r>
-    </w:p>
-    <w:p>
-      <w:pPr>
-        <w:pStyle w:val="Heading3"/>
-      </w:pPr>
-      <w:bookmarkStart w:id="17" w:name="_Toc232083024"/>
-      <w:bookmarkStart w:id="18" w:name="_Toc232606770"/>
-      <w:r>
-        <w:t>Team Organization and Contribution Analysis</w:t>
+      <w:r>
+        <w:t>Team 2 organized the project around a PM/BA/Dev structure. The PM coordinated scope and submission readiness, the BAs translated business operations into knowledge requirements and evaluation metrics, and the Developer implemented the technical pipeline from Odoo data extraction to the Dockerized RAG chatbot.</w:t>
+      </w:r>
+    </w:p>
+    <w:p>
+      <w:pPr>
+        <w:pStyle w:val="Caption"/>
+        <w:rPr>
+          <w:sz w:val="26"/>
+          <w:szCs w:val="26"/>
+        </w:rPr>
+      </w:pPr>
+      <w:bookmarkStart w:id="17" w:name="_Toc233242023"/>
+      <w:r>
+        <w:rPr>
+          <w:sz w:val="26"/>
+          <w:szCs w:val="26"/>
+        </w:rPr>
+        <w:t xml:space="preserve">Table </w:t>
+      </w:r>
+      <w:r>
+        <w:rPr>
+          <w:sz w:val="26"/>
+          <w:szCs w:val="26"/>
+        </w:rPr>
+        <w:fldChar w:fldCharType="begin"/>
+      </w:r>
+      <w:r>
+        <w:rPr>
+          <w:sz w:val="26"/>
+          <w:szCs w:val="26"/>
+        </w:rPr>
+        <w:instrText xml:space="preserve"> SEQ Table \* ARABIC </w:instrText>
+      </w:r>
+      <w:r>
+        <w:rPr>
+          <w:sz w:val="26"/>
+          <w:szCs w:val="26"/>
+        </w:rPr>
+        <w:fldChar w:fldCharType="separate"/>
+      </w:r>
+      <w:r>
+        <w:rPr>
+          <w:noProof/>
+          <w:sz w:val="26"/>
+          <w:szCs w:val="26"/>
+        </w:rPr>
+        <w:t>1</w:t>
+      </w:r>
+      <w:r>
+        <w:rPr>
+          <w:sz w:val="26"/>
+          <w:szCs w:val="26"/>
+        </w:rPr>
+        <w:fldChar w:fldCharType="end"/>
+      </w:r>
+      <w:r>
+        <w:rPr>
+          <w:sz w:val="26"/>
+          <w:szCs w:val="26"/>
+        </w:rPr>
+        <w:t>. Team Organization and Contribution Analysis</w:t>
       </w:r>
       <w:bookmarkEnd w:id="17"/>
-      <w:bookmarkEnd w:id="18"/>
-    </w:p>
-    <w:p>
-      <w:r>
-        <w:t>Team 2 organized the project around a PM/BA/Dev structure. The PM coordinated scope and submission readiness, the BAs translated business operations into knowledge requirements and evaluation metrics, and the Developer implemented the technical pipeline from Odoo data extraction to the RAG chatbot.</w:t>
-      </w:r>
     </w:p>
     <w:tbl>
       <w:tblPr>
@@ -3685,15 +5514,16 @@
         <w:tblLook w:val="04A0" w:firstRow="1" w:lastRow="0" w:firstColumn="1" w:lastColumn="0" w:noHBand="0" w:noVBand="1"/>
       </w:tblPr>
       <w:tblGrid>
-        <w:gridCol w:w="1511"/>
-        <w:gridCol w:w="1650"/>
-        <w:gridCol w:w="3609"/>
-        <w:gridCol w:w="1727"/>
+        <w:gridCol w:w="1604"/>
+        <w:gridCol w:w="1779"/>
+        <w:gridCol w:w="4221"/>
+        <w:gridCol w:w="1746"/>
       </w:tblGrid>
       <w:tr>
         <w:tc>
           <w:tcPr>
             <w:tcW w:w="0" w:type="auto"/>
+            <w:vAlign w:val="center"/>
             <w:hideMark/>
           </w:tcPr>
           <w:p>
@@ -3715,6 +5545,7 @@
         <w:tc>
           <w:tcPr>
             <w:tcW w:w="0" w:type="auto"/>
+            <w:vAlign w:val="center"/>
             <w:hideMark/>
           </w:tcPr>
           <w:p>
@@ -3736,6 +5567,7 @@
         <w:tc>
           <w:tcPr>
             <w:tcW w:w="0" w:type="auto"/>
+            <w:vAlign w:val="center"/>
             <w:hideMark/>
           </w:tcPr>
           <w:p>
@@ -3757,6 +5589,7 @@
         <w:tc>
           <w:tcPr>
             <w:tcW w:w="0" w:type="auto"/>
+            <w:vAlign w:val="center"/>
             <w:hideMark/>
           </w:tcPr>
           <w:p>
@@ -3780,95 +5613,99 @@
         <w:tc>
           <w:tcPr>
             <w:tcW w:w="0" w:type="auto"/>
+            <w:vAlign w:val="center"/>
+            <w:hideMark/>
+          </w:tcPr>
+          <w:p>
+            <w:pPr>
+              <w:jc w:val="center"/>
+              <w:rPr>
+                <w:bCs/>
+                <w:szCs w:val="26"/>
+              </w:rPr>
+            </w:pPr>
+            <w:r>
+              <w:rPr>
+                <w:bCs/>
+                <w:szCs w:val="26"/>
+              </w:rPr>
+              <w:t>L</w:t>
+            </w:r>
+            <w:r>
+              <w:rPr>
+                <w:bCs/>
+                <w:szCs w:val="26"/>
+              </w:rPr>
+              <w:t>e</w:t>
+            </w:r>
+            <w:r>
+              <w:rPr>
+                <w:bCs/>
+                <w:szCs w:val="26"/>
+              </w:rPr>
+              <w:t xml:space="preserve"> Quang Huy</w:t>
+            </w:r>
+            <w:r>
+              <w:rPr>
+                <w:bCs/>
+                <w:szCs w:val="26"/>
+              </w:rPr>
+              <w:br/>
+              <w:t>22204748</w:t>
+            </w:r>
+          </w:p>
+        </w:tc>
+        <w:tc>
+          <w:tcPr>
+            <w:tcW w:w="0" w:type="auto"/>
+            <w:vAlign w:val="center"/>
+            <w:hideMark/>
+          </w:tcPr>
+          <w:p>
+            <w:pPr>
+              <w:jc w:val="center"/>
+              <w:rPr>
+                <w:szCs w:val="26"/>
+              </w:rPr>
+            </w:pPr>
+            <w:r>
+              <w:rPr>
+                <w:szCs w:val="26"/>
+              </w:rPr>
+              <w:t>Project Manager / Team Leader</w:t>
+            </w:r>
+          </w:p>
+        </w:tc>
+        <w:tc>
+          <w:tcPr>
+            <w:tcW w:w="0" w:type="auto"/>
+            <w:vAlign w:val="center"/>
             <w:hideMark/>
           </w:tcPr>
           <w:p>
             <w:pPr>
               <w:jc w:val="left"/>
               <w:rPr>
-                <w:bCs/>
                 <w:szCs w:val="26"/>
               </w:rPr>
             </w:pPr>
             <w:r>
               <w:rPr>
-                <w:bCs/>
                 <w:szCs w:val="26"/>
               </w:rPr>
-              <w:t>L</w:t>
-            </w:r>
-            <w:r>
-              <w:rPr>
-                <w:bCs/>
-                <w:szCs w:val="26"/>
-              </w:rPr>
-              <w:t>e</w:t>
-            </w:r>
-            <w:r>
-              <w:rPr>
-                <w:bCs/>
-                <w:szCs w:val="26"/>
-              </w:rPr>
-              <w:t xml:space="preserve"> Quang Huy</w:t>
-            </w:r>
-            <w:r>
-              <w:rPr>
-                <w:bCs/>
-                <w:szCs w:val="26"/>
-              </w:rPr>
-              <w:br/>
-              <w:t>22204748</w:t>
+              <w:t>Governance, scope control, release coordination, GitHub submission, and final report integration.</w:t>
             </w:r>
           </w:p>
         </w:tc>
         <w:tc>
           <w:tcPr>
             <w:tcW w:w="0" w:type="auto"/>
+            <w:vAlign w:val="center"/>
             <w:hideMark/>
           </w:tcPr>
           <w:p>
             <w:pPr>
-              <w:jc w:val="left"/>
-              <w:rPr>
-                <w:szCs w:val="26"/>
-              </w:rPr>
-            </w:pPr>
-            <w:r>
-              <w:rPr>
-                <w:szCs w:val="26"/>
-              </w:rPr>
-              <w:t>Project Manager / Team Leader</w:t>
-            </w:r>
-          </w:p>
-        </w:tc>
-        <w:tc>
-          <w:tcPr>
-            <w:tcW w:w="0" w:type="auto"/>
-            <w:hideMark/>
-          </w:tcPr>
-          <w:p>
-            <w:pPr>
-              <w:jc w:val="left"/>
-              <w:rPr>
-                <w:szCs w:val="26"/>
-              </w:rPr>
-            </w:pPr>
-            <w:r>
-              <w:rPr>
-                <w:szCs w:val="26"/>
-              </w:rPr>
-              <w:t>Governance, scope control, release coordination, GitHub submission, and final report integration.</w:t>
-            </w:r>
-          </w:p>
-        </w:tc>
-        <w:tc>
-          <w:tcPr>
-            <w:tcW w:w="0" w:type="auto"/>
-            <w:hideMark/>
-          </w:tcPr>
-          <w:p>
-            <w:pPr>
-              <w:jc w:val="left"/>
+              <w:jc w:val="center"/>
               <w:rPr>
                 <w:szCs w:val="26"/>
               </w:rPr>
@@ -3886,81 +5723,85 @@
         <w:tc>
           <w:tcPr>
             <w:tcW w:w="0" w:type="auto"/>
+            <w:vAlign w:val="center"/>
+            <w:hideMark/>
+          </w:tcPr>
+          <w:p>
+            <w:pPr>
+              <w:jc w:val="center"/>
+              <w:rPr>
+                <w:bCs/>
+                <w:szCs w:val="26"/>
+              </w:rPr>
+            </w:pPr>
+            <w:r>
+              <w:rPr>
+                <w:bCs/>
+                <w:szCs w:val="26"/>
+              </w:rPr>
+              <w:t>Lê Hữu Chấn Hưng</w:t>
+            </w:r>
+            <w:r>
+              <w:rPr>
+                <w:bCs/>
+                <w:szCs w:val="26"/>
+              </w:rPr>
+              <w:br/>
+              <w:t>22204789</w:t>
+            </w:r>
+          </w:p>
+        </w:tc>
+        <w:tc>
+          <w:tcPr>
+            <w:tcW w:w="0" w:type="auto"/>
+            <w:vAlign w:val="center"/>
+            <w:hideMark/>
+          </w:tcPr>
+          <w:p>
+            <w:pPr>
+              <w:jc w:val="center"/>
+              <w:rPr>
+                <w:szCs w:val="26"/>
+              </w:rPr>
+            </w:pPr>
+            <w:r>
+              <w:rPr>
+                <w:szCs w:val="26"/>
+              </w:rPr>
+              <w:t>Business Analyst</w:t>
+            </w:r>
+          </w:p>
+        </w:tc>
+        <w:tc>
+          <w:tcPr>
+            <w:tcW w:w="0" w:type="auto"/>
+            <w:vAlign w:val="center"/>
             <w:hideMark/>
           </w:tcPr>
           <w:p>
             <w:pPr>
               <w:jc w:val="left"/>
               <w:rPr>
-                <w:bCs/>
                 <w:szCs w:val="26"/>
               </w:rPr>
             </w:pPr>
             <w:r>
               <w:rPr>
-                <w:bCs/>
                 <w:szCs w:val="26"/>
               </w:rPr>
-              <w:t>Lê Hữu Chấn Hưng</w:t>
-            </w:r>
-            <w:r>
-              <w:rPr>
-                <w:bCs/>
-                <w:szCs w:val="26"/>
-              </w:rPr>
-              <w:br/>
-              <w:t>22204789</w:t>
+              <w:t>Requirements analysis, access-control logic, SOP structure, prompt/fallback design, and BA documentation review.</w:t>
             </w:r>
           </w:p>
         </w:tc>
         <w:tc>
           <w:tcPr>
             <w:tcW w:w="0" w:type="auto"/>
+            <w:vAlign w:val="center"/>
             <w:hideMark/>
           </w:tcPr>
           <w:p>
             <w:pPr>
-              <w:jc w:val="left"/>
-              <w:rPr>
-                <w:szCs w:val="26"/>
-              </w:rPr>
-            </w:pPr>
-            <w:r>
-              <w:rPr>
-                <w:szCs w:val="26"/>
-              </w:rPr>
-              <w:t>Business Analyst</w:t>
-            </w:r>
-          </w:p>
-        </w:tc>
-        <w:tc>
-          <w:tcPr>
-            <w:tcW w:w="0" w:type="auto"/>
-            <w:hideMark/>
-          </w:tcPr>
-          <w:p>
-            <w:pPr>
-              <w:jc w:val="left"/>
-              <w:rPr>
-                <w:szCs w:val="26"/>
-              </w:rPr>
-            </w:pPr>
-            <w:r>
-              <w:rPr>
-                <w:szCs w:val="26"/>
-              </w:rPr>
-              <w:t>Requirements analysis, access-control logic, SOP structure, prompt/fallback design, and BA documentation review.</w:t>
-            </w:r>
-          </w:p>
-        </w:tc>
-        <w:tc>
-          <w:tcPr>
-            <w:tcW w:w="0" w:type="auto"/>
-            <w:hideMark/>
-          </w:tcPr>
-          <w:p>
-            <w:pPr>
-              <w:jc w:val="left"/>
+              <w:jc w:val="center"/>
               <w:rPr>
                 <w:szCs w:val="26"/>
               </w:rPr>
@@ -3978,41 +5819,85 @@
         <w:tc>
           <w:tcPr>
             <w:tcW w:w="0" w:type="auto"/>
+            <w:vAlign w:val="center"/>
+            <w:hideMark/>
+          </w:tcPr>
+          <w:p>
+            <w:pPr>
+              <w:jc w:val="center"/>
+              <w:rPr>
+                <w:bCs/>
+                <w:szCs w:val="26"/>
+              </w:rPr>
+            </w:pPr>
+            <w:r>
+              <w:rPr>
+                <w:bCs/>
+                <w:szCs w:val="26"/>
+              </w:rPr>
+              <w:t>Lê Minh Huy</w:t>
+            </w:r>
+            <w:r>
+              <w:rPr>
+                <w:bCs/>
+                <w:szCs w:val="26"/>
+              </w:rPr>
+              <w:br/>
+              <w:t>22204266</w:t>
+            </w:r>
+          </w:p>
+        </w:tc>
+        <w:tc>
+          <w:tcPr>
+            <w:tcW w:w="0" w:type="auto"/>
+            <w:vAlign w:val="center"/>
+            <w:hideMark/>
+          </w:tcPr>
+          <w:p>
+            <w:pPr>
+              <w:jc w:val="center"/>
+              <w:rPr>
+                <w:szCs w:val="26"/>
+              </w:rPr>
+            </w:pPr>
+            <w:r>
+              <w:rPr>
+                <w:szCs w:val="26"/>
+              </w:rPr>
+              <w:t>Business Analyst</w:t>
+            </w:r>
+          </w:p>
+        </w:tc>
+        <w:tc>
+          <w:tcPr>
+            <w:tcW w:w="0" w:type="auto"/>
+            <w:vAlign w:val="center"/>
             <w:hideMark/>
           </w:tcPr>
           <w:p>
             <w:pPr>
               <w:jc w:val="left"/>
               <w:rPr>
-                <w:bCs/>
                 <w:szCs w:val="26"/>
               </w:rPr>
             </w:pPr>
             <w:r>
               <w:rPr>
-                <w:bCs/>
                 <w:szCs w:val="26"/>
               </w:rPr>
-              <w:t>Lê Minh Huy</w:t>
-            </w:r>
-            <w:r>
-              <w:rPr>
-                <w:bCs/>
-                <w:szCs w:val="26"/>
-              </w:rPr>
-              <w:br/>
-              <w:t>22204266</w:t>
+              <w:t>Knowledge taxonomy, user stories, business-process mapping, evaluation cases, and report content refinement.</w:t>
             </w:r>
           </w:p>
         </w:tc>
         <w:tc>
           <w:tcPr>
             <w:tcW w:w="0" w:type="auto"/>
+            <w:vAlign w:val="center"/>
             <w:hideMark/>
           </w:tcPr>
           <w:p>
             <w:pPr>
-              <w:jc w:val="left"/>
+              <w:jc w:val="center"/>
               <w:rPr>
                 <w:szCs w:val="26"/>
               </w:rPr>
@@ -4021,54 +5906,6 @@
               <w:rPr>
                 <w:szCs w:val="26"/>
               </w:rPr>
-              <w:t>Business Analyst</w:t>
-            </w:r>
-          </w:p>
-        </w:tc>
-        <w:tc>
-          <w:tcPr>
-            <w:tcW w:w="0" w:type="auto"/>
-            <w:hideMark/>
-          </w:tcPr>
-          <w:p>
-            <w:pPr>
-              <w:jc w:val="left"/>
-              <w:rPr>
-                <w:szCs w:val="26"/>
-              </w:rPr>
-            </w:pPr>
-            <w:r>
-              <w:rPr>
-                <w:szCs w:val="26"/>
-              </w:rPr>
-              <w:t xml:space="preserve">Knowledge taxonomy, user stories, business-process </w:t>
-            </w:r>
-            <w:r>
-              <w:rPr>
-                <w:szCs w:val="26"/>
-              </w:rPr>
-              <w:lastRenderedPageBreak/>
-              <w:t>mapping, evaluation cases, and report content refinement.</w:t>
-            </w:r>
-          </w:p>
-        </w:tc>
-        <w:tc>
-          <w:tcPr>
-            <w:tcW w:w="0" w:type="auto"/>
-            <w:hideMark/>
-          </w:tcPr>
-          <w:p>
-            <w:pPr>
-              <w:jc w:val="left"/>
-              <w:rPr>
-                <w:szCs w:val="26"/>
-              </w:rPr>
-            </w:pPr>
-            <w:r>
-              <w:rPr>
-                <w:szCs w:val="26"/>
-              </w:rPr>
-              <w:lastRenderedPageBreak/>
               <w:t>100%</w:t>
             </w:r>
           </w:p>
@@ -4078,81 +5915,86 @@
         <w:tc>
           <w:tcPr>
             <w:tcW w:w="0" w:type="auto"/>
+            <w:vAlign w:val="center"/>
+            <w:hideMark/>
+          </w:tcPr>
+          <w:p>
+            <w:pPr>
+              <w:jc w:val="center"/>
+              <w:rPr>
+                <w:bCs/>
+                <w:szCs w:val="26"/>
+              </w:rPr>
+            </w:pPr>
+            <w:r>
+              <w:rPr>
+                <w:bCs/>
+                <w:szCs w:val="26"/>
+              </w:rPr>
+              <w:lastRenderedPageBreak/>
+              <w:t>Vũ Trường Huy</w:t>
+            </w:r>
+            <w:r>
+              <w:rPr>
+                <w:bCs/>
+                <w:szCs w:val="26"/>
+              </w:rPr>
+              <w:br/>
+              <w:t>22204750</w:t>
+            </w:r>
+          </w:p>
+        </w:tc>
+        <w:tc>
+          <w:tcPr>
+            <w:tcW w:w="0" w:type="auto"/>
+            <w:vAlign w:val="center"/>
+            <w:hideMark/>
+          </w:tcPr>
+          <w:p>
+            <w:pPr>
+              <w:jc w:val="center"/>
+              <w:rPr>
+                <w:szCs w:val="26"/>
+              </w:rPr>
+            </w:pPr>
+            <w:r>
+              <w:rPr>
+                <w:szCs w:val="26"/>
+              </w:rPr>
+              <w:t>Business Analyst</w:t>
+            </w:r>
+          </w:p>
+        </w:tc>
+        <w:tc>
+          <w:tcPr>
+            <w:tcW w:w="0" w:type="auto"/>
+            <w:vAlign w:val="center"/>
             <w:hideMark/>
           </w:tcPr>
           <w:p>
             <w:pPr>
               <w:jc w:val="left"/>
               <w:rPr>
-                <w:bCs/>
                 <w:szCs w:val="26"/>
               </w:rPr>
             </w:pPr>
             <w:r>
               <w:rPr>
-                <w:bCs/>
                 <w:szCs w:val="26"/>
               </w:rPr>
-              <w:t>Vũ Trường Huy</w:t>
-            </w:r>
-            <w:r>
-              <w:rPr>
-                <w:bCs/>
-                <w:szCs w:val="26"/>
-              </w:rPr>
-              <w:br/>
-              <w:t>22204750</w:t>
+              <w:t>Operational mismatch analysis, customer-service scenarios, risk matrix, and knowledge validation support.</w:t>
             </w:r>
           </w:p>
         </w:tc>
         <w:tc>
           <w:tcPr>
             <w:tcW w:w="0" w:type="auto"/>
+            <w:vAlign w:val="center"/>
             <w:hideMark/>
           </w:tcPr>
           <w:p>
             <w:pPr>
-              <w:jc w:val="left"/>
-              <w:rPr>
-                <w:szCs w:val="26"/>
-              </w:rPr>
-            </w:pPr>
-            <w:r>
-              <w:rPr>
-                <w:szCs w:val="26"/>
-              </w:rPr>
-              <w:t>Business Analyst</w:t>
-            </w:r>
-          </w:p>
-        </w:tc>
-        <w:tc>
-          <w:tcPr>
-            <w:tcW w:w="0" w:type="auto"/>
-            <w:hideMark/>
-          </w:tcPr>
-          <w:p>
-            <w:pPr>
-              <w:jc w:val="left"/>
-              <w:rPr>
-                <w:szCs w:val="26"/>
-              </w:rPr>
-            </w:pPr>
-            <w:r>
-              <w:rPr>
-                <w:szCs w:val="26"/>
-              </w:rPr>
-              <w:t>Operational mismatch analysis, customer-service scenarios, risk matrix, and knowledge validation support.</w:t>
-            </w:r>
-          </w:p>
-        </w:tc>
-        <w:tc>
-          <w:tcPr>
-            <w:tcW w:w="0" w:type="auto"/>
-            <w:hideMark/>
-          </w:tcPr>
-          <w:p>
-            <w:pPr>
-              <w:jc w:val="left"/>
+              <w:jc w:val="center"/>
               <w:rPr>
                 <w:szCs w:val="26"/>
               </w:rPr>
@@ -4170,81 +6012,85 @@
         <w:tc>
           <w:tcPr>
             <w:tcW w:w="0" w:type="auto"/>
+            <w:vAlign w:val="center"/>
+            <w:hideMark/>
+          </w:tcPr>
+          <w:p>
+            <w:pPr>
+              <w:jc w:val="center"/>
+              <w:rPr>
+                <w:bCs/>
+                <w:szCs w:val="26"/>
+              </w:rPr>
+            </w:pPr>
+            <w:r>
+              <w:rPr>
+                <w:bCs/>
+                <w:szCs w:val="26"/>
+              </w:rPr>
+              <w:t>Nguyễn Đặng Gia Tường</w:t>
+            </w:r>
+            <w:r>
+              <w:rPr>
+                <w:bCs/>
+                <w:szCs w:val="26"/>
+              </w:rPr>
+              <w:br/>
+              <w:t>22201650</w:t>
+            </w:r>
+          </w:p>
+        </w:tc>
+        <w:tc>
+          <w:tcPr>
+            <w:tcW w:w="0" w:type="auto"/>
+            <w:vAlign w:val="center"/>
+            <w:hideMark/>
+          </w:tcPr>
+          <w:p>
+            <w:pPr>
+              <w:jc w:val="center"/>
+              <w:rPr>
+                <w:szCs w:val="26"/>
+              </w:rPr>
+            </w:pPr>
+            <w:r>
+              <w:rPr>
+                <w:szCs w:val="26"/>
+              </w:rPr>
+              <w:t>Developer</w:t>
+            </w:r>
+          </w:p>
+        </w:tc>
+        <w:tc>
+          <w:tcPr>
+            <w:tcW w:w="0" w:type="auto"/>
+            <w:vAlign w:val="center"/>
             <w:hideMark/>
           </w:tcPr>
           <w:p>
             <w:pPr>
               <w:jc w:val="left"/>
               <w:rPr>
-                <w:bCs/>
                 <w:szCs w:val="26"/>
               </w:rPr>
             </w:pPr>
             <w:r>
               <w:rPr>
-                <w:bCs/>
                 <w:szCs w:val="26"/>
               </w:rPr>
-              <w:t>Nguyễn Đặng Gia Tường</w:t>
-            </w:r>
-            <w:r>
-              <w:rPr>
-                <w:bCs/>
-                <w:szCs w:val="26"/>
-              </w:rPr>
-              <w:br/>
-              <w:t>22201650</w:t>
+              <w:t>Odoo local module, XML-RPC/API discovery, ChromaDB ingestion, RAG engine, and Streamlit UI implementation.</w:t>
             </w:r>
           </w:p>
         </w:tc>
         <w:tc>
           <w:tcPr>
             <w:tcW w:w="0" w:type="auto"/>
+            <w:vAlign w:val="center"/>
             <w:hideMark/>
           </w:tcPr>
           <w:p>
             <w:pPr>
-              <w:jc w:val="left"/>
-              <w:rPr>
-                <w:szCs w:val="26"/>
-              </w:rPr>
-            </w:pPr>
-            <w:r>
-              <w:rPr>
-                <w:szCs w:val="26"/>
-              </w:rPr>
-              <w:t>Developer</w:t>
-            </w:r>
-          </w:p>
-        </w:tc>
-        <w:tc>
-          <w:tcPr>
-            <w:tcW w:w="0" w:type="auto"/>
-            <w:hideMark/>
-          </w:tcPr>
-          <w:p>
-            <w:pPr>
-              <w:jc w:val="left"/>
-              <w:rPr>
-                <w:szCs w:val="26"/>
-              </w:rPr>
-            </w:pPr>
-            <w:r>
-              <w:rPr>
-                <w:szCs w:val="26"/>
-              </w:rPr>
-              <w:t>Odoo local module, XML-RPC/API discovery, ChromaDB ingestion, RAG engine, and Streamlit UI implementation.</w:t>
-            </w:r>
-          </w:p>
-        </w:tc>
-        <w:tc>
-          <w:tcPr>
-            <w:tcW w:w="0" w:type="auto"/>
-            <w:hideMark/>
-          </w:tcPr>
-          <w:p>
-            <w:pPr>
-              <w:jc w:val="left"/>
+              <w:jc w:val="center"/>
               <w:rPr>
                 <w:szCs w:val="26"/>
               </w:rPr>
@@ -4277,27 +6123,27 @@
         <w:rPr>
           <w:iCs/>
         </w:rPr>
-        <w:t>Internal knowledge sharing was handled through weekly task reviews, shared GitHub artifacts, structured access matrices, and iterative validation of SOPs, prompts, guardrails, and test cases. This collaboration functioned as a small Community of Practice focused on operating Odoo effectively and improving the KMS over time.</w:t>
+        <w:t>Internal knowledge sharing was handled through staged task reviews, shared GitHub artifacts, structured access matrices, and iterative validation of SOPs, prompts, guardrails, and test cases. This collaboration functioned as a small Community of Practice focused on operating Odoo effectively and improving the KMS over time.</w:t>
       </w:r>
     </w:p>
     <w:p>
       <w:pPr>
         <w:pStyle w:val="Heading3"/>
       </w:pPr>
-      <w:bookmarkStart w:id="19" w:name="_Toc232083025"/>
-      <w:bookmarkStart w:id="20" w:name="_Toc232606771"/>
+      <w:bookmarkStart w:id="18" w:name="_Toc232083025"/>
+      <w:bookmarkStart w:id="19" w:name="_Toc232606771"/>
       <w:r>
         <w:t>Report Structure</w:t>
       </w:r>
+      <w:bookmarkEnd w:id="18"/>
       <w:bookmarkEnd w:id="19"/>
-      <w:bookmarkEnd w:id="20"/>
     </w:p>
     <w:p>
       <w:pPr>
         <w:ind w:firstLine="720"/>
       </w:pPr>
       <w:r>
-        <w:t>The report is structured to follow the project journey from business justification to technical automation and evaluation.</w:t>
+        <w:t>This report is organized by chapter so that the reader can follow the complete logic of the KMS implementation: first the business need, then the knowledge architecture, then the technical storage and security layer, and finally the AI assistant and system audit.</w:t>
       </w:r>
     </w:p>
     <w:p>
@@ -4305,7 +6151,7 @@
         <w:ind w:firstLine="720"/>
       </w:pPr>
       <w:r>
-        <w:t>Part 1: Introduction – Explains the rationale, project objectives, team organization, and report structure.</w:t>
+        <w:t>Chapter 1 – The Business Context &amp; Knowledge Strategy explains who Triple H&amp;T is, how the hardware business operates, and what knowledge risks exist across sales, purchase, inventory, support, HR, and IT. This chapter is necessary because a KMS must start from real business problems rather than from technology alone.</w:t>
       </w:r>
     </w:p>
     <w:p>
@@ -4313,7 +6159,7 @@
         <w:ind w:firstLine="720"/>
       </w:pPr>
       <w:r>
-        <w:t>Part 2: Business Context and Knowledge Strategy – Describes Triple H &amp; T, its hardware-focused operations, knowledge risks, and practical KMS goals.</w:t>
+        <w:t>Chapter 2 – Knowledge Architecture &amp; Experiential Capture explains how operational experience is captured, structured, and refined into Odoo Knowledge articles, SOPs, metadata tags, Chatter notes, Helpdesk evidence, and reusable knowledge assets. This chapter is necessary because the system can only answer reliably if the organization first converts tacit knowledge into explicit and well-structured knowledge.</w:t>
       </w:r>
     </w:p>
     <w:p>
@@ -4321,7 +6167,11 @@
         <w:ind w:firstLine="720"/>
       </w:pPr>
       <w:r>
-        <w:t>Part 3: Knowledge Architecture and Experiential Capture – Explains taxonomy, metadata, operational mismatches, Think Aloud notes, canned responses, and SOP refinement.</w:t>
+        <w:t xml:space="preserve">Chapter 3 – Vector Storage Layer &amp; Data Security explains how the validated knowledge is cleaned, chunked, embedded, stored in ChromaDB, and protected by </w:t>
+      </w:r>
+      <w:r>
+        <w:lastRenderedPageBreak/>
+        <w:t>document-level metadata such as workspace_dimension and access_role. This chapter is necessary because knowledge exported from Odoo must remain searchable while still respecting access-control rules.</w:t>
       </w:r>
     </w:p>
     <w:p>
@@ -4329,7 +6179,7 @@
         <w:ind w:firstLine="720"/>
       </w:pPr>
       <w:r>
-        <w:t>Part 4: Vector Storage and AI Automation – Details chunking, embedding, metadata security, RAG architecture, chatbot testing, concurrency risks, and FinOps cost simulation.</w:t>
+        <w:t>Chapter 4 – Integrated AI Assistant &amp; System Audit explains how the RAG assistant retrieves context, filters by role, generates answers through the chatbot interface, handles fallback situations, supports Dockerized deployment, and is evaluated through QA benchmarks and security tests. This chapter is necessary because it proves that the KMS can be reused by employees through a practical and governed AI interface.</w:t>
       </w:r>
     </w:p>
     <w:p>
@@ -4337,8 +6187,7 @@
         <w:ind w:firstLine="720"/>
       </w:pPr>
       <w:r>
-        <w:lastRenderedPageBreak/>
-        <w:t>Conclusion – Summarizes KM achievements, double-loop learning outcomes, and the future roadmap for production-ready guardrails, GraphRAG, synchronization, and analytics dashboards.</w:t>
+        <w:t>The Conclusion reconnects the results of all four chapters by summarizing the business value, the knowledge-management improvements, the secure vector retrieval layer, and the final AI-enabled reuse process. It also reflects on double-loop learning and proposes a roadmap for future enhancement.</w:t>
       </w:r>
     </w:p>
     <w:p>
@@ -4346,7 +6195,7 @@
         <w:pStyle w:val="Heading2"/>
         <w:numPr>
           <w:ilvl w:val="0"/>
-          <w:numId w:val="15"/>
+          <w:numId w:val="25"/>
         </w:numPr>
       </w:pPr>
       <w:r>
@@ -4356,35 +6205,35 @@
         <w:lastRenderedPageBreak/>
         <w:t xml:space="preserve"> </w:t>
       </w:r>
-      <w:bookmarkStart w:id="21" w:name="_Toc232083026"/>
-      <w:bookmarkStart w:id="22" w:name="_Toc232606772"/>
+      <w:bookmarkStart w:id="20" w:name="_Toc232083026"/>
+      <w:bookmarkStart w:id="21" w:name="_Toc232606772"/>
       <w:r>
         <w:t>THE BUSINESS CONTEXT &amp; KNOWLEDGE STRATEGY</w:t>
       </w:r>
+      <w:bookmarkEnd w:id="20"/>
       <w:bookmarkEnd w:id="21"/>
+    </w:p>
+    <w:p>
+      <w:pPr>
+        <w:pStyle w:val="Heading3"/>
+      </w:pPr>
+      <w:bookmarkStart w:id="22" w:name="_Toc232083027"/>
+      <w:bookmarkStart w:id="23" w:name="_Toc232606773"/>
+      <w:bookmarkStart w:id="24" w:name="_Toc181178230"/>
+      <w:r>
+        <w:t>Simulated</w:t>
+      </w:r>
+      <w:r>
+        <w:rPr>
+          <w:lang w:val="vi-VN"/>
+        </w:rPr>
+        <w:t xml:space="preserve"> </w:t>
+      </w:r>
+      <w:r>
+        <w:t>Company Profile</w:t>
+      </w:r>
       <w:bookmarkEnd w:id="22"/>
-    </w:p>
-    <w:p>
-      <w:pPr>
-        <w:pStyle w:val="Heading3"/>
-      </w:pPr>
-      <w:bookmarkStart w:id="23" w:name="_Toc232083027"/>
-      <w:bookmarkStart w:id="24" w:name="_Toc232606773"/>
-      <w:bookmarkStart w:id="25" w:name="_Toc181178230"/>
-      <w:r>
-        <w:t>Simulated</w:t>
-      </w:r>
-      <w:r>
-        <w:rPr>
-          <w:lang w:val="vi-VN"/>
-        </w:rPr>
-        <w:t xml:space="preserve"> </w:t>
-      </w:r>
-      <w:r>
-        <w:t>Company Profile</w:t>
-      </w:r>
       <w:bookmarkEnd w:id="23"/>
-      <w:bookmarkEnd w:id="24"/>
     </w:p>
     <w:p>
       <w:pPr>
@@ -4451,23 +6300,1122 @@
     </w:p>
     <w:p>
       <w:pPr>
+        <w:keepNext/>
+        <w:jc w:val="center"/>
+      </w:pPr>
+      <w:r>
+        <w:rPr>
+          <w:noProof/>
+        </w:rPr>
+        <w:lastRenderedPageBreak/>
+        <w:drawing>
+          <wp:inline distT="0" distB="0" distL="0" distR="0" wp14:anchorId="6915AF9B" wp14:editId="7D7B5ED4">
+            <wp:extent cx="4504267" cy="3378200"/>
+            <wp:effectExtent l="0" t="0" r="0" b="0"/>
+            <wp:docPr id="23" name="Picture 23"/>
+            <wp:cNvGraphicFramePr>
+              <a:graphicFrameLocks xmlns:a="http://schemas.openxmlformats.org/drawingml/2006/main" noChangeAspect="1"/>
+            </wp:cNvGraphicFramePr>
+            <a:graphic xmlns:a="http://schemas.openxmlformats.org/drawingml/2006/main">
+              <a:graphicData uri="http://schemas.openxmlformats.org/drawingml/2006/picture">
+                <pic:pic xmlns:pic="http://schemas.openxmlformats.org/drawingml/2006/picture">
+                  <pic:nvPicPr>
+                    <pic:cNvPr id="0" name="image.png"/>
+                    <pic:cNvPicPr/>
+                  </pic:nvPicPr>
+                  <pic:blipFill>
+                    <a:blip r:embed="rId11"/>
+                    <a:stretch>
+                      <a:fillRect/>
+                    </a:stretch>
+                  </pic:blipFill>
+                  <pic:spPr>
+                    <a:xfrm>
+                      <a:off x="0" y="0"/>
+                      <a:ext cx="4505526" cy="3379144"/>
+                    </a:xfrm>
+                    <a:prstGeom prst="rect">
+                      <a:avLst/>
+                    </a:prstGeom>
+                  </pic:spPr>
+                </pic:pic>
+              </a:graphicData>
+            </a:graphic>
+          </wp:inline>
+        </w:drawing>
+      </w:r>
+    </w:p>
+    <w:p>
+      <w:pPr>
+        <w:pStyle w:val="Caption"/>
+        <w:jc w:val="center"/>
+        <w:rPr>
+          <w:b w:val="0"/>
+          <w:bCs w:val="0"/>
+          <w:i/>
+          <w:iCs/>
+          <w:sz w:val="26"/>
+          <w:szCs w:val="26"/>
+        </w:rPr>
+      </w:pPr>
+      <w:bookmarkStart w:id="25" w:name="_Toc233241267"/>
+      <w:r>
+        <w:rPr>
+          <w:b w:val="0"/>
+          <w:bCs w:val="0"/>
+          <w:i/>
+          <w:iCs/>
+          <w:sz w:val="26"/>
+          <w:szCs w:val="26"/>
+        </w:rPr>
+        <w:t xml:space="preserve">Figure </w:t>
+      </w:r>
+      <w:r>
+        <w:rPr>
+          <w:b w:val="0"/>
+          <w:bCs w:val="0"/>
+          <w:i/>
+          <w:iCs/>
+          <w:sz w:val="26"/>
+          <w:szCs w:val="26"/>
+        </w:rPr>
+        <w:fldChar w:fldCharType="begin"/>
+      </w:r>
+      <w:r>
+        <w:rPr>
+          <w:b w:val="0"/>
+          <w:bCs w:val="0"/>
+          <w:i/>
+          <w:iCs/>
+          <w:sz w:val="26"/>
+          <w:szCs w:val="26"/>
+        </w:rPr>
+        <w:instrText xml:space="preserve"> SEQ Figure \* ARABIC </w:instrText>
+      </w:r>
+      <w:r>
+        <w:rPr>
+          <w:b w:val="0"/>
+          <w:bCs w:val="0"/>
+          <w:i/>
+          <w:iCs/>
+          <w:sz w:val="26"/>
+          <w:szCs w:val="26"/>
+        </w:rPr>
+        <w:fldChar w:fldCharType="separate"/>
+      </w:r>
+      <w:r>
+        <w:rPr>
+          <w:b w:val="0"/>
+          <w:bCs w:val="0"/>
+          <w:i/>
+          <w:iCs/>
+          <w:noProof/>
+          <w:sz w:val="26"/>
+          <w:szCs w:val="26"/>
+        </w:rPr>
+        <w:t>1</w:t>
+      </w:r>
+      <w:r>
+        <w:rPr>
+          <w:b w:val="0"/>
+          <w:bCs w:val="0"/>
+          <w:i/>
+          <w:iCs/>
+          <w:sz w:val="26"/>
+          <w:szCs w:val="26"/>
+        </w:rPr>
+        <w:fldChar w:fldCharType="end"/>
+      </w:r>
+      <w:r>
+        <w:rPr>
+          <w:b w:val="0"/>
+          <w:bCs w:val="0"/>
+          <w:i/>
+          <w:iCs/>
+          <w:sz w:val="26"/>
+          <w:szCs w:val="26"/>
+        </w:rPr>
+        <w:t>. Triple H&amp;T brand identity and logo variants for the hardware KMS project.</w:t>
+      </w:r>
+      <w:bookmarkEnd w:id="25"/>
+    </w:p>
+    <w:p>
+      <w:pPr>
+        <w:jc w:val="center"/>
+        <w:rPr>
+          <w:szCs w:val="26"/>
+        </w:rPr>
+      </w:pPr>
+    </w:p>
+    <w:p>
+      <w:pPr>
+        <w:keepNext/>
+        <w:jc w:val="center"/>
+      </w:pPr>
+      <w:r>
+        <w:rPr>
+          <w:noProof/>
+        </w:rPr>
+        <w:drawing>
+          <wp:inline distT="0" distB="0" distL="0" distR="0" wp14:anchorId="6BDCFABE" wp14:editId="178C4C21">
+            <wp:extent cx="5669280" cy="3188970"/>
+            <wp:effectExtent l="0" t="0" r="0" b="0"/>
+            <wp:docPr id="40" name="Picture 40"/>
+            <wp:cNvGraphicFramePr>
+              <a:graphicFrameLocks xmlns:a="http://schemas.openxmlformats.org/drawingml/2006/main" noChangeAspect="1"/>
+            </wp:cNvGraphicFramePr>
+            <a:graphic xmlns:a="http://schemas.openxmlformats.org/drawingml/2006/main">
+              <a:graphicData uri="http://schemas.openxmlformats.org/drawingml/2006/picture">
+                <pic:pic xmlns:pic="http://schemas.openxmlformats.org/drawingml/2006/picture">
+                  <pic:nvPicPr>
+                    <pic:cNvPr id="0" name="department_structure_redrawn.png"/>
+                    <pic:cNvPicPr/>
+                  </pic:nvPicPr>
+                  <pic:blipFill>
+                    <a:blip r:embed="rId12"/>
+                    <a:stretch>
+                      <a:fillRect/>
+                    </a:stretch>
+                  </pic:blipFill>
+                  <pic:spPr>
+                    <a:xfrm>
+                      <a:off x="0" y="0"/>
+                      <a:ext cx="5669280" cy="3188970"/>
+                    </a:xfrm>
+                    <a:prstGeom prst="rect">
+                      <a:avLst/>
+                    </a:prstGeom>
+                  </pic:spPr>
+                </pic:pic>
+              </a:graphicData>
+            </a:graphic>
+          </wp:inline>
+        </w:drawing>
+      </w:r>
+    </w:p>
+    <w:p>
+      <w:pPr>
+        <w:pStyle w:val="Caption"/>
+        <w:jc w:val="center"/>
+        <w:rPr>
+          <w:b w:val="0"/>
+          <w:bCs w:val="0"/>
+          <w:i/>
+          <w:iCs/>
+          <w:sz w:val="26"/>
+          <w:szCs w:val="26"/>
+        </w:rPr>
+      </w:pPr>
+      <w:bookmarkStart w:id="26" w:name="_Toc233241268"/>
+      <w:r>
+        <w:rPr>
+          <w:b w:val="0"/>
+          <w:bCs w:val="0"/>
+          <w:i/>
+          <w:iCs/>
+          <w:sz w:val="26"/>
+          <w:szCs w:val="26"/>
+        </w:rPr>
+        <w:t xml:space="preserve">Figure </w:t>
+      </w:r>
+      <w:r>
+        <w:rPr>
+          <w:b w:val="0"/>
+          <w:bCs w:val="0"/>
+          <w:i/>
+          <w:iCs/>
+          <w:sz w:val="26"/>
+          <w:szCs w:val="26"/>
+        </w:rPr>
+        <w:fldChar w:fldCharType="begin"/>
+      </w:r>
+      <w:r>
+        <w:rPr>
+          <w:b w:val="0"/>
+          <w:bCs w:val="0"/>
+          <w:i/>
+          <w:iCs/>
+          <w:sz w:val="26"/>
+          <w:szCs w:val="26"/>
+        </w:rPr>
+        <w:instrText xml:space="preserve"> SEQ Figure \* ARABIC </w:instrText>
+      </w:r>
+      <w:r>
+        <w:rPr>
+          <w:b w:val="0"/>
+          <w:bCs w:val="0"/>
+          <w:i/>
+          <w:iCs/>
+          <w:sz w:val="26"/>
+          <w:szCs w:val="26"/>
+        </w:rPr>
+        <w:fldChar w:fldCharType="separate"/>
+      </w:r>
+      <w:r>
+        <w:rPr>
+          <w:b w:val="0"/>
+          <w:bCs w:val="0"/>
+          <w:i/>
+          <w:iCs/>
+          <w:noProof/>
+          <w:sz w:val="26"/>
+          <w:szCs w:val="26"/>
+        </w:rPr>
+        <w:t>2</w:t>
+      </w:r>
+      <w:r>
+        <w:rPr>
+          <w:b w:val="0"/>
+          <w:bCs w:val="0"/>
+          <w:i/>
+          <w:iCs/>
+          <w:sz w:val="26"/>
+          <w:szCs w:val="26"/>
+        </w:rPr>
+        <w:fldChar w:fldCharType="end"/>
+      </w:r>
+      <w:r>
+        <w:rPr>
+          <w:b w:val="0"/>
+          <w:bCs w:val="0"/>
+          <w:i/>
+          <w:iCs/>
+          <w:sz w:val="26"/>
+          <w:szCs w:val="26"/>
+        </w:rPr>
+        <w:t>. Odoo department structure used to assign project roles and responsibility groups.</w:t>
+      </w:r>
+      <w:bookmarkEnd w:id="26"/>
+    </w:p>
+    <w:p>
+      <w:pPr>
+        <w:jc w:val="center"/>
+      </w:pPr>
+    </w:p>
+    <w:p/>
+    <w:p/>
+    <w:p/>
+    <w:p>
+      <w:pPr>
+        <w:keepNext/>
+        <w:jc w:val="center"/>
+      </w:pPr>
+      <w:r>
+        <w:rPr>
+          <w:noProof/>
+        </w:rPr>
+        <w:drawing>
+          <wp:inline distT="0" distB="0" distL="0" distR="0" wp14:anchorId="7C514043" wp14:editId="1E14F0A3">
+            <wp:extent cx="5074542" cy="6003777"/>
+            <wp:effectExtent l="0" t="0" r="0" b="0"/>
+            <wp:docPr id="24" name="Picture 24"/>
+            <wp:cNvGraphicFramePr>
+              <a:graphicFrameLocks xmlns:a="http://schemas.openxmlformats.org/drawingml/2006/main" noChangeAspect="1"/>
+            </wp:cNvGraphicFramePr>
+            <a:graphic xmlns:a="http://schemas.openxmlformats.org/drawingml/2006/main">
+              <a:graphicData uri="http://schemas.openxmlformats.org/drawingml/2006/picture">
+                <pic:pic xmlns:pic="http://schemas.openxmlformats.org/drawingml/2006/picture">
+                  <pic:nvPicPr>
+                    <pic:cNvPr id="0" name="image.png"/>
+                    <pic:cNvPicPr/>
+                  </pic:nvPicPr>
+                  <pic:blipFill>
+                    <a:blip r:embed="rId13"/>
+                    <a:stretch>
+                      <a:fillRect/>
+                    </a:stretch>
+                  </pic:blipFill>
+                  <pic:spPr>
+                    <a:xfrm>
+                      <a:off x="0" y="0"/>
+                      <a:ext cx="5081930" cy="6012518"/>
+                    </a:xfrm>
+                    <a:prstGeom prst="rect">
+                      <a:avLst/>
+                    </a:prstGeom>
+                  </pic:spPr>
+                </pic:pic>
+              </a:graphicData>
+            </a:graphic>
+          </wp:inline>
+        </w:drawing>
+      </w:r>
+    </w:p>
+    <w:p>
+      <w:pPr>
+        <w:pStyle w:val="Caption"/>
+        <w:jc w:val="center"/>
+        <w:rPr>
+          <w:b w:val="0"/>
+          <w:bCs w:val="0"/>
+          <w:i/>
+          <w:iCs/>
+          <w:sz w:val="26"/>
+          <w:szCs w:val="26"/>
+        </w:rPr>
+      </w:pPr>
+      <w:bookmarkStart w:id="27" w:name="_Toc233241269"/>
+      <w:r>
+        <w:rPr>
+          <w:b w:val="0"/>
+          <w:bCs w:val="0"/>
+          <w:i/>
+          <w:iCs/>
+          <w:sz w:val="26"/>
+          <w:szCs w:val="26"/>
+        </w:rPr>
+        <w:t xml:space="preserve">Figure </w:t>
+      </w:r>
+      <w:r>
+        <w:rPr>
+          <w:b w:val="0"/>
+          <w:bCs w:val="0"/>
+          <w:i/>
+          <w:iCs/>
+          <w:sz w:val="26"/>
+          <w:szCs w:val="26"/>
+        </w:rPr>
+        <w:fldChar w:fldCharType="begin"/>
+      </w:r>
+      <w:r>
+        <w:rPr>
+          <w:b w:val="0"/>
+          <w:bCs w:val="0"/>
+          <w:i/>
+          <w:iCs/>
+          <w:sz w:val="26"/>
+          <w:szCs w:val="26"/>
+        </w:rPr>
+        <w:instrText xml:space="preserve"> SEQ Figure \* ARABIC </w:instrText>
+      </w:r>
+      <w:r>
+        <w:rPr>
+          <w:b w:val="0"/>
+          <w:bCs w:val="0"/>
+          <w:i/>
+          <w:iCs/>
+          <w:sz w:val="26"/>
+          <w:szCs w:val="26"/>
+        </w:rPr>
+        <w:fldChar w:fldCharType="separate"/>
+      </w:r>
+      <w:r>
+        <w:rPr>
+          <w:b w:val="0"/>
+          <w:bCs w:val="0"/>
+          <w:i/>
+          <w:iCs/>
+          <w:noProof/>
+          <w:sz w:val="26"/>
+          <w:szCs w:val="26"/>
+        </w:rPr>
+        <w:t>3</w:t>
+      </w:r>
+      <w:r>
+        <w:rPr>
+          <w:b w:val="0"/>
+          <w:bCs w:val="0"/>
+          <w:i/>
+          <w:iCs/>
+          <w:sz w:val="26"/>
+          <w:szCs w:val="26"/>
+        </w:rPr>
+        <w:fldChar w:fldCharType="end"/>
+      </w:r>
+      <w:r>
+        <w:rPr>
+          <w:b w:val="0"/>
+          <w:bCs w:val="0"/>
+          <w:i/>
+          <w:iCs/>
+          <w:sz w:val="26"/>
+          <w:szCs w:val="26"/>
+        </w:rPr>
+        <w:t>. Triple H&amp;T website home page presenting the company profile and hardware positioning.</w:t>
+      </w:r>
+      <w:bookmarkEnd w:id="27"/>
+    </w:p>
+    <w:p>
+      <w:pPr>
+        <w:jc w:val="center"/>
+      </w:pPr>
+    </w:p>
+    <w:p/>
+    <w:p>
+      <w:pPr>
+        <w:keepNext/>
+        <w:jc w:val="center"/>
+      </w:pPr>
+      <w:r>
+        <w:rPr>
+          <w:noProof/>
+        </w:rPr>
+        <w:lastRenderedPageBreak/>
+        <w:drawing>
+          <wp:inline distT="0" distB="0" distL="0" distR="0" wp14:anchorId="35583035" wp14:editId="56A2D001">
+            <wp:extent cx="5987423" cy="6972300"/>
+            <wp:effectExtent l="0" t="0" r="0" b="0"/>
+            <wp:docPr id="25" name="Picture 25"/>
+            <wp:cNvGraphicFramePr>
+              <a:graphicFrameLocks xmlns:a="http://schemas.openxmlformats.org/drawingml/2006/main" noChangeAspect="1"/>
+            </wp:cNvGraphicFramePr>
+            <a:graphic xmlns:a="http://schemas.openxmlformats.org/drawingml/2006/main">
+              <a:graphicData uri="http://schemas.openxmlformats.org/drawingml/2006/picture">
+                <pic:pic xmlns:pic="http://schemas.openxmlformats.org/drawingml/2006/picture">
+                  <pic:nvPicPr>
+                    <pic:cNvPr id="0" name="image.png"/>
+                    <pic:cNvPicPr/>
+                  </pic:nvPicPr>
+                  <pic:blipFill>
+                    <a:blip r:embed="rId14"/>
+                    <a:stretch>
+                      <a:fillRect/>
+                    </a:stretch>
+                  </pic:blipFill>
+                  <pic:spPr>
+                    <a:xfrm>
+                      <a:off x="0" y="0"/>
+                      <a:ext cx="5998164" cy="6984808"/>
+                    </a:xfrm>
+                    <a:prstGeom prst="rect">
+                      <a:avLst/>
+                    </a:prstGeom>
+                  </pic:spPr>
+                </pic:pic>
+              </a:graphicData>
+            </a:graphic>
+          </wp:inline>
+        </w:drawing>
+      </w:r>
+    </w:p>
+    <w:p>
+      <w:pPr>
+        <w:pStyle w:val="Caption"/>
+        <w:jc w:val="center"/>
+        <w:rPr>
+          <w:b w:val="0"/>
+          <w:bCs w:val="0"/>
+          <w:i/>
+          <w:iCs/>
+          <w:sz w:val="26"/>
+          <w:szCs w:val="26"/>
+        </w:rPr>
+      </w:pPr>
+      <w:bookmarkStart w:id="28" w:name="_Toc233241270"/>
+      <w:r>
+        <w:rPr>
+          <w:b w:val="0"/>
+          <w:bCs w:val="0"/>
+          <w:i/>
+          <w:iCs/>
+          <w:sz w:val="26"/>
+          <w:szCs w:val="26"/>
+        </w:rPr>
+        <w:t xml:space="preserve">Figure </w:t>
+      </w:r>
+      <w:r>
+        <w:rPr>
+          <w:b w:val="0"/>
+          <w:bCs w:val="0"/>
+          <w:i/>
+          <w:iCs/>
+          <w:sz w:val="26"/>
+          <w:szCs w:val="26"/>
+        </w:rPr>
+        <w:fldChar w:fldCharType="begin"/>
+      </w:r>
+      <w:r>
+        <w:rPr>
+          <w:b w:val="0"/>
+          <w:bCs w:val="0"/>
+          <w:i/>
+          <w:iCs/>
+          <w:sz w:val="26"/>
+          <w:szCs w:val="26"/>
+        </w:rPr>
+        <w:instrText xml:space="preserve"> SEQ Figure \* ARABIC </w:instrText>
+      </w:r>
+      <w:r>
+        <w:rPr>
+          <w:b w:val="0"/>
+          <w:bCs w:val="0"/>
+          <w:i/>
+          <w:iCs/>
+          <w:sz w:val="26"/>
+          <w:szCs w:val="26"/>
+        </w:rPr>
+        <w:fldChar w:fldCharType="separate"/>
+      </w:r>
+      <w:r>
+        <w:rPr>
+          <w:b w:val="0"/>
+          <w:bCs w:val="0"/>
+          <w:i/>
+          <w:iCs/>
+          <w:noProof/>
+          <w:sz w:val="26"/>
+          <w:szCs w:val="26"/>
+        </w:rPr>
+        <w:t>4</w:t>
+      </w:r>
+      <w:r>
+        <w:rPr>
+          <w:b w:val="0"/>
+          <w:bCs w:val="0"/>
+          <w:i/>
+          <w:iCs/>
+          <w:sz w:val="26"/>
+          <w:szCs w:val="26"/>
+        </w:rPr>
+        <w:fldChar w:fldCharType="end"/>
+      </w:r>
+      <w:r>
+        <w:rPr>
+          <w:b w:val="0"/>
+          <w:bCs w:val="0"/>
+          <w:i/>
+          <w:iCs/>
+          <w:sz w:val="26"/>
+          <w:szCs w:val="26"/>
+        </w:rPr>
+        <w:t>. Triple H&amp;T shop page showing the hardware product catalog and product categories.</w:t>
+      </w:r>
+      <w:bookmarkEnd w:id="28"/>
+    </w:p>
+    <w:p>
+      <w:pPr>
+        <w:jc w:val="center"/>
+      </w:pPr>
+    </w:p>
+    <w:p/>
+    <w:p>
+      <w:pPr>
+        <w:keepNext/>
+        <w:jc w:val="center"/>
+      </w:pPr>
+      <w:r>
+        <w:rPr>
+          <w:noProof/>
+        </w:rPr>
+        <w:drawing>
+          <wp:inline distT="0" distB="0" distL="0" distR="0" wp14:anchorId="54E0FFBA" wp14:editId="2D7C9E4C">
+            <wp:extent cx="5750779" cy="5507525"/>
+            <wp:effectExtent l="0" t="0" r="2540" b="0"/>
+            <wp:docPr id="26" name="Picture 26"/>
+            <wp:cNvGraphicFramePr>
+              <a:graphicFrameLocks xmlns:a="http://schemas.openxmlformats.org/drawingml/2006/main" noChangeAspect="1"/>
+            </wp:cNvGraphicFramePr>
+            <a:graphic xmlns:a="http://schemas.openxmlformats.org/drawingml/2006/main">
+              <a:graphicData uri="http://schemas.openxmlformats.org/drawingml/2006/picture">
+                <pic:pic xmlns:pic="http://schemas.openxmlformats.org/drawingml/2006/picture">
+                  <pic:nvPicPr>
+                    <pic:cNvPr id="0" name="image.png"/>
+                    <pic:cNvPicPr/>
+                  </pic:nvPicPr>
+                  <pic:blipFill>
+                    <a:blip r:embed="rId15"/>
+                    <a:stretch>
+                      <a:fillRect/>
+                    </a:stretch>
+                  </pic:blipFill>
+                  <pic:spPr>
+                    <a:xfrm>
+                      <a:off x="0" y="0"/>
+                      <a:ext cx="5762270" cy="5518530"/>
+                    </a:xfrm>
+                    <a:prstGeom prst="rect">
+                      <a:avLst/>
+                    </a:prstGeom>
+                  </pic:spPr>
+                </pic:pic>
+              </a:graphicData>
+            </a:graphic>
+          </wp:inline>
+        </w:drawing>
+      </w:r>
+    </w:p>
+    <w:p>
+      <w:pPr>
+        <w:pStyle w:val="Caption"/>
+        <w:jc w:val="center"/>
+        <w:rPr>
+          <w:b w:val="0"/>
+          <w:bCs w:val="0"/>
+          <w:i/>
+          <w:iCs/>
+          <w:sz w:val="26"/>
+          <w:szCs w:val="26"/>
+        </w:rPr>
+      </w:pPr>
+      <w:bookmarkStart w:id="29" w:name="_Toc233241271"/>
+      <w:r>
+        <w:rPr>
+          <w:b w:val="0"/>
+          <w:bCs w:val="0"/>
+          <w:i/>
+          <w:iCs/>
+          <w:sz w:val="26"/>
+          <w:szCs w:val="26"/>
+        </w:rPr>
+        <w:t xml:space="preserve">Figure </w:t>
+      </w:r>
+      <w:r>
+        <w:rPr>
+          <w:b w:val="0"/>
+          <w:bCs w:val="0"/>
+          <w:i/>
+          <w:iCs/>
+          <w:sz w:val="26"/>
+          <w:szCs w:val="26"/>
+        </w:rPr>
+        <w:fldChar w:fldCharType="begin"/>
+      </w:r>
+      <w:r>
+        <w:rPr>
+          <w:b w:val="0"/>
+          <w:bCs w:val="0"/>
+          <w:i/>
+          <w:iCs/>
+          <w:sz w:val="26"/>
+          <w:szCs w:val="26"/>
+        </w:rPr>
+        <w:instrText xml:space="preserve"> SEQ Figure \* ARABIC </w:instrText>
+      </w:r>
+      <w:r>
+        <w:rPr>
+          <w:b w:val="0"/>
+          <w:bCs w:val="0"/>
+          <w:i/>
+          <w:iCs/>
+          <w:sz w:val="26"/>
+          <w:szCs w:val="26"/>
+        </w:rPr>
+        <w:fldChar w:fldCharType="separate"/>
+      </w:r>
+      <w:r>
+        <w:rPr>
+          <w:b w:val="0"/>
+          <w:bCs w:val="0"/>
+          <w:i/>
+          <w:iCs/>
+          <w:noProof/>
+          <w:sz w:val="26"/>
+          <w:szCs w:val="26"/>
+        </w:rPr>
+        <w:t>5</w:t>
+      </w:r>
+      <w:r>
+        <w:rPr>
+          <w:b w:val="0"/>
+          <w:bCs w:val="0"/>
+          <w:i/>
+          <w:iCs/>
+          <w:sz w:val="26"/>
+          <w:szCs w:val="26"/>
+        </w:rPr>
+        <w:fldChar w:fldCharType="end"/>
+      </w:r>
+      <w:r>
+        <w:rPr>
+          <w:b w:val="0"/>
+          <w:bCs w:val="0"/>
+          <w:i/>
+          <w:iCs/>
+          <w:sz w:val="26"/>
+          <w:szCs w:val="26"/>
+        </w:rPr>
+        <w:t>. Triple H&amp;T contact page showing the support form and customer assistance channel.</w:t>
+      </w:r>
+      <w:bookmarkEnd w:id="29"/>
+    </w:p>
+    <w:p>
+      <w:pPr>
+        <w:jc w:val="center"/>
+      </w:pPr>
+    </w:p>
+    <w:p/>
+    <w:p>
+      <w:pPr>
+        <w:keepNext/>
+        <w:jc w:val="center"/>
+      </w:pPr>
+      <w:r>
+        <w:rPr>
+          <w:noProof/>
+        </w:rPr>
+        <w:lastRenderedPageBreak/>
+        <w:drawing>
+          <wp:inline distT="0" distB="0" distL="0" distR="0" wp14:anchorId="07BBC923" wp14:editId="4A1FFC36">
+            <wp:extent cx="5394960" cy="3032203"/>
+            <wp:effectExtent l="0" t="0" r="0" b="0"/>
+            <wp:docPr id="27" name="Picture 27"/>
+            <wp:cNvGraphicFramePr>
+              <a:graphicFrameLocks xmlns:a="http://schemas.openxmlformats.org/drawingml/2006/main" noChangeAspect="1"/>
+            </wp:cNvGraphicFramePr>
+            <a:graphic xmlns:a="http://schemas.openxmlformats.org/drawingml/2006/main">
+              <a:graphicData uri="http://schemas.openxmlformats.org/drawingml/2006/picture">
+                <pic:pic xmlns:pic="http://schemas.openxmlformats.org/drawingml/2006/picture">
+                  <pic:nvPicPr>
+                    <pic:cNvPr id="0" name="image.png"/>
+                    <pic:cNvPicPr/>
+                  </pic:nvPicPr>
+                  <pic:blipFill>
+                    <a:blip r:embed="rId16"/>
+                    <a:stretch>
+                      <a:fillRect/>
+                    </a:stretch>
+                  </pic:blipFill>
+                  <pic:spPr>
+                    <a:xfrm>
+                      <a:off x="0" y="0"/>
+                      <a:ext cx="5394960" cy="3032203"/>
+                    </a:xfrm>
+                    <a:prstGeom prst="rect">
+                      <a:avLst/>
+                    </a:prstGeom>
+                  </pic:spPr>
+                </pic:pic>
+              </a:graphicData>
+            </a:graphic>
+          </wp:inline>
+        </w:drawing>
+      </w:r>
+    </w:p>
+    <w:p>
+      <w:pPr>
+        <w:pStyle w:val="Caption"/>
+        <w:jc w:val="center"/>
+        <w:rPr>
+          <w:b w:val="0"/>
+          <w:bCs w:val="0"/>
+          <w:i/>
+          <w:iCs/>
+          <w:sz w:val="26"/>
+          <w:szCs w:val="26"/>
+        </w:rPr>
+      </w:pPr>
+      <w:bookmarkStart w:id="30" w:name="_Toc233241272"/>
+      <w:r>
+        <w:rPr>
+          <w:b w:val="0"/>
+          <w:bCs w:val="0"/>
+          <w:i/>
+          <w:iCs/>
+          <w:sz w:val="26"/>
+          <w:szCs w:val="26"/>
+        </w:rPr>
+        <w:t xml:space="preserve">Figure </w:t>
+      </w:r>
+      <w:r>
+        <w:rPr>
+          <w:b w:val="0"/>
+          <w:bCs w:val="0"/>
+          <w:i/>
+          <w:iCs/>
+          <w:sz w:val="26"/>
+          <w:szCs w:val="26"/>
+        </w:rPr>
+        <w:fldChar w:fldCharType="begin"/>
+      </w:r>
+      <w:r>
+        <w:rPr>
+          <w:b w:val="0"/>
+          <w:bCs w:val="0"/>
+          <w:i/>
+          <w:iCs/>
+          <w:sz w:val="26"/>
+          <w:szCs w:val="26"/>
+        </w:rPr>
+        <w:instrText xml:space="preserve"> SEQ Figure \* ARABIC </w:instrText>
+      </w:r>
+      <w:r>
+        <w:rPr>
+          <w:b w:val="0"/>
+          <w:bCs w:val="0"/>
+          <w:i/>
+          <w:iCs/>
+          <w:sz w:val="26"/>
+          <w:szCs w:val="26"/>
+        </w:rPr>
+        <w:fldChar w:fldCharType="separate"/>
+      </w:r>
+      <w:r>
+        <w:rPr>
+          <w:b w:val="0"/>
+          <w:bCs w:val="0"/>
+          <w:i/>
+          <w:iCs/>
+          <w:noProof/>
+          <w:sz w:val="26"/>
+          <w:szCs w:val="26"/>
+        </w:rPr>
+        <w:t>6</w:t>
+      </w:r>
+      <w:r>
+        <w:rPr>
+          <w:b w:val="0"/>
+          <w:bCs w:val="0"/>
+          <w:i/>
+          <w:iCs/>
+          <w:sz w:val="26"/>
+          <w:szCs w:val="26"/>
+        </w:rPr>
+        <w:fldChar w:fldCharType="end"/>
+      </w:r>
+      <w:r>
+        <w:rPr>
+          <w:b w:val="0"/>
+          <w:bCs w:val="0"/>
+          <w:i/>
+          <w:iCs/>
+          <w:sz w:val="26"/>
+          <w:szCs w:val="26"/>
+        </w:rPr>
+        <w:t>. Local Odoo Apps screen showing the core business and knowledge modules.</w:t>
+      </w:r>
+      <w:bookmarkEnd w:id="30"/>
+    </w:p>
+    <w:p>
+      <w:pPr>
+        <w:jc w:val="center"/>
+      </w:pPr>
+    </w:p>
+    <w:p>
+      <w:pPr>
+        <w:keepNext/>
+        <w:jc w:val="center"/>
+      </w:pPr>
+      <w:r>
+        <w:rPr>
+          <w:noProof/>
+        </w:rPr>
+        <w:drawing>
+          <wp:inline distT="0" distB="0" distL="0" distR="0" wp14:anchorId="481B7BCF" wp14:editId="61698605">
+            <wp:extent cx="5669280" cy="3186383"/>
+            <wp:effectExtent l="0" t="0" r="0" b="0"/>
+            <wp:docPr id="41" name="Picture 41"/>
+            <wp:cNvGraphicFramePr>
+              <a:graphicFrameLocks xmlns:a="http://schemas.openxmlformats.org/drawingml/2006/main" noChangeAspect="1"/>
+            </wp:cNvGraphicFramePr>
+            <a:graphic xmlns:a="http://schemas.openxmlformats.org/drawingml/2006/main">
+              <a:graphicData uri="http://schemas.openxmlformats.org/drawingml/2006/picture">
+                <pic:pic xmlns:pic="http://schemas.openxmlformats.org/drawingml/2006/picture">
+                  <pic:nvPicPr>
+                    <pic:cNvPr id="0" name="image.png"/>
+                    <pic:cNvPicPr/>
+                  </pic:nvPicPr>
+                  <pic:blipFill>
+                    <a:blip r:embed="rId17"/>
+                    <a:stretch>
+                      <a:fillRect/>
+                    </a:stretch>
+                  </pic:blipFill>
+                  <pic:spPr>
+                    <a:xfrm>
+                      <a:off x="0" y="0"/>
+                      <a:ext cx="5669280" cy="3186383"/>
+                    </a:xfrm>
+                    <a:prstGeom prst="rect">
+                      <a:avLst/>
+                    </a:prstGeom>
+                  </pic:spPr>
+                </pic:pic>
+              </a:graphicData>
+            </a:graphic>
+          </wp:inline>
+        </w:drawing>
+      </w:r>
+    </w:p>
+    <w:p>
+      <w:pPr>
+        <w:pStyle w:val="Caption"/>
+        <w:jc w:val="center"/>
+        <w:rPr>
+          <w:b w:val="0"/>
+          <w:bCs w:val="0"/>
+          <w:i/>
+          <w:iCs/>
+          <w:sz w:val="26"/>
+          <w:szCs w:val="26"/>
+        </w:rPr>
+      </w:pPr>
+      <w:bookmarkStart w:id="31" w:name="_Toc233241273"/>
+      <w:r>
+        <w:rPr>
+          <w:b w:val="0"/>
+          <w:bCs w:val="0"/>
+          <w:i/>
+          <w:iCs/>
+          <w:sz w:val="26"/>
+          <w:szCs w:val="26"/>
+        </w:rPr>
+        <w:t xml:space="preserve">Figure </w:t>
+      </w:r>
+      <w:r>
+        <w:rPr>
+          <w:b w:val="0"/>
+          <w:bCs w:val="0"/>
+          <w:i/>
+          <w:iCs/>
+          <w:sz w:val="26"/>
+          <w:szCs w:val="26"/>
+        </w:rPr>
+        <w:fldChar w:fldCharType="begin"/>
+      </w:r>
+      <w:r>
+        <w:rPr>
+          <w:b w:val="0"/>
+          <w:bCs w:val="0"/>
+          <w:i/>
+          <w:iCs/>
+          <w:sz w:val="26"/>
+          <w:szCs w:val="26"/>
+        </w:rPr>
+        <w:instrText xml:space="preserve"> SEQ Figure \* ARABIC </w:instrText>
+      </w:r>
+      <w:r>
+        <w:rPr>
+          <w:b w:val="0"/>
+          <w:bCs w:val="0"/>
+          <w:i/>
+          <w:iCs/>
+          <w:sz w:val="26"/>
+          <w:szCs w:val="26"/>
+        </w:rPr>
+        <w:fldChar w:fldCharType="separate"/>
+      </w:r>
+      <w:r>
+        <w:rPr>
+          <w:b w:val="0"/>
+          <w:bCs w:val="0"/>
+          <w:i/>
+          <w:iCs/>
+          <w:noProof/>
+          <w:sz w:val="26"/>
+          <w:szCs w:val="26"/>
+        </w:rPr>
+        <w:t>7</w:t>
+      </w:r>
+      <w:r>
+        <w:rPr>
+          <w:b w:val="0"/>
+          <w:bCs w:val="0"/>
+          <w:i/>
+          <w:iCs/>
+          <w:sz w:val="26"/>
+          <w:szCs w:val="26"/>
+        </w:rPr>
+        <w:fldChar w:fldCharType="end"/>
+      </w:r>
+      <w:r>
+        <w:rPr>
+          <w:b w:val="0"/>
+          <w:bCs w:val="0"/>
+          <w:i/>
+          <w:iCs/>
+          <w:sz w:val="26"/>
+          <w:szCs w:val="26"/>
+        </w:rPr>
+        <w:t>. Odoo Sales product catalog showing hardware items, internal references, and sales prices.</w:t>
+      </w:r>
+      <w:bookmarkEnd w:id="31"/>
+    </w:p>
+    <w:p>
+      <w:pPr>
+        <w:jc w:val="center"/>
+      </w:pPr>
+    </w:p>
+    <w:p/>
+    <w:p>
+      <w:pPr>
         <w:pStyle w:val="Heading3"/>
       </w:pPr>
-      <w:bookmarkStart w:id="26" w:name="_Toc232083028"/>
-      <w:bookmarkStart w:id="27" w:name="_Toc232606774"/>
-      <w:r>
+      <w:bookmarkStart w:id="32" w:name="_Toc232083028"/>
+      <w:bookmarkStart w:id="33" w:name="_Toc232606774"/>
+      <w:r>
+        <w:lastRenderedPageBreak/>
         <w:t>Knowledge Risk Analysis</w:t>
       </w:r>
-      <w:bookmarkEnd w:id="26"/>
-      <w:bookmarkEnd w:id="27"/>
+      <w:bookmarkEnd w:id="32"/>
+      <w:bookmarkEnd w:id="33"/>
     </w:p>
     <w:p>
       <w:pPr>
         <w:ind w:firstLine="720"/>
-      </w:pPr>
-      <w:r>
-        <w:t>The Knowledge Gap Matrix below identifies operational areas where knowledge loss can directly affect sales accuracy, procurement decisions, stock reliability, customer service quality, and data security. Hardware operations are especially knowledge-intensive because product compatibility, vendor mapping, warranty evidence, and pricing/tax handling require context beyond simple transaction data.</w:t>
-      </w:r>
+        <w:rPr>
+          <w:szCs w:val="26"/>
+        </w:rPr>
+      </w:pPr>
+      <w:r>
+        <w:t xml:space="preserve">The Knowledge Gap Matrix below identifies operational areas where knowledge loss can directly affect sales accuracy, procurement decisions, stock reliability, customer service quality, and data security. Hardware operations are especially knowledge-intensive because product compatibility, vendor mapping, warranty evidence, and pricing/tax </w:t>
+      </w:r>
+      <w:r>
+        <w:rPr>
+          <w:szCs w:val="26"/>
+        </w:rPr>
+        <w:t>handling require context beyond simple transaction data.</w:t>
+      </w:r>
+    </w:p>
+    <w:p>
+      <w:pPr>
+        <w:pStyle w:val="Caption"/>
+        <w:rPr>
+          <w:sz w:val="26"/>
+          <w:szCs w:val="26"/>
+        </w:rPr>
+      </w:pPr>
+      <w:bookmarkStart w:id="34" w:name="_Toc233242024"/>
+      <w:r>
+        <w:rPr>
+          <w:sz w:val="26"/>
+          <w:szCs w:val="26"/>
+        </w:rPr>
+        <w:t xml:space="preserve">Table </w:t>
+      </w:r>
+      <w:r>
+        <w:rPr>
+          <w:sz w:val="26"/>
+          <w:szCs w:val="26"/>
+        </w:rPr>
+        <w:fldChar w:fldCharType="begin"/>
+      </w:r>
+      <w:r>
+        <w:rPr>
+          <w:sz w:val="26"/>
+          <w:szCs w:val="26"/>
+        </w:rPr>
+        <w:instrText xml:space="preserve"> SEQ Table \* ARABIC </w:instrText>
+      </w:r>
+      <w:r>
+        <w:rPr>
+          <w:sz w:val="26"/>
+          <w:szCs w:val="26"/>
+        </w:rPr>
+        <w:fldChar w:fldCharType="separate"/>
+      </w:r>
+      <w:r>
+        <w:rPr>
+          <w:noProof/>
+          <w:sz w:val="26"/>
+          <w:szCs w:val="26"/>
+        </w:rPr>
+        <w:t>2</w:t>
+      </w:r>
+      <w:r>
+        <w:rPr>
+          <w:sz w:val="26"/>
+          <w:szCs w:val="26"/>
+        </w:rPr>
+        <w:fldChar w:fldCharType="end"/>
+      </w:r>
+      <w:r>
+        <w:rPr>
+          <w:sz w:val="26"/>
+          <w:szCs w:val="26"/>
+        </w:rPr>
+        <w:t>. Knowledge Risk Matrix for Triple H &amp; T</w:t>
+      </w:r>
+      <w:bookmarkEnd w:id="34"/>
     </w:p>
     <w:tbl>
       <w:tblPr>
@@ -4489,6 +7437,7 @@
         <w:tc>
           <w:tcPr>
             <w:tcW w:w="2094" w:type="dxa"/>
+            <w:vAlign w:val="center"/>
           </w:tcPr>
           <w:p>
             <w:pPr>
@@ -4503,7 +7452,6 @@
                 <w:b/>
                 <w:bCs/>
               </w:rPr>
-              <w:lastRenderedPageBreak/>
               <w:t>Department</w:t>
             </w:r>
           </w:p>
@@ -4511,6 +7459,7 @@
         <w:tc>
           <w:tcPr>
             <w:tcW w:w="2227" w:type="dxa"/>
+            <w:vAlign w:val="center"/>
           </w:tcPr>
           <w:p>
             <w:pPr>
@@ -4532,6 +7481,7 @@
         <w:tc>
           <w:tcPr>
             <w:tcW w:w="2212" w:type="dxa"/>
+            <w:vAlign w:val="center"/>
           </w:tcPr>
           <w:p>
             <w:pPr>
@@ -4553,6 +7503,7 @@
         <w:tc>
           <w:tcPr>
             <w:tcW w:w="2109" w:type="dxa"/>
+            <w:vAlign w:val="center"/>
           </w:tcPr>
           <w:p>
             <w:pPr>
@@ -4579,38 +7530,41 @@
         <w:tc>
           <w:tcPr>
             <w:tcW w:w="2094" w:type="dxa"/>
+            <w:vAlign w:val="center"/>
+          </w:tcPr>
+          <w:p>
+            <w:pPr>
+              <w:jc w:val="center"/>
+            </w:pPr>
+            <w:r>
+              <w:t>Sales</w:t>
+            </w:r>
+          </w:p>
+        </w:tc>
+        <w:tc>
+          <w:tcPr>
+            <w:tcW w:w="2227" w:type="dxa"/>
+            <w:vAlign w:val="center"/>
           </w:tcPr>
           <w:p>
             <w:pPr>
               <w:jc w:val="left"/>
             </w:pPr>
             <w:r>
-              <w:t>Sales</w:t>
+              <w:t>VIP status and price-list rules may be applied after product lines are added.</w:t>
             </w:r>
           </w:p>
         </w:tc>
         <w:tc>
           <w:tcPr>
-            <w:tcW w:w="2227" w:type="dxa"/>
+            <w:tcW w:w="2212" w:type="dxa"/>
+            <w:vAlign w:val="center"/>
           </w:tcPr>
           <w:p>
             <w:pPr>
               <w:jc w:val="left"/>
             </w:pPr>
             <w:r>
-              <w:t>VIP status and price-list rules may be applied after product lines are added.</w:t>
-            </w:r>
-          </w:p>
-        </w:tc>
-        <w:tc>
-          <w:tcPr>
-            <w:tcW w:w="2212" w:type="dxa"/>
-          </w:tcPr>
-          <w:p>
-            <w:pPr>
-              <w:jc w:val="left"/>
-            </w:pPr>
-            <w:r>
               <w:t>Wrong quotations, customer dissatisfaction, margin errors.</w:t>
             </w:r>
           </w:p>
@@ -4618,6 +7572,7 @@
         <w:tc>
           <w:tcPr>
             <w:tcW w:w="2109" w:type="dxa"/>
+            <w:vAlign w:val="center"/>
           </w:tcPr>
           <w:p>
             <w:pPr>
@@ -4636,38 +7591,41 @@
         <w:tc>
           <w:tcPr>
             <w:tcW w:w="2094" w:type="dxa"/>
+            <w:vAlign w:val="center"/>
+          </w:tcPr>
+          <w:p>
+            <w:pPr>
+              <w:jc w:val="center"/>
+            </w:pPr>
+            <w:r>
+              <w:t>Purchase</w:t>
+            </w:r>
+          </w:p>
+        </w:tc>
+        <w:tc>
+          <w:tcPr>
+            <w:tcW w:w="2227" w:type="dxa"/>
+            <w:vAlign w:val="center"/>
           </w:tcPr>
           <w:p>
             <w:pPr>
               <w:jc w:val="left"/>
             </w:pPr>
             <w:r>
-              <w:t>Purchase</w:t>
+              <w:t>Bulk RFQ quantities or vendor mapping may be wrong.</w:t>
             </w:r>
           </w:p>
         </w:tc>
         <w:tc>
           <w:tcPr>
-            <w:tcW w:w="2227" w:type="dxa"/>
+            <w:tcW w:w="2212" w:type="dxa"/>
+            <w:vAlign w:val="center"/>
           </w:tcPr>
           <w:p>
             <w:pPr>
               <w:jc w:val="left"/>
             </w:pPr>
             <w:r>
-              <w:t>Bulk RFQ quantities or vendor mapping may be wrong.</w:t>
-            </w:r>
-          </w:p>
-        </w:tc>
-        <w:tc>
-          <w:tcPr>
-            <w:tcW w:w="2212" w:type="dxa"/>
-          </w:tcPr>
-          <w:p>
-            <w:pPr>
-              <w:jc w:val="left"/>
-            </w:pPr>
-            <w:r>
               <w:t>Over-purchasing, supplier mismatch, inventory imbalance.</w:t>
             </w:r>
           </w:p>
@@ -4675,6 +7633,7 @@
         <w:tc>
           <w:tcPr>
             <w:tcW w:w="2109" w:type="dxa"/>
+            <w:vAlign w:val="center"/>
           </w:tcPr>
           <w:p>
             <w:pPr>
@@ -4693,38 +7652,41 @@
         <w:tc>
           <w:tcPr>
             <w:tcW w:w="2094" w:type="dxa"/>
+            <w:vAlign w:val="center"/>
+          </w:tcPr>
+          <w:p>
+            <w:pPr>
+              <w:jc w:val="center"/>
+            </w:pPr>
+            <w:r>
+              <w:t>Inventory</w:t>
+            </w:r>
+          </w:p>
+        </w:tc>
+        <w:tc>
+          <w:tcPr>
+            <w:tcW w:w="2227" w:type="dxa"/>
+            <w:vAlign w:val="center"/>
           </w:tcPr>
           <w:p>
             <w:pPr>
               <w:jc w:val="left"/>
             </w:pPr>
             <w:r>
-              <w:t>Inventory</w:t>
+              <w:t>Stock reservation and backorder logic may be misunderstood.</w:t>
             </w:r>
           </w:p>
         </w:tc>
         <w:tc>
           <w:tcPr>
-            <w:tcW w:w="2227" w:type="dxa"/>
+            <w:tcW w:w="2212" w:type="dxa"/>
+            <w:vAlign w:val="center"/>
           </w:tcPr>
           <w:p>
             <w:pPr>
               <w:jc w:val="left"/>
             </w:pPr>
             <w:r>
-              <w:t>Stock reservation and backorder logic may be misunderstood.</w:t>
-            </w:r>
-          </w:p>
-        </w:tc>
-        <w:tc>
-          <w:tcPr>
-            <w:tcW w:w="2212" w:type="dxa"/>
-          </w:tcPr>
-          <w:p>
-            <w:pPr>
-              <w:jc w:val="left"/>
-            </w:pPr>
-            <w:r>
               <w:t>Failed delivery, inaccurate availability, delayed fulfillment.</w:t>
             </w:r>
           </w:p>
@@ -4732,6 +7694,7 @@
         <w:tc>
           <w:tcPr>
             <w:tcW w:w="2109" w:type="dxa"/>
+            <w:vAlign w:val="center"/>
           </w:tcPr>
           <w:p>
             <w:pPr>
@@ -4750,38 +7713,41 @@
         <w:tc>
           <w:tcPr>
             <w:tcW w:w="2094" w:type="dxa"/>
+            <w:vAlign w:val="center"/>
+          </w:tcPr>
+          <w:p>
+            <w:pPr>
+              <w:jc w:val="center"/>
+            </w:pPr>
+            <w:r>
+              <w:t>Support/Warranty</w:t>
+            </w:r>
+          </w:p>
+        </w:tc>
+        <w:tc>
+          <w:tcPr>
+            <w:tcW w:w="2227" w:type="dxa"/>
+            <w:vAlign w:val="center"/>
           </w:tcPr>
           <w:p>
             <w:pPr>
               <w:jc w:val="left"/>
             </w:pPr>
             <w:r>
-              <w:t>Support/Warranty</w:t>
+              <w:t>Warranty escalation evidence may be incomplete.</w:t>
             </w:r>
           </w:p>
         </w:tc>
         <w:tc>
           <w:tcPr>
-            <w:tcW w:w="2227" w:type="dxa"/>
+            <w:tcW w:w="2212" w:type="dxa"/>
+            <w:vAlign w:val="center"/>
           </w:tcPr>
           <w:p>
             <w:pPr>
               <w:jc w:val="left"/>
             </w:pPr>
             <w:r>
-              <w:t>Warranty escalation evidence may be incomplete.</w:t>
-            </w:r>
-          </w:p>
-        </w:tc>
-        <w:tc>
-          <w:tcPr>
-            <w:tcW w:w="2212" w:type="dxa"/>
-          </w:tcPr>
-          <w:p>
-            <w:pPr>
-              <w:jc w:val="left"/>
-            </w:pPr>
-            <w:r>
               <w:t>Slow RMA processing, repeated customer complaints.</w:t>
             </w:r>
           </w:p>
@@ -4789,6 +7755,7 @@
         <w:tc>
           <w:tcPr>
             <w:tcW w:w="2109" w:type="dxa"/>
+            <w:vAlign w:val="center"/>
           </w:tcPr>
           <w:p>
             <w:pPr>
@@ -4807,51 +7774,56 @@
         <w:tc>
           <w:tcPr>
             <w:tcW w:w="2094" w:type="dxa"/>
+            <w:vAlign w:val="center"/>
+          </w:tcPr>
+          <w:p>
+            <w:pPr>
+              <w:jc w:val="center"/>
+            </w:pPr>
+            <w:r>
+              <w:lastRenderedPageBreak/>
+              <w:t>HR/IT Security</w:t>
+            </w:r>
+          </w:p>
+        </w:tc>
+        <w:tc>
+          <w:tcPr>
+            <w:tcW w:w="2227" w:type="dxa"/>
+            <w:vAlign w:val="center"/>
           </w:tcPr>
           <w:p>
             <w:pPr>
               <w:jc w:val="left"/>
             </w:pPr>
             <w:r>
-              <w:t>HR/IT Security</w:t>
+              <w:t>Onboarding or disciplinary policies may leak to unauthorized roles.</w:t>
             </w:r>
           </w:p>
         </w:tc>
         <w:tc>
           <w:tcPr>
-            <w:tcW w:w="2227" w:type="dxa"/>
+            <w:tcW w:w="2212" w:type="dxa"/>
+            <w:vAlign w:val="center"/>
           </w:tcPr>
           <w:p>
             <w:pPr>
               <w:jc w:val="left"/>
             </w:pPr>
             <w:r>
-              <w:t>Onboarding or disciplinary policies may leak to unauthorized roles.</w:t>
+              <w:t>Confidentiality breach and compliance risk.</w:t>
             </w:r>
           </w:p>
         </w:tc>
         <w:tc>
           <w:tcPr>
-            <w:tcW w:w="2212" w:type="dxa"/>
+            <w:tcW w:w="2109" w:type="dxa"/>
+            <w:vAlign w:val="center"/>
           </w:tcPr>
           <w:p>
             <w:pPr>
               <w:jc w:val="left"/>
             </w:pPr>
             <w:r>
-              <w:t>Confidentiality breach and compliance risk.</w:t>
-            </w:r>
-          </w:p>
-        </w:tc>
-        <w:tc>
-          <w:tcPr>
-            <w:tcW w:w="2109" w:type="dxa"/>
-          </w:tcPr>
-          <w:p>
-            <w:pPr>
-              <w:jc w:val="left"/>
-            </w:pPr>
-            <w:r>
               <w:t>Document-level access_role metadata and guardrail rules.</w:t>
             </w:r>
           </w:p>
@@ -4862,23 +7834,92 @@
       <w:pPr>
         <w:pStyle w:val="Heading3"/>
       </w:pPr>
-      <w:bookmarkStart w:id="28" w:name="_Toc232083029"/>
-      <w:bookmarkStart w:id="29" w:name="_Toc232606775"/>
-      <w:r>
-        <w:lastRenderedPageBreak/>
+      <w:bookmarkStart w:id="35" w:name="_Toc232083029"/>
+      <w:bookmarkStart w:id="36" w:name="_Toc232606775"/>
+      <w:r>
         <w:t>KMS Objectives</w:t>
       </w:r>
-      <w:bookmarkEnd w:id="28"/>
-      <w:bookmarkEnd w:id="29"/>
+      <w:bookmarkEnd w:id="35"/>
+      <w:bookmarkEnd w:id="36"/>
     </w:p>
     <w:p>
       <w:pPr>
         <w:spacing w:before="100" w:beforeAutospacing="1" w:after="100" w:afterAutospacing="1"/>
         <w:ind w:firstLine="720"/>
-      </w:pPr>
-      <w:r>
-        <w:t>The KMS objectives are designed to be measurable and operational. The target is not only to store documents but to make the right knowledge findable, reusable, secure, and available at the moment of work through Odoo and the RAG chatbot.</w:t>
-      </w:r>
+        <w:rPr>
+          <w:szCs w:val="26"/>
+        </w:rPr>
+      </w:pPr>
+      <w:r>
+        <w:t xml:space="preserve">The KMS objectives are designed to be measurable and operational. The target is not only to store documents but to make the right knowledge findable, reusable, secure, and </w:t>
+      </w:r>
+      <w:r>
+        <w:rPr>
+          <w:szCs w:val="26"/>
+        </w:rPr>
+        <w:t>available at the moment of work through Odoo and the RAG chatbot.</w:t>
+      </w:r>
+    </w:p>
+    <w:p>
+      <w:pPr>
+        <w:pStyle w:val="Caption"/>
+        <w:rPr>
+          <w:sz w:val="26"/>
+          <w:szCs w:val="26"/>
+        </w:rPr>
+      </w:pPr>
+      <w:bookmarkStart w:id="37" w:name="_Toc233242025"/>
+      <w:r>
+        <w:rPr>
+          <w:sz w:val="26"/>
+          <w:szCs w:val="26"/>
+        </w:rPr>
+        <w:t xml:space="preserve">Table </w:t>
+      </w:r>
+      <w:r>
+        <w:rPr>
+          <w:sz w:val="26"/>
+          <w:szCs w:val="26"/>
+        </w:rPr>
+        <w:fldChar w:fldCharType="begin"/>
+      </w:r>
+      <w:r>
+        <w:rPr>
+          <w:sz w:val="26"/>
+          <w:szCs w:val="26"/>
+        </w:rPr>
+        <w:instrText xml:space="preserve"> SEQ Table \* ARABIC </w:instrText>
+      </w:r>
+      <w:r>
+        <w:rPr>
+          <w:sz w:val="26"/>
+          <w:szCs w:val="26"/>
+        </w:rPr>
+        <w:fldChar w:fldCharType="separate"/>
+      </w:r>
+      <w:r>
+        <w:rPr>
+          <w:noProof/>
+          <w:sz w:val="26"/>
+          <w:szCs w:val="26"/>
+        </w:rPr>
+        <w:t>3</w:t>
+      </w:r>
+      <w:r>
+        <w:rPr>
+          <w:sz w:val="26"/>
+          <w:szCs w:val="26"/>
+        </w:rPr>
+        <w:fldChar w:fldCharType="end"/>
+      </w:r>
+      <w:r>
+        <w:rPr>
+          <w:sz w:val="26"/>
+          <w:szCs w:val="26"/>
+        </w:rPr>
+        <w:t>. KMS Objectives and Implementation Evidence</w:t>
+      </w:r>
+      <w:bookmarkEnd w:id="37"/>
     </w:p>
     <w:tbl>
       <w:tblPr>
@@ -4888,9 +7929,9 @@
         <w:tblLook w:val="04A0" w:firstRow="1" w:lastRow="0" w:firstColumn="1" w:lastColumn="0" w:noHBand="0" w:noVBand="1"/>
       </w:tblPr>
       <w:tblGrid>
-        <w:gridCol w:w="2058"/>
-        <w:gridCol w:w="3431"/>
-        <w:gridCol w:w="3008"/>
+        <w:gridCol w:w="2250"/>
+        <w:gridCol w:w="3657"/>
+        <w:gridCol w:w="3443"/>
       </w:tblGrid>
       <w:tr>
         <w:trPr>
@@ -4899,6 +7940,7 @@
         <w:tc>
           <w:tcPr>
             <w:tcW w:w="2448" w:type="dxa"/>
+            <w:vAlign w:val="center"/>
           </w:tcPr>
           <w:p>
             <w:pPr>
@@ -4920,6 +7962,7 @@
         <w:tc>
           <w:tcPr>
             <w:tcW w:w="3888" w:type="dxa"/>
+            <w:vAlign w:val="center"/>
           </w:tcPr>
           <w:p>
             <w:pPr>
@@ -4941,6 +7984,7 @@
         <w:tc>
           <w:tcPr>
             <w:tcW w:w="3888" w:type="dxa"/>
+            <w:vAlign w:val="center"/>
           </w:tcPr>
           <w:p>
             <w:pPr>
@@ -4967,10 +8011,11 @@
         <w:tc>
           <w:tcPr>
             <w:tcW w:w="2448" w:type="dxa"/>
+            <w:vAlign w:val="center"/>
           </w:tcPr>
           <w:p>
             <w:pPr>
-              <w:jc w:val="left"/>
+              <w:jc w:val="center"/>
             </w:pPr>
             <w:r>
               <w:t>Centralize knowledge</w:t>
@@ -5011,10 +8056,11 @@
         <w:tc>
           <w:tcPr>
             <w:tcW w:w="2448" w:type="dxa"/>
+            <w:vAlign w:val="center"/>
           </w:tcPr>
           <w:p>
             <w:pPr>
-              <w:jc w:val="left"/>
+              <w:jc w:val="center"/>
             </w:pPr>
             <w:r>
               <w:t>Improve findability</w:t>
@@ -5055,10 +8101,11 @@
         <w:tc>
           <w:tcPr>
             <w:tcW w:w="2448" w:type="dxa"/>
+            <w:vAlign w:val="center"/>
           </w:tcPr>
           <w:p>
             <w:pPr>
-              <w:jc w:val="left"/>
+              <w:jc w:val="center"/>
             </w:pPr>
             <w:r>
               <w:t>Secure retrieval</w:t>
@@ -5099,10 +8146,11 @@
         <w:tc>
           <w:tcPr>
             <w:tcW w:w="2448" w:type="dxa"/>
+            <w:vAlign w:val="center"/>
           </w:tcPr>
           <w:p>
             <w:pPr>
-              <w:jc w:val="left"/>
+              <w:jc w:val="center"/>
             </w:pPr>
             <w:r>
               <w:t>Automate reuse</w:t>
@@ -5143,10 +8191,11 @@
         <w:tc>
           <w:tcPr>
             <w:tcW w:w="2448" w:type="dxa"/>
+            <w:vAlign w:val="center"/>
           </w:tcPr>
           <w:p>
             <w:pPr>
-              <w:jc w:val="left"/>
+              <w:jc w:val="center"/>
             </w:pPr>
             <w:r>
               <w:t>Support learning</w:t>
@@ -5197,34 +8246,34 @@
       <w:pPr>
         <w:pStyle w:val="Heading2"/>
       </w:pPr>
-      <w:bookmarkStart w:id="30" w:name="_Toc232083030"/>
-      <w:bookmarkStart w:id="31" w:name="_Toc232606776"/>
-      <w:bookmarkStart w:id="32" w:name="_Toc235227523"/>
+      <w:bookmarkStart w:id="38" w:name="_Toc232083030"/>
+      <w:bookmarkStart w:id="39" w:name="_Toc232606776"/>
+      <w:bookmarkStart w:id="40" w:name="_Toc235227523"/>
       <w:r>
         <w:lastRenderedPageBreak/>
         <w:t>KNOWLEDGE ARCHITECTURE &amp; EXPERIENTIAL CAPTURE</w:t>
       </w:r>
-      <w:bookmarkEnd w:id="30"/>
-      <w:bookmarkEnd w:id="31"/>
+      <w:bookmarkEnd w:id="38"/>
+      <w:bookmarkEnd w:id="39"/>
     </w:p>
     <w:p>
       <w:pPr>
         <w:pStyle w:val="Heading3"/>
       </w:pPr>
-      <w:bookmarkStart w:id="33" w:name="_Toc232083031"/>
-      <w:bookmarkStart w:id="34" w:name="_Toc232606777"/>
+      <w:bookmarkStart w:id="41" w:name="_Toc232083031"/>
+      <w:bookmarkStart w:id="42" w:name="_Toc232606777"/>
       <w:r>
         <w:t>Taxonomy &amp; Metadata Strategy on Odoo</w:t>
       </w:r>
-      <w:bookmarkEnd w:id="33"/>
-      <w:bookmarkEnd w:id="34"/>
+      <w:bookmarkEnd w:id="41"/>
+      <w:bookmarkEnd w:id="42"/>
     </w:p>
     <w:p>
       <w:pPr>
         <w:ind w:firstLine="720"/>
       </w:pPr>
       <w:r>
-        <w:t>The blueprint of the knowledge directory built inside the Odoo Knowledge module based on simple findability principles.</w:t>
+        <w:t>The knowledge directory was organized around operational findability rather than simple document storage. The team grouped knowledge assets by business function such as sales, purchase, inventory, customer service, support, IT, HR, and public workspace guidance. Each article was written as a reusable SOP and aligned with article metadata so that employees and the chatbot could retrieve the correct procedure without relying only on exact keyword matching.</w:t>
       </w:r>
     </w:p>
     <w:p>
@@ -5239,23 +8288,169 @@
           <w:b/>
           <w:bCs/>
         </w:rPr>
-        <w:t>Tagging Mechanics:</w:t>
-      </w:r>
-      <w:r>
-        <w:t xml:space="preserve"> How the team utilized metadata tags to flag transactional exceptions (e.g., "VIP Customer", "Fragile Handling", "Customs Delay") to automatically alert and guide employees with relevant knowledge.</w:t>
-      </w:r>
-    </w:p>
+        <w:t xml:space="preserve">Tagging Mechanics: </w:t>
+      </w:r>
+      <w:r>
+        <w:t>The access matrix uses article codes, workspace_dimension, access_role, tags, and synonym lists. Examples include sales quotation approval, delivery delay, warranty evidence, IT onboarding, network security, HR payroll review, employee offboarding, and recruitment evaluation. The role structure separates public guidance from restricted IT and HR knowledge, while synonym lists support semantic questions such as 'welcome a new developer', 'VAT is missing', 'late order', or 'warranty evidence'.</w:t>
+      </w:r>
+    </w:p>
+    <w:p>
+      <w:pPr>
+        <w:keepNext/>
+        <w:jc w:val="center"/>
+      </w:pPr>
+      <w:r>
+        <w:rPr>
+          <w:noProof/>
+        </w:rPr>
+        <w:drawing>
+          <wp:inline distT="0" distB="0" distL="0" distR="0" wp14:anchorId="28475525" wp14:editId="2D0C62A8">
+            <wp:extent cx="1816100" cy="2782465"/>
+            <wp:effectExtent l="0" t="0" r="0" b="0"/>
+            <wp:docPr id="28" name="Picture 28"/>
+            <wp:cNvGraphicFramePr>
+              <a:graphicFrameLocks xmlns:a="http://schemas.openxmlformats.org/drawingml/2006/main" noChangeAspect="1"/>
+            </wp:cNvGraphicFramePr>
+            <a:graphic xmlns:a="http://schemas.openxmlformats.org/drawingml/2006/main">
+              <a:graphicData uri="http://schemas.openxmlformats.org/drawingml/2006/picture">
+                <pic:pic xmlns:pic="http://schemas.openxmlformats.org/drawingml/2006/picture">
+                  <pic:nvPicPr>
+                    <pic:cNvPr id="0" name="image.png"/>
+                    <pic:cNvPicPr/>
+                  </pic:nvPicPr>
+                  <pic:blipFill>
+                    <a:blip r:embed="rId18"/>
+                    <a:stretch>
+                      <a:fillRect/>
+                    </a:stretch>
+                  </pic:blipFill>
+                  <pic:spPr>
+                    <a:xfrm>
+                      <a:off x="0" y="0"/>
+                      <a:ext cx="1818684" cy="2786424"/>
+                    </a:xfrm>
+                    <a:prstGeom prst="rect">
+                      <a:avLst/>
+                    </a:prstGeom>
+                  </pic:spPr>
+                </pic:pic>
+              </a:graphicData>
+            </a:graphic>
+          </wp:inline>
+        </w:drawing>
+      </w:r>
+    </w:p>
+    <w:p>
+      <w:pPr>
+        <w:pStyle w:val="Caption"/>
+        <w:jc w:val="center"/>
+        <w:rPr>
+          <w:b w:val="0"/>
+          <w:bCs w:val="0"/>
+          <w:i/>
+          <w:iCs/>
+          <w:sz w:val="26"/>
+          <w:szCs w:val="26"/>
+        </w:rPr>
+      </w:pPr>
+      <w:bookmarkStart w:id="43" w:name="_Toc233241274"/>
+      <w:r>
+        <w:rPr>
+          <w:b w:val="0"/>
+          <w:bCs w:val="0"/>
+          <w:i/>
+          <w:iCs/>
+          <w:sz w:val="26"/>
+          <w:szCs w:val="26"/>
+        </w:rPr>
+        <w:t xml:space="preserve">Figure </w:t>
+      </w:r>
+      <w:r>
+        <w:rPr>
+          <w:b w:val="0"/>
+          <w:bCs w:val="0"/>
+          <w:i/>
+          <w:iCs/>
+          <w:sz w:val="26"/>
+          <w:szCs w:val="26"/>
+        </w:rPr>
+        <w:fldChar w:fldCharType="begin"/>
+      </w:r>
+      <w:r>
+        <w:rPr>
+          <w:b w:val="0"/>
+          <w:bCs w:val="0"/>
+          <w:i/>
+          <w:iCs/>
+          <w:sz w:val="26"/>
+          <w:szCs w:val="26"/>
+        </w:rPr>
+        <w:instrText xml:space="preserve"> SEQ Figure \* ARABIC </w:instrText>
+      </w:r>
+      <w:r>
+        <w:rPr>
+          <w:b w:val="0"/>
+          <w:bCs w:val="0"/>
+          <w:i/>
+          <w:iCs/>
+          <w:sz w:val="26"/>
+          <w:szCs w:val="26"/>
+        </w:rPr>
+        <w:fldChar w:fldCharType="separate"/>
+      </w:r>
+      <w:r>
+        <w:rPr>
+          <w:b w:val="0"/>
+          <w:bCs w:val="0"/>
+          <w:i/>
+          <w:iCs/>
+          <w:noProof/>
+          <w:sz w:val="26"/>
+          <w:szCs w:val="26"/>
+        </w:rPr>
+        <w:t>8</w:t>
+      </w:r>
+      <w:r>
+        <w:rPr>
+          <w:b w:val="0"/>
+          <w:bCs w:val="0"/>
+          <w:i/>
+          <w:iCs/>
+          <w:sz w:val="26"/>
+          <w:szCs w:val="26"/>
+        </w:rPr>
+        <w:fldChar w:fldCharType="end"/>
+      </w:r>
+      <w:r>
+        <w:rPr>
+          <w:b w:val="0"/>
+          <w:bCs w:val="0"/>
+          <w:i/>
+          <w:iCs/>
+          <w:sz w:val="26"/>
+          <w:szCs w:val="26"/>
+        </w:rPr>
+        <w:t>. Odoo Knowledge workspace structure organized by general, IT, HR, purchase, sales, and ticket knowledge.</w:t>
+      </w:r>
+      <w:bookmarkEnd w:id="43"/>
+    </w:p>
+    <w:p>
+      <w:pPr>
+        <w:jc w:val="center"/>
+      </w:pPr>
+    </w:p>
+    <w:p/>
     <w:p>
       <w:pPr>
         <w:pStyle w:val="Heading3"/>
       </w:pPr>
-      <w:bookmarkStart w:id="35" w:name="_Toc232083032"/>
-      <w:bookmarkStart w:id="36" w:name="_Toc232606778"/>
+      <w:bookmarkStart w:id="44" w:name="_Toc232083032"/>
+      <w:bookmarkStart w:id="45" w:name="_Toc232606778"/>
       <w:r>
         <w:t>Operational Mismatches &amp; Tacit Elicitation</w:t>
       </w:r>
-      <w:bookmarkEnd w:id="35"/>
-      <w:bookmarkEnd w:id="36"/>
+      <w:bookmarkEnd w:id="44"/>
+      <w:bookmarkEnd w:id="45"/>
     </w:p>
     <w:p>
       <w:pPr>
@@ -5263,7 +8458,7 @@
         <w:ind w:firstLine="720"/>
       </w:pPr>
       <w:r>
-        <w:t>An analytical log of real supply chain and operational failures encountered by the team during weeks 3 to 8 of the live ERP simulation.</w:t>
+        <w:t>An analytical log of real supply chain and operational failures was used to identify recurring problems across sales, procurement, inventory, warranty, customer service, IT onboarding, and HR governance. These problems included pricing mismatch, RFQ validation risk, stock reservation uncertainty, warranty evidence gaps, delayed delivery communication, and restricted internal policy access.</w:t>
       </w:r>
     </w:p>
     <w:p>
@@ -5276,48 +8471,627 @@
           <w:b/>
           <w:bCs/>
         </w:rPr>
-        <w:t>Empirical Evidence:</w:t>
-      </w:r>
-      <w:r>
-        <w:t xml:space="preserve"> Visual proof (screenshots) of using the "Think Aloud" method on Odoo Chatter to trap the reasoning and logic of team members during troubleshooting.</w:t>
-      </w:r>
-    </w:p>
+        <w:t xml:space="preserve">Empirical Evidence: </w:t>
+      </w:r>
+      <w:r>
+        <w:t>The report should include screenshots of Odoo Chatter, Helpdesk tickets, internal notes, or Knowledge article history showing how the team recorded the reasoning behind troubleshooting decisions. This evidence demonstrates Think Aloud capture, where employees document not only what was fixed but also why the fix was necessary.</w:t>
+      </w:r>
+    </w:p>
+    <w:p>
+      <w:pPr>
+        <w:keepNext/>
+        <w:jc w:val="center"/>
+      </w:pPr>
+      <w:r>
+        <w:rPr>
+          <w:noProof/>
+        </w:rPr>
+        <w:lastRenderedPageBreak/>
+        <w:drawing>
+          <wp:inline distT="0" distB="0" distL="0" distR="0" wp14:anchorId="5D8D4C19" wp14:editId="69D4697C">
+            <wp:extent cx="5379271" cy="6200775"/>
+            <wp:effectExtent l="0" t="0" r="0" b="0"/>
+            <wp:docPr id="29" name="Picture 29"/>
+            <wp:cNvGraphicFramePr>
+              <a:graphicFrameLocks xmlns:a="http://schemas.openxmlformats.org/drawingml/2006/main" noChangeAspect="1"/>
+            </wp:cNvGraphicFramePr>
+            <a:graphic xmlns:a="http://schemas.openxmlformats.org/drawingml/2006/main">
+              <a:graphicData uri="http://schemas.openxmlformats.org/drawingml/2006/picture">
+                <pic:pic xmlns:pic="http://schemas.openxmlformats.org/drawingml/2006/picture">
+                  <pic:nvPicPr>
+                    <pic:cNvPr id="0" name="image.png"/>
+                    <pic:cNvPicPr/>
+                  </pic:nvPicPr>
+                  <pic:blipFill>
+                    <a:blip r:embed="rId19"/>
+                    <a:stretch>
+                      <a:fillRect/>
+                    </a:stretch>
+                  </pic:blipFill>
+                  <pic:spPr>
+                    <a:xfrm>
+                      <a:off x="0" y="0"/>
+                      <a:ext cx="5391387" cy="6214742"/>
+                    </a:xfrm>
+                    <a:prstGeom prst="rect">
+                      <a:avLst/>
+                    </a:prstGeom>
+                  </pic:spPr>
+                </pic:pic>
+              </a:graphicData>
+            </a:graphic>
+          </wp:inline>
+        </w:drawing>
+      </w:r>
+    </w:p>
+    <w:p>
+      <w:pPr>
+        <w:pStyle w:val="Caption"/>
+        <w:jc w:val="center"/>
+        <w:rPr>
+          <w:b w:val="0"/>
+          <w:bCs w:val="0"/>
+          <w:i/>
+          <w:iCs/>
+          <w:sz w:val="26"/>
+          <w:szCs w:val="26"/>
+        </w:rPr>
+      </w:pPr>
+      <w:bookmarkStart w:id="46" w:name="_Toc233241275"/>
+      <w:r>
+        <w:rPr>
+          <w:b w:val="0"/>
+          <w:bCs w:val="0"/>
+          <w:i/>
+          <w:iCs/>
+          <w:sz w:val="26"/>
+          <w:szCs w:val="26"/>
+        </w:rPr>
+        <w:t xml:space="preserve">Figure </w:t>
+      </w:r>
+      <w:r>
+        <w:rPr>
+          <w:b w:val="0"/>
+          <w:bCs w:val="0"/>
+          <w:i/>
+          <w:iCs/>
+          <w:sz w:val="26"/>
+          <w:szCs w:val="26"/>
+        </w:rPr>
+        <w:fldChar w:fldCharType="begin"/>
+      </w:r>
+      <w:r>
+        <w:rPr>
+          <w:b w:val="0"/>
+          <w:bCs w:val="0"/>
+          <w:i/>
+          <w:iCs/>
+          <w:sz w:val="26"/>
+          <w:szCs w:val="26"/>
+        </w:rPr>
+        <w:instrText xml:space="preserve"> SEQ Figure \* ARABIC </w:instrText>
+      </w:r>
+      <w:r>
+        <w:rPr>
+          <w:b w:val="0"/>
+          <w:bCs w:val="0"/>
+          <w:i/>
+          <w:iCs/>
+          <w:sz w:val="26"/>
+          <w:szCs w:val="26"/>
+        </w:rPr>
+        <w:fldChar w:fldCharType="separate"/>
+      </w:r>
+      <w:r>
+        <w:rPr>
+          <w:b w:val="0"/>
+          <w:bCs w:val="0"/>
+          <w:i/>
+          <w:iCs/>
+          <w:noProof/>
+          <w:sz w:val="26"/>
+          <w:szCs w:val="26"/>
+        </w:rPr>
+        <w:t>9</w:t>
+      </w:r>
+      <w:r>
+        <w:rPr>
+          <w:b w:val="0"/>
+          <w:bCs w:val="0"/>
+          <w:i/>
+          <w:iCs/>
+          <w:sz w:val="26"/>
+          <w:szCs w:val="26"/>
+        </w:rPr>
+        <w:fldChar w:fldCharType="end"/>
+      </w:r>
+      <w:r>
+        <w:rPr>
+          <w:b w:val="0"/>
+          <w:bCs w:val="0"/>
+          <w:i/>
+          <w:iCs/>
+          <w:sz w:val="26"/>
+          <w:szCs w:val="26"/>
+        </w:rPr>
+        <w:t>. Odoo Chatter log showing fix/trick notes and metadata tags captured from operations.</w:t>
+      </w:r>
+      <w:bookmarkEnd w:id="46"/>
+    </w:p>
+    <w:p>
+      <w:pPr>
+        <w:jc w:val="center"/>
+      </w:pPr>
+    </w:p>
+    <w:p/>
+    <w:p>
+      <w:pPr>
+        <w:keepNext/>
+        <w:jc w:val="center"/>
+      </w:pPr>
+      <w:r>
+        <w:rPr>
+          <w:noProof/>
+        </w:rPr>
+        <w:lastRenderedPageBreak/>
+        <w:drawing>
+          <wp:inline distT="0" distB="0" distL="0" distR="0" wp14:anchorId="6271D546" wp14:editId="440FB6B2">
+            <wp:extent cx="5394960" cy="3032203"/>
+            <wp:effectExtent l="0" t="0" r="0" b="0"/>
+            <wp:docPr id="30" name="Picture 30"/>
+            <wp:cNvGraphicFramePr>
+              <a:graphicFrameLocks xmlns:a="http://schemas.openxmlformats.org/drawingml/2006/main" noChangeAspect="1"/>
+            </wp:cNvGraphicFramePr>
+            <a:graphic xmlns:a="http://schemas.openxmlformats.org/drawingml/2006/main">
+              <a:graphicData uri="http://schemas.openxmlformats.org/drawingml/2006/picture">
+                <pic:pic xmlns:pic="http://schemas.openxmlformats.org/drawingml/2006/picture">
+                  <pic:nvPicPr>
+                    <pic:cNvPr id="0" name="image.png"/>
+                    <pic:cNvPicPr/>
+                  </pic:nvPicPr>
+                  <pic:blipFill>
+                    <a:blip r:embed="rId20"/>
+                    <a:stretch>
+                      <a:fillRect/>
+                    </a:stretch>
+                  </pic:blipFill>
+                  <pic:spPr>
+                    <a:xfrm>
+                      <a:off x="0" y="0"/>
+                      <a:ext cx="5394960" cy="3032203"/>
+                    </a:xfrm>
+                    <a:prstGeom prst="rect">
+                      <a:avLst/>
+                    </a:prstGeom>
+                  </pic:spPr>
+                </pic:pic>
+              </a:graphicData>
+            </a:graphic>
+          </wp:inline>
+        </w:drawing>
+      </w:r>
+    </w:p>
+    <w:p>
+      <w:pPr>
+        <w:pStyle w:val="Caption"/>
+        <w:jc w:val="center"/>
+        <w:rPr>
+          <w:b w:val="0"/>
+          <w:bCs w:val="0"/>
+          <w:i/>
+          <w:iCs/>
+          <w:sz w:val="26"/>
+          <w:szCs w:val="26"/>
+        </w:rPr>
+      </w:pPr>
+      <w:bookmarkStart w:id="47" w:name="_Toc233241276"/>
+      <w:r>
+        <w:rPr>
+          <w:b w:val="0"/>
+          <w:bCs w:val="0"/>
+          <w:i/>
+          <w:iCs/>
+          <w:sz w:val="26"/>
+          <w:szCs w:val="26"/>
+        </w:rPr>
+        <w:t xml:space="preserve">Figure </w:t>
+      </w:r>
+      <w:r>
+        <w:rPr>
+          <w:b w:val="0"/>
+          <w:bCs w:val="0"/>
+          <w:i/>
+          <w:iCs/>
+          <w:sz w:val="26"/>
+          <w:szCs w:val="26"/>
+        </w:rPr>
+        <w:fldChar w:fldCharType="begin"/>
+      </w:r>
+      <w:r>
+        <w:rPr>
+          <w:b w:val="0"/>
+          <w:bCs w:val="0"/>
+          <w:i/>
+          <w:iCs/>
+          <w:sz w:val="26"/>
+          <w:szCs w:val="26"/>
+        </w:rPr>
+        <w:instrText xml:space="preserve"> SEQ Figure \* ARABIC </w:instrText>
+      </w:r>
+      <w:r>
+        <w:rPr>
+          <w:b w:val="0"/>
+          <w:bCs w:val="0"/>
+          <w:i/>
+          <w:iCs/>
+          <w:sz w:val="26"/>
+          <w:szCs w:val="26"/>
+        </w:rPr>
+        <w:fldChar w:fldCharType="separate"/>
+      </w:r>
+      <w:r>
+        <w:rPr>
+          <w:b w:val="0"/>
+          <w:bCs w:val="0"/>
+          <w:i/>
+          <w:iCs/>
+          <w:noProof/>
+          <w:sz w:val="26"/>
+          <w:szCs w:val="26"/>
+        </w:rPr>
+        <w:t>10</w:t>
+      </w:r>
+      <w:r>
+        <w:rPr>
+          <w:b w:val="0"/>
+          <w:bCs w:val="0"/>
+          <w:i/>
+          <w:iCs/>
+          <w:sz w:val="26"/>
+          <w:szCs w:val="26"/>
+        </w:rPr>
+        <w:fldChar w:fldCharType="end"/>
+      </w:r>
+      <w:r>
+        <w:rPr>
+          <w:b w:val="0"/>
+          <w:bCs w:val="0"/>
+          <w:i/>
+          <w:iCs/>
+          <w:sz w:val="26"/>
+          <w:szCs w:val="26"/>
+        </w:rPr>
+        <w:t>. Odoo Helpdesk Kanban board showing support and warranty tickets used for knowledge capture.</w:t>
+      </w:r>
+      <w:bookmarkEnd w:id="47"/>
+    </w:p>
+    <w:p/>
+    <w:p>
+      <w:pPr>
+        <w:keepNext/>
+        <w:jc w:val="center"/>
+      </w:pPr>
+      <w:r>
+        <w:rPr>
+          <w:noProof/>
+        </w:rPr>
+        <w:drawing>
+          <wp:inline distT="0" distB="0" distL="0" distR="0" wp14:anchorId="29E0A375" wp14:editId="29EB7C59">
+            <wp:extent cx="5394960" cy="3033785"/>
+            <wp:effectExtent l="0" t="0" r="0" b="0"/>
+            <wp:docPr id="31" name="Picture 31"/>
+            <wp:cNvGraphicFramePr>
+              <a:graphicFrameLocks xmlns:a="http://schemas.openxmlformats.org/drawingml/2006/main" noChangeAspect="1"/>
+            </wp:cNvGraphicFramePr>
+            <a:graphic xmlns:a="http://schemas.openxmlformats.org/drawingml/2006/main">
+              <a:graphicData uri="http://schemas.openxmlformats.org/drawingml/2006/picture">
+                <pic:pic xmlns:pic="http://schemas.openxmlformats.org/drawingml/2006/picture">
+                  <pic:nvPicPr>
+                    <pic:cNvPr id="0" name="image.png"/>
+                    <pic:cNvPicPr/>
+                  </pic:nvPicPr>
+                  <pic:blipFill>
+                    <a:blip r:embed="rId21"/>
+                    <a:stretch>
+                      <a:fillRect/>
+                    </a:stretch>
+                  </pic:blipFill>
+                  <pic:spPr>
+                    <a:xfrm>
+                      <a:off x="0" y="0"/>
+                      <a:ext cx="5394960" cy="3033785"/>
+                    </a:xfrm>
+                    <a:prstGeom prst="rect">
+                      <a:avLst/>
+                    </a:prstGeom>
+                  </pic:spPr>
+                </pic:pic>
+              </a:graphicData>
+            </a:graphic>
+          </wp:inline>
+        </w:drawing>
+      </w:r>
+    </w:p>
+    <w:p>
+      <w:pPr>
+        <w:pStyle w:val="Caption"/>
+        <w:jc w:val="center"/>
+        <w:rPr>
+          <w:b w:val="0"/>
+          <w:bCs w:val="0"/>
+          <w:i/>
+          <w:iCs/>
+          <w:sz w:val="26"/>
+          <w:szCs w:val="26"/>
+        </w:rPr>
+      </w:pPr>
+      <w:bookmarkStart w:id="48" w:name="_Toc233241277"/>
+      <w:r>
+        <w:rPr>
+          <w:b w:val="0"/>
+          <w:bCs w:val="0"/>
+          <w:i/>
+          <w:iCs/>
+          <w:sz w:val="26"/>
+          <w:szCs w:val="26"/>
+        </w:rPr>
+        <w:t xml:space="preserve">Figure </w:t>
+      </w:r>
+      <w:r>
+        <w:rPr>
+          <w:b w:val="0"/>
+          <w:bCs w:val="0"/>
+          <w:i/>
+          <w:iCs/>
+          <w:sz w:val="26"/>
+          <w:szCs w:val="26"/>
+        </w:rPr>
+        <w:fldChar w:fldCharType="begin"/>
+      </w:r>
+      <w:r>
+        <w:rPr>
+          <w:b w:val="0"/>
+          <w:bCs w:val="0"/>
+          <w:i/>
+          <w:iCs/>
+          <w:sz w:val="26"/>
+          <w:szCs w:val="26"/>
+        </w:rPr>
+        <w:instrText xml:space="preserve"> SEQ Figure \* ARABIC </w:instrText>
+      </w:r>
+      <w:r>
+        <w:rPr>
+          <w:b w:val="0"/>
+          <w:bCs w:val="0"/>
+          <w:i/>
+          <w:iCs/>
+          <w:sz w:val="26"/>
+          <w:szCs w:val="26"/>
+        </w:rPr>
+        <w:fldChar w:fldCharType="separate"/>
+      </w:r>
+      <w:r>
+        <w:rPr>
+          <w:b w:val="0"/>
+          <w:bCs w:val="0"/>
+          <w:i/>
+          <w:iCs/>
+          <w:noProof/>
+          <w:sz w:val="26"/>
+          <w:szCs w:val="26"/>
+        </w:rPr>
+        <w:t>11</w:t>
+      </w:r>
+      <w:r>
+        <w:rPr>
+          <w:b w:val="0"/>
+          <w:bCs w:val="0"/>
+          <w:i/>
+          <w:iCs/>
+          <w:sz w:val="26"/>
+          <w:szCs w:val="26"/>
+        </w:rPr>
+        <w:fldChar w:fldCharType="end"/>
+      </w:r>
+      <w:r>
+        <w:rPr>
+          <w:b w:val="0"/>
+          <w:bCs w:val="0"/>
+          <w:i/>
+          <w:iCs/>
+          <w:sz w:val="26"/>
+          <w:szCs w:val="26"/>
+        </w:rPr>
+        <w:t>. Helpdesk ticket detail showing customer quotation troubleshooting and embedded Chatter notes.</w:t>
+      </w:r>
+      <w:bookmarkEnd w:id="48"/>
+    </w:p>
+    <w:p>
+      <w:pPr>
+        <w:jc w:val="center"/>
+      </w:pPr>
+    </w:p>
+    <w:p/>
     <w:p>
       <w:pPr>
         <w:pStyle w:val="Heading3"/>
       </w:pPr>
-      <w:bookmarkStart w:id="37" w:name="_Toc232083033"/>
-      <w:bookmarkStart w:id="38" w:name="_Toc232606779"/>
+      <w:bookmarkStart w:id="49" w:name="_Toc232083033"/>
+      <w:bookmarkStart w:id="50" w:name="_Toc232606779"/>
       <w:r>
         <w:t>Knowledge Refinery (Canned Responses &amp; Wiki)</w:t>
       </w:r>
-      <w:bookmarkEnd w:id="37"/>
-      <w:bookmarkEnd w:id="38"/>
-    </w:p>
+      <w:bookmarkEnd w:id="49"/>
+      <w:bookmarkEnd w:id="50"/>
+    </w:p>
+    <w:p>
+      <w:pPr>
+        <w:ind w:firstLine="720"/>
+      </w:pPr>
+      <w:r>
+        <w:t>The refinery process starts with raw Chatter notes, Odoo transactions, support cases, and exported Knowledge content, then applies cleaning, validation, standardization, and tagging. Each repeated issue is rewritten into a structured SOP with Purpose, Problem, Root Cause, Verified Solution, Validation Checklist, access role, and synonym list. The refined articles are reused as Odoo Knowledge records, chatbot sources, and ChromaDB context chunks. This converts scattered experience into controlled corporate memory rather than leaving it as informal notes.</w:t>
+      </w:r>
+    </w:p>
+    <w:p>
+      <w:pPr>
+        <w:ind w:firstLine="720"/>
+      </w:pPr>
+    </w:p>
+    <w:p>
+      <w:pPr>
+        <w:keepNext/>
+        <w:jc w:val="center"/>
+      </w:pPr>
+      <w:r>
+        <w:rPr>
+          <w:noProof/>
+        </w:rPr>
+        <w:drawing>
+          <wp:inline distT="0" distB="0" distL="0" distR="0" wp14:anchorId="4A0E28B0" wp14:editId="1C3BD749">
+            <wp:extent cx="5394960" cy="2893537"/>
+            <wp:effectExtent l="0" t="0" r="0" b="0"/>
+            <wp:docPr id="32" name="Picture 32"/>
+            <wp:cNvGraphicFramePr>
+              <a:graphicFrameLocks xmlns:a="http://schemas.openxmlformats.org/drawingml/2006/main" noChangeAspect="1"/>
+            </wp:cNvGraphicFramePr>
+            <a:graphic xmlns:a="http://schemas.openxmlformats.org/drawingml/2006/main">
+              <a:graphicData uri="http://schemas.openxmlformats.org/drawingml/2006/picture">
+                <pic:pic xmlns:pic="http://schemas.openxmlformats.org/drawingml/2006/picture">
+                  <pic:nvPicPr>
+                    <pic:cNvPr id="0" name="image.png"/>
+                    <pic:cNvPicPr/>
+                  </pic:nvPicPr>
+                  <pic:blipFill>
+                    <a:blip r:embed="rId22"/>
+                    <a:stretch>
+                      <a:fillRect/>
+                    </a:stretch>
+                  </pic:blipFill>
+                  <pic:spPr>
+                    <a:xfrm>
+                      <a:off x="0" y="0"/>
+                      <a:ext cx="5394960" cy="2893537"/>
+                    </a:xfrm>
+                    <a:prstGeom prst="rect">
+                      <a:avLst/>
+                    </a:prstGeom>
+                  </pic:spPr>
+                </pic:pic>
+              </a:graphicData>
+            </a:graphic>
+          </wp:inline>
+        </w:drawing>
+      </w:r>
+    </w:p>
+    <w:p>
+      <w:pPr>
+        <w:pStyle w:val="Caption"/>
+        <w:jc w:val="center"/>
+        <w:rPr>
+          <w:b w:val="0"/>
+          <w:bCs w:val="0"/>
+          <w:i/>
+          <w:iCs/>
+          <w:sz w:val="26"/>
+          <w:szCs w:val="26"/>
+        </w:rPr>
+      </w:pPr>
+      <w:bookmarkStart w:id="51" w:name="_Toc233241278"/>
+      <w:r>
+        <w:rPr>
+          <w:b w:val="0"/>
+          <w:bCs w:val="0"/>
+          <w:i/>
+          <w:iCs/>
+          <w:sz w:val="26"/>
+          <w:szCs w:val="26"/>
+        </w:rPr>
+        <w:t xml:space="preserve">Figure </w:t>
+      </w:r>
+      <w:r>
+        <w:rPr>
+          <w:b w:val="0"/>
+          <w:bCs w:val="0"/>
+          <w:i/>
+          <w:iCs/>
+          <w:sz w:val="26"/>
+          <w:szCs w:val="26"/>
+        </w:rPr>
+        <w:fldChar w:fldCharType="begin"/>
+      </w:r>
+      <w:r>
+        <w:rPr>
+          <w:b w:val="0"/>
+          <w:bCs w:val="0"/>
+          <w:i/>
+          <w:iCs/>
+          <w:sz w:val="26"/>
+          <w:szCs w:val="26"/>
+        </w:rPr>
+        <w:instrText xml:space="preserve"> SEQ Figure \* ARABIC </w:instrText>
+      </w:r>
+      <w:r>
+        <w:rPr>
+          <w:b w:val="0"/>
+          <w:bCs w:val="0"/>
+          <w:i/>
+          <w:iCs/>
+          <w:sz w:val="26"/>
+          <w:szCs w:val="26"/>
+        </w:rPr>
+        <w:fldChar w:fldCharType="separate"/>
+      </w:r>
+      <w:r>
+        <w:rPr>
+          <w:b w:val="0"/>
+          <w:bCs w:val="0"/>
+          <w:i/>
+          <w:iCs/>
+          <w:noProof/>
+          <w:sz w:val="26"/>
+          <w:szCs w:val="26"/>
+        </w:rPr>
+        <w:t>12</w:t>
+      </w:r>
+      <w:r>
+        <w:rPr>
+          <w:b w:val="0"/>
+          <w:bCs w:val="0"/>
+          <w:i/>
+          <w:iCs/>
+          <w:sz w:val="26"/>
+          <w:szCs w:val="26"/>
+        </w:rPr>
+        <w:fldChar w:fldCharType="end"/>
+      </w:r>
+      <w:r>
+        <w:rPr>
+          <w:b w:val="0"/>
+          <w:bCs w:val="0"/>
+          <w:i/>
+          <w:iCs/>
+          <w:sz w:val="26"/>
+          <w:szCs w:val="26"/>
+        </w:rPr>
+        <w:t>. Example Odoo Knowledge SOP article for replenishment and backorder handling.</w:t>
+      </w:r>
+      <w:bookmarkEnd w:id="51"/>
+    </w:p>
+    <w:p>
+      <w:pPr>
+        <w:jc w:val="center"/>
+      </w:pPr>
+    </w:p>
+    <w:p/>
     <w:p>
       <w:pPr>
         <w:pStyle w:val="ND"/>
       </w:pPr>
-      <w:r>
-        <w:t xml:space="preserve">            </w:t>
-      </w:r>
-      <w:r>
-        <w:t>The refinery process starts with raw Chatter notes and operational logs, then applies cleaning, validation, standardization, and tagging. Each repeated issue is rewritten into a structured SOP with Purpose, Problem, Root Cause, Verified Solution, Validation Checklist, access role, and synonym list. The refined articles are reused as canned responses, Odoo Knowledge records, and RAG context chunks.</w:t>
-      </w:r>
-    </w:p>
-    <w:p>
-      <w:pPr>
-        <w:pStyle w:val="ND"/>
-      </w:pPr>
-    </w:p>
-    <w:p>
-      <w:pPr>
-        <w:pStyle w:val="ND"/>
-      </w:pPr>
     </w:p>
     <w:p>
       <w:pPr>
         <w:pStyle w:val="Heading1"/>
+        <w:jc w:val="both"/>
       </w:pPr>
       <w:r>
         <w:br w:type="page"/>
@@ -5327,32 +9101,26 @@
       <w:pPr>
         <w:pStyle w:val="Heading2"/>
       </w:pPr>
-      <w:bookmarkStart w:id="39" w:name="_Toc232083034"/>
-      <w:bookmarkStart w:id="40" w:name="_Toc232606780"/>
+      <w:bookmarkStart w:id="52" w:name="_Toc232083034"/>
+      <w:bookmarkStart w:id="53" w:name="_Toc232606780"/>
       <w:r>
         <w:lastRenderedPageBreak/>
         <w:t>VECTOR STORAGE LAYER &amp; DATA SECURITY</w:t>
       </w:r>
-      <w:bookmarkEnd w:id="39"/>
-      <w:bookmarkEnd w:id="40"/>
-      <w:r>
-        <w:rPr>
-          <w:lang w:val="vi-VN"/>
-        </w:rPr>
-        <w:t xml:space="preserve"> </w:t>
-      </w:r>
+      <w:bookmarkEnd w:id="52"/>
+      <w:bookmarkEnd w:id="53"/>
     </w:p>
     <w:p>
       <w:pPr>
         <w:pStyle w:val="Heading3"/>
       </w:pPr>
-      <w:bookmarkStart w:id="41" w:name="_Toc232083035"/>
-      <w:bookmarkStart w:id="42" w:name="_Toc232606781"/>
+      <w:bookmarkStart w:id="54" w:name="_Toc232083035"/>
+      <w:bookmarkStart w:id="55" w:name="_Toc232606781"/>
       <w:r>
         <w:t>Behavioral Analysis of Document Chunking &amp; Overlap Parameters</w:t>
       </w:r>
-      <w:bookmarkEnd w:id="41"/>
-      <w:bookmarkEnd w:id="42"/>
+      <w:bookmarkEnd w:id="54"/>
+      <w:bookmarkEnd w:id="55"/>
     </w:p>
     <w:p>
       <w:pPr>
@@ -5368,150 +9136,399 @@
           <w:szCs w:val="26"/>
           <w:lang w:val="vi-VN"/>
         </w:rPr>
-        <w:t>B</w:t>
-      </w:r>
-      <w:r>
+        <w:t xml:space="preserve">Baseline Configurations: </w:t>
+      </w:r>
+      <w:r>
+        <w:rPr>
+          <w:szCs w:val="26"/>
+          <w:lang w:val="vi-VN"/>
+        </w:rPr>
+        <w:t>The ingestion pipeline extracts Odoo Knowledge articles through XML-RPC, strips HTML with BeautifulSoup, and uses RecursiveCharacterTextSplitter with chunk_size = 500 and chunk_overlap = 100. Each generated chunk is saved into the persistent ChromaDB collection named kms_collection with metadata fields for title, workspace_dimension, access_role, tags, and Odoo article ID.</w:t>
+      </w:r>
+    </w:p>
+    <w:p>
+      <w:pPr>
+        <w:spacing w:before="100" w:beforeAutospacing="1" w:after="100" w:afterAutospacing="1"/>
+        <w:ind w:firstLine="360"/>
         <w:rPr>
           <w:b/>
           <w:bCs/>
-          <w:szCs w:val="26"/>
-        </w:rPr>
-        <w:t>aseline Configurations:</w:t>
-      </w:r>
-      <w:r>
-        <w:rPr>
-          <w:szCs w:val="26"/>
-        </w:rPr>
-        <w:t xml:space="preserve"> Explicit documentation of the fixed </w:t>
-      </w:r>
-      <w:r>
-        <w:rPr>
+        </w:rPr>
+      </w:pPr>
+      <w:r>
+        <w:rPr>
+          <w:b/>
+          <w:bCs/>
+        </w:rPr>
+        <w:t>What-If Scenario Analysis (Critical for Viva defense):</w:t>
+      </w:r>
+    </w:p>
+    <w:p>
+      <w:pPr>
+        <w:spacing w:before="100" w:beforeAutospacing="1" w:after="100" w:afterAutospacing="1"/>
+        <w:ind w:left="360" w:firstLine="360"/>
+        <w:rPr>
+          <w:iCs/>
+        </w:rPr>
+      </w:pPr>
+      <w:r>
+        <w:rPr>
+          <w:iCs/>
+        </w:rPr>
+        <w:t>Scenario A (Over-capacity boundaries): A 2,000-character troubleshooting guide is split into approximately five overlapping chunks. This allows semantic search to retrieve only the most relevant procedure instead of sending the entire article to the LLM.</w:t>
+      </w:r>
+    </w:p>
+    <w:p>
+      <w:pPr>
+        <w:spacing w:before="100" w:beforeAutospacing="1" w:after="100" w:afterAutospacing="1"/>
+        <w:ind w:left="360" w:firstLine="360"/>
+        <w:rPr>
+          <w:iCs/>
+        </w:rPr>
+      </w:pPr>
+      <w:r>
+        <w:rPr>
+          <w:iCs/>
+        </w:rPr>
+        <w:t>Scenario B (Under-capacity boundaries): A short 150-character note remains one chunk. The splitter does not pad or artificially expand the note; it stores the short content with metadata so it can still be retrieved if semantically relevant.</w:t>
+      </w:r>
+    </w:p>
+    <w:p>
+      <w:pPr>
+        <w:keepNext/>
+        <w:jc w:val="center"/>
+      </w:pPr>
+      <w:r>
+        <w:rPr>
+          <w:noProof/>
+        </w:rPr>
+        <w:lastRenderedPageBreak/>
+        <w:drawing>
+          <wp:inline distT="0" distB="0" distL="0" distR="0" wp14:anchorId="3EBEBBD9" wp14:editId="363953BE">
+            <wp:extent cx="5029200" cy="3435344"/>
+            <wp:effectExtent l="0" t="0" r="0" b="0"/>
+            <wp:docPr id="33" name="Picture 33"/>
+            <wp:cNvGraphicFramePr>
+              <a:graphicFrameLocks xmlns:a="http://schemas.openxmlformats.org/drawingml/2006/main" noChangeAspect="1"/>
+            </wp:cNvGraphicFramePr>
+            <a:graphic xmlns:a="http://schemas.openxmlformats.org/drawingml/2006/main">
+              <a:graphicData uri="http://schemas.openxmlformats.org/drawingml/2006/picture">
+                <pic:pic xmlns:pic="http://schemas.openxmlformats.org/drawingml/2006/picture">
+                  <pic:nvPicPr>
+                    <pic:cNvPr id="0" name="image.png"/>
+                    <pic:cNvPicPr/>
+                  </pic:nvPicPr>
+                  <pic:blipFill>
+                    <a:blip r:embed="rId23"/>
+                    <a:stretch>
+                      <a:fillRect/>
+                    </a:stretch>
+                  </pic:blipFill>
+                  <pic:spPr>
+                    <a:xfrm>
+                      <a:off x="0" y="0"/>
+                      <a:ext cx="5029200" cy="3435344"/>
+                    </a:xfrm>
+                    <a:prstGeom prst="rect">
+                      <a:avLst/>
+                    </a:prstGeom>
+                  </pic:spPr>
+                </pic:pic>
+              </a:graphicData>
+            </a:graphic>
+          </wp:inline>
+        </w:drawing>
+      </w:r>
+    </w:p>
+    <w:p>
+      <w:pPr>
+        <w:pStyle w:val="Caption"/>
+        <w:jc w:val="center"/>
+        <w:rPr>
+          <w:b w:val="0"/>
+          <w:bCs w:val="0"/>
           <w:i/>
           <w:iCs/>
-          <w:szCs w:val="26"/>
-        </w:rPr>
-        <w:t>chunk_size</w:t>
-      </w:r>
-      <w:r>
-        <w:rPr>
-          <w:szCs w:val="26"/>
-        </w:rPr>
-        <w:t xml:space="preserve"> and </w:t>
-      </w:r>
-      <w:r>
-        <w:rPr>
+          <w:sz w:val="26"/>
+          <w:szCs w:val="26"/>
+        </w:rPr>
+      </w:pPr>
+      <w:bookmarkStart w:id="56" w:name="_Toc233241279"/>
+      <w:r>
+        <w:rPr>
+          <w:b w:val="0"/>
+          <w:bCs w:val="0"/>
           <w:i/>
           <w:iCs/>
-          <w:szCs w:val="26"/>
-        </w:rPr>
-        <w:t>chunk_overlap</w:t>
-      </w:r>
-      <w:r>
-        <w:rPr>
-          <w:szCs w:val="26"/>
-        </w:rPr>
-        <w:t xml:space="preserve"> parameters assigned in the guidelines.</w:t>
-      </w:r>
-    </w:p>
-    <w:p>
-      <w:pPr>
-        <w:spacing w:before="100" w:beforeAutospacing="1" w:after="100" w:afterAutospacing="1"/>
-        <w:ind w:firstLine="360"/>
+          <w:sz w:val="26"/>
+          <w:szCs w:val="26"/>
+        </w:rPr>
+        <w:t xml:space="preserve">Figure </w:t>
+      </w:r>
+      <w:r>
+        <w:rPr>
+          <w:b w:val="0"/>
+          <w:bCs w:val="0"/>
+          <w:i/>
+          <w:iCs/>
+          <w:sz w:val="26"/>
+          <w:szCs w:val="26"/>
+        </w:rPr>
+        <w:fldChar w:fldCharType="begin"/>
+      </w:r>
+      <w:r>
+        <w:rPr>
+          <w:b w:val="0"/>
+          <w:bCs w:val="0"/>
+          <w:i/>
+          <w:iCs/>
+          <w:sz w:val="26"/>
+          <w:szCs w:val="26"/>
+        </w:rPr>
+        <w:instrText xml:space="preserve"> SEQ Figure \* ARABIC </w:instrText>
+      </w:r>
+      <w:r>
+        <w:rPr>
+          <w:b w:val="0"/>
+          <w:bCs w:val="0"/>
+          <w:i/>
+          <w:iCs/>
+          <w:sz w:val="26"/>
+          <w:szCs w:val="26"/>
+        </w:rPr>
+        <w:fldChar w:fldCharType="separate"/>
+      </w:r>
+      <w:r>
+        <w:rPr>
+          <w:b w:val="0"/>
+          <w:bCs w:val="0"/>
+          <w:i/>
+          <w:iCs/>
+          <w:noProof/>
+          <w:sz w:val="26"/>
+          <w:szCs w:val="26"/>
+        </w:rPr>
+        <w:t>13</w:t>
+      </w:r>
+      <w:r>
+        <w:rPr>
+          <w:b w:val="0"/>
+          <w:bCs w:val="0"/>
+          <w:i/>
+          <w:iCs/>
+          <w:sz w:val="26"/>
+          <w:szCs w:val="26"/>
+        </w:rPr>
+        <w:fldChar w:fldCharType="end"/>
+      </w:r>
+      <w:r>
+        <w:rPr>
+          <w:b w:val="0"/>
+          <w:bCs w:val="0"/>
+          <w:i/>
+          <w:iCs/>
+          <w:sz w:val="26"/>
+          <w:szCs w:val="26"/>
+        </w:rPr>
+        <w:t>. Vector ingestion terminal output showing XML-RPC extraction, metadata resolution, and chunk creation.</w:t>
+      </w:r>
+      <w:bookmarkEnd w:id="56"/>
+    </w:p>
+    <w:p/>
+    <w:p>
+      <w:pPr>
+        <w:keepNext/>
+        <w:jc w:val="center"/>
+      </w:pPr>
+      <w:r>
+        <w:rPr>
+          <w:noProof/>
+        </w:rPr>
+        <w:drawing>
+          <wp:inline distT="0" distB="0" distL="0" distR="0" wp14:anchorId="504E66AE" wp14:editId="6AC60610">
+            <wp:extent cx="5394960" cy="1878245"/>
+            <wp:effectExtent l="0" t="0" r="0" b="0"/>
+            <wp:docPr id="34" name="Picture 34"/>
+            <wp:cNvGraphicFramePr>
+              <a:graphicFrameLocks xmlns:a="http://schemas.openxmlformats.org/drawingml/2006/main" noChangeAspect="1"/>
+            </wp:cNvGraphicFramePr>
+            <a:graphic xmlns:a="http://schemas.openxmlformats.org/drawingml/2006/main">
+              <a:graphicData uri="http://schemas.openxmlformats.org/drawingml/2006/picture">
+                <pic:pic xmlns:pic="http://schemas.openxmlformats.org/drawingml/2006/picture">
+                  <pic:nvPicPr>
+                    <pic:cNvPr id="0" name="image.png"/>
+                    <pic:cNvPicPr/>
+                  </pic:nvPicPr>
+                  <pic:blipFill>
+                    <a:blip r:embed="rId24"/>
+                    <a:stretch>
+                      <a:fillRect/>
+                    </a:stretch>
+                  </pic:blipFill>
+                  <pic:spPr>
+                    <a:xfrm>
+                      <a:off x="0" y="0"/>
+                      <a:ext cx="5394960" cy="1878245"/>
+                    </a:xfrm>
+                    <a:prstGeom prst="rect">
+                      <a:avLst/>
+                    </a:prstGeom>
+                  </pic:spPr>
+                </pic:pic>
+              </a:graphicData>
+            </a:graphic>
+          </wp:inline>
+        </w:drawing>
+      </w:r>
+    </w:p>
+    <w:p>
+      <w:pPr>
+        <w:pStyle w:val="Caption"/>
+        <w:jc w:val="center"/>
+        <w:rPr>
+          <w:b w:val="0"/>
+          <w:bCs w:val="0"/>
+          <w:i/>
+          <w:iCs/>
+          <w:sz w:val="26"/>
+          <w:szCs w:val="26"/>
+        </w:rPr>
+      </w:pPr>
+      <w:bookmarkStart w:id="57" w:name="_Toc233241280"/>
+      <w:r>
+        <w:rPr>
+          <w:b w:val="0"/>
+          <w:bCs w:val="0"/>
+          <w:i/>
+          <w:iCs/>
+          <w:sz w:val="26"/>
+          <w:szCs w:val="26"/>
+        </w:rPr>
+        <w:t xml:space="preserve">Figure </w:t>
+      </w:r>
+      <w:r>
+        <w:rPr>
+          <w:b w:val="0"/>
+          <w:bCs w:val="0"/>
+          <w:i/>
+          <w:iCs/>
+          <w:sz w:val="26"/>
+          <w:szCs w:val="26"/>
+        </w:rPr>
+        <w:fldChar w:fldCharType="begin"/>
+      </w:r>
+      <w:r>
+        <w:rPr>
+          <w:b w:val="0"/>
+          <w:bCs w:val="0"/>
+          <w:i/>
+          <w:iCs/>
+          <w:sz w:val="26"/>
+          <w:szCs w:val="26"/>
+        </w:rPr>
+        <w:instrText xml:space="preserve"> SEQ Figure \* ARABIC </w:instrText>
+      </w:r>
+      <w:r>
+        <w:rPr>
+          <w:b w:val="0"/>
+          <w:bCs w:val="0"/>
+          <w:i/>
+          <w:iCs/>
+          <w:sz w:val="26"/>
+          <w:szCs w:val="26"/>
+        </w:rPr>
+        <w:fldChar w:fldCharType="separate"/>
+      </w:r>
+      <w:r>
+        <w:rPr>
+          <w:b w:val="0"/>
+          <w:bCs w:val="0"/>
+          <w:i/>
+          <w:iCs/>
+          <w:noProof/>
+          <w:sz w:val="26"/>
+          <w:szCs w:val="26"/>
+        </w:rPr>
+        <w:t>14</w:t>
+      </w:r>
+      <w:r>
+        <w:rPr>
+          <w:b w:val="0"/>
+          <w:bCs w:val="0"/>
+          <w:i/>
+          <w:iCs/>
+          <w:sz w:val="26"/>
+          <w:szCs w:val="26"/>
+        </w:rPr>
+        <w:fldChar w:fldCharType="end"/>
+      </w:r>
+      <w:r>
+        <w:rPr>
+          <w:b w:val="0"/>
+          <w:bCs w:val="0"/>
+          <w:i/>
+          <w:iCs/>
+          <w:sz w:val="26"/>
+          <w:szCs w:val="26"/>
+        </w:rPr>
+        <w:t>. ChromaDB local persistence evidence showing the vector database folder and sqlite file.</w:t>
+      </w:r>
+      <w:bookmarkEnd w:id="57"/>
+    </w:p>
+    <w:p>
+      <w:pPr>
+        <w:jc w:val="center"/>
+      </w:pPr>
+    </w:p>
+    <w:p/>
+    <w:p>
+      <w:pPr>
+        <w:pStyle w:val="Heading3"/>
+      </w:pPr>
+      <w:bookmarkStart w:id="58" w:name="_Toc232083036"/>
+      <w:bookmarkStart w:id="59" w:name="_Toc232606782"/>
+      <w:r>
+        <w:lastRenderedPageBreak/>
+        <w:t>Embedding Model Infrastructure &amp; Data Sovereignty</w:t>
+      </w:r>
+      <w:bookmarkEnd w:id="58"/>
+      <w:bookmarkEnd w:id="59"/>
+    </w:p>
+    <w:p>
+      <w:pPr>
+        <w:ind w:firstLine="720"/>
+      </w:pPr>
+      <w:r>
         <w:rPr>
           <w:b/>
           <w:bCs/>
         </w:rPr>
+        <w:t xml:space="preserve">Selected Infrastructure: </w:t>
+      </w:r>
+      <w:r>
+        <w:t>The submitted implementation uses local sentence-transformers embeddings, specifically the all-MiniLM-L6-v2 model through LangChain HuggingFace embeddings, and supports local Ollama inference with llama3.2:1b. The Streamlit interface also provides a mock mode for debugging when local model inference is unavailable.</w:t>
+      </w:r>
+    </w:p>
+    <w:p>
+      <w:pPr>
+        <w:ind w:firstLine="720"/>
       </w:pPr>
       <w:r>
         <w:rPr>
           <w:b/>
           <w:bCs/>
         </w:rPr>
-        <w:t>What-If Scenario Analysis (Critical for Viva defense):</w:t>
-      </w:r>
-    </w:p>
-    <w:p>
-      <w:pPr>
-        <w:spacing w:before="100" w:beforeAutospacing="1" w:after="100" w:afterAutospacing="1"/>
-        <w:ind w:left="360" w:firstLine="360"/>
-        <w:rPr>
-          <w:iCs/>
-        </w:rPr>
-      </w:pPr>
-      <w:r>
-        <w:rPr>
-          <w:iCs/>
-        </w:rPr>
-        <w:t>Scenario A (Over-capacity boundaries): A 2,000-character Odoo troubleshooting guide becomes about five chunks. This allows semantic search to retrieve only the most relevant parts instead of sending the entire article to the LLM.</w:t>
-      </w:r>
-    </w:p>
-    <w:p>
-      <w:pPr>
-        <w:spacing w:before="100" w:beforeAutospacing="1" w:after="100" w:afterAutospacing="1"/>
-        <w:ind w:left="360" w:firstLine="360"/>
-        <w:rPr>
-          <w:iCs/>
-        </w:rPr>
-      </w:pPr>
-      <w:r>
-        <w:rPr>
-          <w:iCs/>
-        </w:rPr>
-        <w:t>Scenario B (Under-capacity boundaries): A short 150-character Chatter note remains one chunk. The splitter does not pad or artificially expand the note; it stores the short content with metadata so it can still be retrieved if semantically relevant.</w:t>
-      </w:r>
-    </w:p>
-    <w:p>
-      <w:pPr>
-        <w:pStyle w:val="Heading3"/>
-      </w:pPr>
-      <w:bookmarkStart w:id="43" w:name="_Toc232083036"/>
-      <w:bookmarkStart w:id="44" w:name="_Toc232606782"/>
-      <w:r>
-        <w:t>Embedding Model Infrastructure &amp; Data Sovereignty</w:t>
-      </w:r>
-      <w:bookmarkEnd w:id="43"/>
-      <w:bookmarkEnd w:id="44"/>
-    </w:p>
-    <w:p>
-      <w:pPr>
-        <w:ind w:firstLine="720"/>
-      </w:pPr>
+        <w:t xml:space="preserve">Data Sovereignty Audit: </w:t>
+      </w:r>
+      <w:r>
+        <w:t>Because embedding and LLM inference are configured to run locally, the submitted system avoids sending internal HR, IT, support, or sales knowledge to a third-party LLM API by default. Sensitive values are stored in environment variables, .env is ignored, and .env.example contains placeholders only. The main remaining risks are workstation security, Docker host access, database credentials, and incorrect role metadata rather than external token transmission</w:t>
+      </w:r>
       <w:r>
         <w:rPr>
           <w:b/>
           <w:bCs/>
         </w:rPr>
-        <w:t>Declaration of the team's selected embedding layer:</w:t>
-      </w:r>
-      <w:r>
-        <w:t xml:space="preserve"> </w:t>
-      </w:r>
-      <w:r>
-        <w:t>OpenAI Embedding APIs (Cloud)</w:t>
-      </w:r>
-      <w:r>
-        <w:t xml:space="preserve"> vs. </w:t>
-      </w:r>
-      <w:r>
-        <w:t>Ollama Local Embeddings (On-Premise)</w:t>
-      </w:r>
-      <w:r>
         <w:t>.</w:t>
-      </w:r>
-    </w:p>
-    <w:p>
-      <w:pPr>
-        <w:ind w:firstLine="720"/>
-      </w:pPr>
-      <w:r>
-        <w:rPr>
-          <w:b/>
-          <w:bCs/>
-        </w:rPr>
-        <w:t>Data Sovereignty Audit:</w:t>
-      </w:r>
-      <w:r>
-        <w:t xml:space="preserve"> A risk assessment of the chosen infrastructure. Analyze whether sensitive enterprise data crosses the public internet firewall, and identify the privacy liabilities associated with third-party data exposures.</w:t>
       </w:r>
     </w:p>
     <w:p>
@@ -5526,13 +9543,13 @@
           <w:shd w:val="clear" w:color="auto" w:fill="FFFFFF"/>
         </w:rPr>
       </w:pPr>
-      <w:bookmarkStart w:id="45" w:name="_Toc232083037"/>
-      <w:bookmarkStart w:id="46" w:name="_Toc232606783"/>
+      <w:bookmarkStart w:id="60" w:name="_Toc232083037"/>
+      <w:bookmarkStart w:id="61" w:name="_Toc232606783"/>
       <w:r>
         <w:t>Document-Level Access Control (Metadata Isolation)</w:t>
       </w:r>
-      <w:bookmarkEnd w:id="45"/>
-      <w:bookmarkEnd w:id="46"/>
+      <w:bookmarkEnd w:id="60"/>
+      <w:bookmarkEnd w:id="61"/>
     </w:p>
     <w:p>
       <w:pPr>
@@ -5547,13 +9564,13 @@
           <w:bCs/>
           <w:szCs w:val="26"/>
         </w:rPr>
-        <w:t>The Security Deficit Problem:</w:t>
-      </w:r>
-      <w:r>
-        <w:rPr>
-          <w:szCs w:val="26"/>
-        </w:rPr>
-        <w:t xml:space="preserve"> Explaining how Odoo's native Access Control Lists (ACLs) are completely severed once raw text data is exported onto a local disk.</w:t>
+        <w:t xml:space="preserve">The Security Deficit Problem: </w:t>
+      </w:r>
+      <w:r>
+        <w:rPr>
+          <w:szCs w:val="26"/>
+        </w:rPr>
+        <w:t>Odoo's native Access Control Lists are no longer automatically enforced once raw text is exported from Odoo into local files or a vector database. Without a new security layer, a semantic search query could retrieve restricted HR or IT content even when the user should only see public information.</w:t>
       </w:r>
     </w:p>
     <w:p>
@@ -5566,23 +9583,248 @@
           <w:bCs/>
           <w:szCs w:val="26"/>
         </w:rPr>
+        <w:t xml:space="preserve">Engineering Resolution: </w:t>
+      </w:r>
+      <w:r>
+        <w:rPr>
+          <w:szCs w:val="26"/>
+        </w:rPr>
+        <w:t>The team attached workspace_dimension and access_role metadata to every chunk before saving it into ChromaDB. The RAG engine applies role filters before context reaches the LLM: public users receive public content, sales users receive sales and public content, IT users receive it_staff and public content, HR managers receive hr_manager and public content, and admin can access all approved internal content. This design prevents the language model from seeing unauthorized documents in the first place.</w:t>
+      </w:r>
+    </w:p>
+    <w:p>
+      <w:pPr>
+        <w:keepNext/>
+        <w:jc w:val="center"/>
+      </w:pPr>
+      <w:r>
+        <w:rPr>
+          <w:noProof/>
+        </w:rPr>
         <w:lastRenderedPageBreak/>
-        <w:t>Engineering Resolution:</w:t>
-      </w:r>
-      <w:r>
-        <w:rPr>
-          <w:szCs w:val="26"/>
-        </w:rPr>
-        <w:t xml:space="preserve"> Documentation explaining how the team attached security attributes (workspace_dimension and access_role) inside ChromaDB metadata to enable secure filtering</w:t>
-      </w:r>
-      <w:r>
-        <w:t>.</w:t>
-      </w:r>
+        <w:drawing>
+          <wp:inline distT="0" distB="0" distL="0" distR="0" wp14:anchorId="49E38062" wp14:editId="3689917B">
+            <wp:extent cx="5909262" cy="4457700"/>
+            <wp:effectExtent l="0" t="0" r="0" b="0"/>
+            <wp:docPr id="35" name="Picture 35"/>
+            <wp:cNvGraphicFramePr>
+              <a:graphicFrameLocks xmlns:a="http://schemas.openxmlformats.org/drawingml/2006/main" noChangeAspect="1"/>
+            </wp:cNvGraphicFramePr>
+            <a:graphic xmlns:a="http://schemas.openxmlformats.org/drawingml/2006/main">
+              <a:graphicData uri="http://schemas.openxmlformats.org/drawingml/2006/picture">
+                <pic:pic xmlns:pic="http://schemas.openxmlformats.org/drawingml/2006/picture">
+                  <pic:nvPicPr>
+                    <pic:cNvPr id="0" name="image.png"/>
+                    <pic:cNvPicPr/>
+                  </pic:nvPicPr>
+                  <pic:blipFill>
+                    <a:blip r:embed="rId25"/>
+                    <a:stretch>
+                      <a:fillRect/>
+                    </a:stretch>
+                  </pic:blipFill>
+                  <pic:spPr>
+                    <a:xfrm>
+                      <a:off x="0" y="0"/>
+                      <a:ext cx="5917063" cy="4463585"/>
+                    </a:xfrm>
+                    <a:prstGeom prst="rect">
+                      <a:avLst/>
+                    </a:prstGeom>
+                  </pic:spPr>
+                </pic:pic>
+              </a:graphicData>
+            </a:graphic>
+          </wp:inline>
+        </w:drawing>
+      </w:r>
+    </w:p>
+    <w:p>
+      <w:pPr>
+        <w:pStyle w:val="Caption"/>
+        <w:jc w:val="center"/>
+        <w:rPr>
+          <w:b w:val="0"/>
+          <w:bCs w:val="0"/>
+          <w:i/>
+          <w:iCs/>
+          <w:sz w:val="26"/>
+          <w:szCs w:val="26"/>
+        </w:rPr>
+      </w:pPr>
+      <w:bookmarkStart w:id="62" w:name="_Toc233241281"/>
+      <w:r>
+        <w:rPr>
+          <w:b w:val="0"/>
+          <w:bCs w:val="0"/>
+          <w:i/>
+          <w:iCs/>
+          <w:sz w:val="26"/>
+          <w:szCs w:val="26"/>
+        </w:rPr>
+        <w:t xml:space="preserve">Figure </w:t>
+      </w:r>
+      <w:r>
+        <w:rPr>
+          <w:b w:val="0"/>
+          <w:bCs w:val="0"/>
+          <w:i/>
+          <w:iCs/>
+          <w:sz w:val="26"/>
+          <w:szCs w:val="26"/>
+        </w:rPr>
+        <w:fldChar w:fldCharType="begin"/>
+      </w:r>
+      <w:r>
+        <w:rPr>
+          <w:b w:val="0"/>
+          <w:bCs w:val="0"/>
+          <w:i/>
+          <w:iCs/>
+          <w:sz w:val="26"/>
+          <w:szCs w:val="26"/>
+        </w:rPr>
+        <w:instrText xml:space="preserve"> SEQ Figure \* ARABIC </w:instrText>
+      </w:r>
+      <w:r>
+        <w:rPr>
+          <w:b w:val="0"/>
+          <w:bCs w:val="0"/>
+          <w:i/>
+          <w:iCs/>
+          <w:sz w:val="26"/>
+          <w:szCs w:val="26"/>
+        </w:rPr>
+        <w:fldChar w:fldCharType="separate"/>
+      </w:r>
+      <w:r>
+        <w:rPr>
+          <w:b w:val="0"/>
+          <w:bCs w:val="0"/>
+          <w:i/>
+          <w:iCs/>
+          <w:noProof/>
+          <w:sz w:val="26"/>
+          <w:szCs w:val="26"/>
+        </w:rPr>
+        <w:t>15</w:t>
+      </w:r>
+      <w:r>
+        <w:rPr>
+          <w:b w:val="0"/>
+          <w:bCs w:val="0"/>
+          <w:i/>
+          <w:iCs/>
+          <w:sz w:val="26"/>
+          <w:szCs w:val="26"/>
+        </w:rPr>
+        <w:fldChar w:fldCharType="end"/>
+      </w:r>
+      <w:r>
+        <w:rPr>
+          <w:b w:val="0"/>
+          <w:bCs w:val="0"/>
+          <w:i/>
+          <w:iCs/>
+          <w:sz w:val="26"/>
+          <w:szCs w:val="26"/>
+        </w:rPr>
+        <w:t>. pgAdmin connection to the PostgreSQL database used by the local Odoo environment.</w:t>
+      </w:r>
+      <w:bookmarkEnd w:id="62"/>
+    </w:p>
+    <w:p>
+      <w:pPr>
+        <w:jc w:val="center"/>
+      </w:pPr>
+    </w:p>
+    <w:p>
+      <w:pPr>
+        <w:spacing w:line="240" w:lineRule="auto"/>
+        <w:jc w:val="left"/>
+      </w:pPr>
+    </w:p>
+    <w:p>
+      <w:pPr>
+        <w:spacing w:line="240" w:lineRule="auto"/>
+        <w:jc w:val="left"/>
+      </w:pPr>
+    </w:p>
+    <w:p>
+      <w:pPr>
+        <w:spacing w:line="240" w:lineRule="auto"/>
+        <w:jc w:val="left"/>
+      </w:pPr>
     </w:p>
     <w:p>
       <w:pPr>
         <w:ind w:left="360" w:firstLine="360"/>
       </w:pPr>
+    </w:p>
+    <w:p>
+      <w:pPr>
+        <w:pStyle w:val="Caption"/>
+        <w:rPr>
+          <w:sz w:val="26"/>
+          <w:szCs w:val="26"/>
+        </w:rPr>
+      </w:pPr>
+      <w:r>
+        <w:br w:type="page"/>
+      </w:r>
+      <w:bookmarkStart w:id="63" w:name="_Toc233242026"/>
+      <w:r>
+        <w:rPr>
+          <w:sz w:val="26"/>
+          <w:szCs w:val="26"/>
+        </w:rPr>
+        <w:lastRenderedPageBreak/>
+        <w:t xml:space="preserve">Table </w:t>
+      </w:r>
+      <w:r>
+        <w:rPr>
+          <w:sz w:val="26"/>
+          <w:szCs w:val="26"/>
+        </w:rPr>
+        <w:fldChar w:fldCharType="begin"/>
+      </w:r>
+      <w:r>
+        <w:rPr>
+          <w:sz w:val="26"/>
+          <w:szCs w:val="26"/>
+        </w:rPr>
+        <w:instrText xml:space="preserve"> SEQ Table \* ARABIC </w:instrText>
+      </w:r>
+      <w:r>
+        <w:rPr>
+          <w:sz w:val="26"/>
+          <w:szCs w:val="26"/>
+        </w:rPr>
+        <w:fldChar w:fldCharType="separate"/>
+      </w:r>
+      <w:r>
+        <w:rPr>
+          <w:noProof/>
+          <w:sz w:val="26"/>
+          <w:szCs w:val="26"/>
+        </w:rPr>
+        <w:t>4</w:t>
+      </w:r>
+      <w:r>
+        <w:rPr>
+          <w:sz w:val="26"/>
+          <w:szCs w:val="26"/>
+        </w:rPr>
+        <w:fldChar w:fldCharType="end"/>
+      </w:r>
+      <w:r>
+        <w:rPr>
+          <w:sz w:val="26"/>
+          <w:szCs w:val="26"/>
+        </w:rPr>
+        <w:t>. Access Control Matrix and Metadata Isolation Rules</w:t>
+      </w:r>
+      <w:bookmarkEnd w:id="63"/>
     </w:p>
     <w:tbl>
       <w:tblPr>
@@ -5592,10 +9834,10 @@
         <w:tblLook w:val="04A0" w:firstRow="1" w:lastRow="0" w:firstColumn="1" w:lastColumn="0" w:noHBand="0" w:noVBand="1"/>
       </w:tblPr>
       <w:tblGrid>
-        <w:gridCol w:w="1662"/>
-        <w:gridCol w:w="2017"/>
-        <w:gridCol w:w="2222"/>
-        <w:gridCol w:w="2596"/>
+        <w:gridCol w:w="2036"/>
+        <w:gridCol w:w="2246"/>
+        <w:gridCol w:w="2570"/>
+        <w:gridCol w:w="2498"/>
       </w:tblGrid>
       <w:tr>
         <w:trPr>
@@ -5604,6 +9846,7 @@
         <w:tc>
           <w:tcPr>
             <w:tcW w:w="1872" w:type="dxa"/>
+            <w:vAlign w:val="center"/>
           </w:tcPr>
           <w:p>
             <w:pPr>
@@ -5625,6 +9868,7 @@
         <w:tc>
           <w:tcPr>
             <w:tcW w:w="2592" w:type="dxa"/>
+            <w:vAlign w:val="center"/>
           </w:tcPr>
           <w:p>
             <w:pPr>
@@ -5646,6 +9890,7 @@
         <w:tc>
           <w:tcPr>
             <w:tcW w:w="3024" w:type="dxa"/>
+            <w:vAlign w:val="center"/>
           </w:tcPr>
           <w:p>
             <w:pPr>
@@ -5667,6 +9912,7 @@
         <w:tc>
           <w:tcPr>
             <w:tcW w:w="3024" w:type="dxa"/>
+            <w:vAlign w:val="center"/>
           </w:tcPr>
           <w:p>
             <w:pPr>
@@ -5693,10 +9939,11 @@
         <w:tc>
           <w:tcPr>
             <w:tcW w:w="1872" w:type="dxa"/>
+            <w:vAlign w:val="center"/>
           </w:tcPr>
           <w:p>
             <w:pPr>
-              <w:jc w:val="left"/>
+              <w:jc w:val="center"/>
             </w:pPr>
             <w:r>
               <w:t>public</w:t>
@@ -5706,10 +9953,11 @@
         <w:tc>
           <w:tcPr>
             <w:tcW w:w="2592" w:type="dxa"/>
+            <w:vAlign w:val="center"/>
           </w:tcPr>
           <w:p>
             <w:pPr>
-              <w:jc w:val="left"/>
+              <w:jc w:val="center"/>
             </w:pPr>
             <w:r>
               <w:t>public</w:t>
@@ -5725,7 +9973,7 @@
               <w:jc w:val="left"/>
             </w:pPr>
             <w:r>
-              <w:t>HR payroll, IT-only system firewall SOP</w:t>
+              <w:t>HR payroll, IT-only onboarding/security SOP, sales-only approval SOP</w:t>
             </w:r>
           </w:p>
         </w:tc>
@@ -5738,7 +9986,7 @@
               <w:jc w:val="left"/>
             </w:pPr>
             <w:r>
-              <w:t>Chroma metadata filter: access_role = public</w:t>
+              <w:t>Chroma metadata filter returns public chunks only</w:t>
             </w:r>
           </w:p>
         </w:tc>
@@ -5750,26 +9998,28 @@
         <w:tc>
           <w:tcPr>
             <w:tcW w:w="1872" w:type="dxa"/>
+            <w:vAlign w:val="center"/>
           </w:tcPr>
           <w:p>
             <w:pPr>
-              <w:jc w:val="left"/>
+              <w:jc w:val="center"/>
             </w:pPr>
             <w:r>
-              <w:t>it_staff</w:t>
+              <w:t>sales</w:t>
             </w:r>
           </w:p>
         </w:tc>
         <w:tc>
           <w:tcPr>
             <w:tcW w:w="2592" w:type="dxa"/>
+            <w:vAlign w:val="center"/>
           </w:tcPr>
           <w:p>
             <w:pPr>
-              <w:jc w:val="left"/>
+              <w:jc w:val="center"/>
             </w:pPr>
             <w:r>
-              <w:t>it_staff + public</w:t>
+              <w:t>sales + public</w:t>
             </w:r>
           </w:p>
         </w:tc>
@@ -5782,7 +10032,7 @@
               <w:jc w:val="left"/>
             </w:pPr>
             <w:r>
-              <w:t>HR salary or disciplinary policy</w:t>
+              <w:t>HR policy, IT security, account deactivation SOP</w:t>
             </w:r>
           </w:p>
         </w:tc>
@@ -5795,7 +10045,7 @@
               <w:jc w:val="left"/>
             </w:pPr>
             <w:r>
-              <w:t>role_filter() returns it_staff/public only</w:t>
+              <w:t>role_filter() returns sales/public only</w:t>
             </w:r>
           </w:p>
         </w:tc>
@@ -5807,26 +10057,28 @@
         <w:tc>
           <w:tcPr>
             <w:tcW w:w="1872" w:type="dxa"/>
+            <w:vAlign w:val="center"/>
           </w:tcPr>
           <w:p>
             <w:pPr>
-              <w:jc w:val="left"/>
+              <w:jc w:val="center"/>
             </w:pPr>
             <w:r>
-              <w:t>hr_manager</w:t>
+              <w:t>customer_service</w:t>
             </w:r>
           </w:p>
         </w:tc>
         <w:tc>
           <w:tcPr>
             <w:tcW w:w="2592" w:type="dxa"/>
+            <w:vAlign w:val="center"/>
           </w:tcPr>
           <w:p>
             <w:pPr>
-              <w:jc w:val="left"/>
+              <w:jc w:val="center"/>
             </w:pPr>
             <w:r>
-              <w:t>hr_manager + public</w:t>
+              <w:t>public customer_service content</w:t>
             </w:r>
           </w:p>
         </w:tc>
@@ -5839,7 +10091,7 @@
               <w:jc w:val="left"/>
             </w:pPr>
             <w:r>
-              <w:t>IT-only content unless also public</w:t>
+              <w:t>HR policy, IT-only policy, internal sales approval details</w:t>
             </w:r>
           </w:p>
         </w:tc>
@@ -5852,7 +10104,184 @@
               <w:jc w:val="left"/>
             </w:pPr>
             <w:r>
-              <w:t>role_filter() returns hr_manager/public</w:t>
+              <w:t>role_filter() restricts to public customer-service context</w:t>
+            </w:r>
+          </w:p>
+        </w:tc>
+      </w:tr>
+      <w:tr>
+        <w:trPr>
+          <w:jc w:val="center"/>
+        </w:trPr>
+        <w:tc>
+          <w:tcPr>
+            <w:tcW w:w="1662" w:type="dxa"/>
+            <w:vAlign w:val="center"/>
+          </w:tcPr>
+          <w:p>
+            <w:pPr>
+              <w:jc w:val="center"/>
+            </w:pPr>
+            <w:r>
+              <w:t>it_staff</w:t>
+            </w:r>
+          </w:p>
+        </w:tc>
+        <w:tc>
+          <w:tcPr>
+            <w:tcW w:w="2017" w:type="dxa"/>
+            <w:vAlign w:val="center"/>
+          </w:tcPr>
+          <w:p>
+            <w:pPr>
+              <w:jc w:val="center"/>
+            </w:pPr>
+            <w:r>
+              <w:t>it_staff + public</w:t>
+            </w:r>
+          </w:p>
+        </w:tc>
+        <w:tc>
+          <w:tcPr>
+            <w:tcW w:w="2222" w:type="dxa"/>
+          </w:tcPr>
+          <w:p>
+            <w:pPr>
+              <w:jc w:val="left"/>
+            </w:pPr>
+            <w:r>
+              <w:t>HR salary, payroll, disciplinary and recruitment policy</w:t>
+            </w:r>
+          </w:p>
+        </w:tc>
+        <w:tc>
+          <w:tcPr>
+            <w:tcW w:w="2596" w:type="dxa"/>
+          </w:tcPr>
+          <w:p>
+            <w:pPr>
+              <w:jc w:val="left"/>
+            </w:pPr>
+            <w:r>
+              <w:t>role_filter() returns it_staff/public only</w:t>
+            </w:r>
+          </w:p>
+        </w:tc>
+      </w:tr>
+      <w:tr>
+        <w:trPr>
+          <w:jc w:val="center"/>
+        </w:trPr>
+        <w:tc>
+          <w:tcPr>
+            <w:tcW w:w="1662" w:type="dxa"/>
+            <w:vAlign w:val="center"/>
+          </w:tcPr>
+          <w:p>
+            <w:pPr>
+              <w:jc w:val="center"/>
+            </w:pPr>
+            <w:r>
+              <w:t>hr_manager</w:t>
+            </w:r>
+          </w:p>
+        </w:tc>
+        <w:tc>
+          <w:tcPr>
+            <w:tcW w:w="2017" w:type="dxa"/>
+            <w:vAlign w:val="center"/>
+          </w:tcPr>
+          <w:p>
+            <w:pPr>
+              <w:jc w:val="center"/>
+            </w:pPr>
+            <w:r>
+              <w:t>hr_manager + public</w:t>
+            </w:r>
+          </w:p>
+        </w:tc>
+        <w:tc>
+          <w:tcPr>
+            <w:tcW w:w="2222" w:type="dxa"/>
+          </w:tcPr>
+          <w:p>
+            <w:pPr>
+              <w:jc w:val="left"/>
+            </w:pPr>
+            <w:r>
+              <w:t>IT-only security/admin access SOP unless also public</w:t>
+            </w:r>
+          </w:p>
+        </w:tc>
+        <w:tc>
+          <w:tcPr>
+            <w:tcW w:w="2596" w:type="dxa"/>
+          </w:tcPr>
+          <w:p>
+            <w:pPr>
+              <w:jc w:val="left"/>
+            </w:pPr>
+            <w:r>
+              <w:t>role_filter() returns hr_manager/public only</w:t>
+            </w:r>
+          </w:p>
+        </w:tc>
+      </w:tr>
+      <w:tr>
+        <w:trPr>
+          <w:jc w:val="center"/>
+        </w:trPr>
+        <w:tc>
+          <w:tcPr>
+            <w:tcW w:w="1662" w:type="dxa"/>
+            <w:vAlign w:val="center"/>
+          </w:tcPr>
+          <w:p>
+            <w:pPr>
+              <w:jc w:val="center"/>
+            </w:pPr>
+            <w:r>
+              <w:t>admin</w:t>
+            </w:r>
+          </w:p>
+        </w:tc>
+        <w:tc>
+          <w:tcPr>
+            <w:tcW w:w="2017" w:type="dxa"/>
+            <w:vAlign w:val="center"/>
+          </w:tcPr>
+          <w:p>
+            <w:pPr>
+              <w:jc w:val="center"/>
+            </w:pPr>
+            <w:r>
+              <w:t>approved internal roles + public</w:t>
+            </w:r>
+          </w:p>
+        </w:tc>
+        <w:tc>
+          <w:tcPr>
+            <w:tcW w:w="2222" w:type="dxa"/>
+          </w:tcPr>
+          <w:p>
+            <w:pPr>
+              <w:jc w:val="left"/>
+            </w:pPr>
+            <w:r>
+              <w:t>No approved internal article is blocked, but guardrails still block secrets</w:t>
+            </w:r>
+          </w:p>
+        </w:tc>
+        <w:tc>
+          <w:tcPr>
+            <w:tcW w:w="2596" w:type="dxa"/>
+          </w:tcPr>
+          <w:p>
+            <w:pPr>
+              <w:jc w:val="left"/>
+            </w:pPr>
+            <w:r>
+              <w:t>No Chroma role filter; prompt and guardrails still apply</w:t>
             </w:r>
           </w:p>
         </w:tc>
@@ -5860,7 +10289,7 @@
     </w:tbl>
     <w:p>
       <w:pPr>
-        <w:ind w:left="360" w:firstLine="360"/>
+        <w:pStyle w:val="Caption"/>
       </w:pPr>
       <w:r>
         <w:br w:type="page"/>
@@ -5870,14 +10299,14 @@
       <w:pPr>
         <w:pStyle w:val="Heading2"/>
       </w:pPr>
-      <w:bookmarkStart w:id="47" w:name="_Toc232083038"/>
-      <w:bookmarkStart w:id="48" w:name="_Toc232606784"/>
+      <w:bookmarkStart w:id="64" w:name="_Toc232083038"/>
+      <w:bookmarkStart w:id="65" w:name="_Toc232606784"/>
       <w:r>
         <w:lastRenderedPageBreak/>
         <w:t>INTEGRATED AI ASSISTANT &amp; SYSTEM AUDIT</w:t>
       </w:r>
-      <w:bookmarkEnd w:id="47"/>
-      <w:bookmarkEnd w:id="48"/>
+      <w:bookmarkEnd w:id="64"/>
+      <w:bookmarkEnd w:id="65"/>
     </w:p>
     <w:p>
       <w:pPr>
@@ -5888,13 +10317,13 @@
           <w:szCs w:val="27"/>
         </w:rPr>
       </w:pPr>
-      <w:bookmarkStart w:id="49" w:name="_Toc232083039"/>
-      <w:bookmarkStart w:id="50" w:name="_Toc232606785"/>
+      <w:bookmarkStart w:id="66" w:name="_Toc232083039"/>
+      <w:bookmarkStart w:id="67" w:name="_Toc232606785"/>
       <w:r>
         <w:t>The AI Assistant Architecture</w:t>
       </w:r>
-      <w:bookmarkEnd w:id="49"/>
-      <w:bookmarkEnd w:id="50"/>
+      <w:bookmarkEnd w:id="66"/>
+      <w:bookmarkEnd w:id="67"/>
     </w:p>
     <w:p>
       <w:pPr>
@@ -5903,21 +10332,309 @@
         <w:ind w:left="360" w:firstLine="360"/>
       </w:pPr>
       <w:r>
-        <w:t>The AI Assistant Architecture follows this query lifecycle: User Query + Selected Role -&gt; Guardrail Check -&gt; Vector DB Semantic Retrieval -&gt; Metadata Security Filtering -&gt; Top-K Context Bundling -&gt; BA System Prompt -&gt; LLM Response -&gt; Streamlit UI Output with Sources and Fallback Warning.</w:t>
-      </w:r>
-    </w:p>
+        <w:t>The AI Assistant Architecture follows this query lifecycle: User Query + Selected Role -&gt; Guardrail Check -&gt; ChromaDB Semantic Retrieval -&gt; Metadata Security Filtering -&gt; Top-K Context Bundling -&gt; BA System Prompt -&gt; Local LLM or Mock Provider -&gt; Streamlit UI Output with Sources and Fallback Warning. The Streamlit app exposes the access role, Top-K, temperature, provider, model override, and vector database path so the team can demonstrate retrieval behavior during evaluation.</w:t>
+      </w:r>
+    </w:p>
+    <w:p>
+      <w:pPr>
+        <w:keepNext/>
+        <w:jc w:val="center"/>
+      </w:pPr>
+      <w:r>
+        <w:rPr>
+          <w:noProof/>
+        </w:rPr>
+        <w:drawing>
+          <wp:inline distT="0" distB="0" distL="0" distR="0" wp14:anchorId="04B93889" wp14:editId="5739F139">
+            <wp:extent cx="6185685" cy="3476625"/>
+            <wp:effectExtent l="0" t="0" r="5715" b="0"/>
+            <wp:docPr id="36" name="Picture 36"/>
+            <wp:cNvGraphicFramePr>
+              <a:graphicFrameLocks xmlns:a="http://schemas.openxmlformats.org/drawingml/2006/main" noChangeAspect="1"/>
+            </wp:cNvGraphicFramePr>
+            <a:graphic xmlns:a="http://schemas.openxmlformats.org/drawingml/2006/main">
+              <a:graphicData uri="http://schemas.openxmlformats.org/drawingml/2006/picture">
+                <pic:pic xmlns:pic="http://schemas.openxmlformats.org/drawingml/2006/picture">
+                  <pic:nvPicPr>
+                    <pic:cNvPr id="0" name="image.png"/>
+                    <pic:cNvPicPr/>
+                  </pic:nvPicPr>
+                  <pic:blipFill>
+                    <a:blip r:embed="rId26"/>
+                    <a:stretch>
+                      <a:fillRect/>
+                    </a:stretch>
+                  </pic:blipFill>
+                  <pic:spPr>
+                    <a:xfrm>
+                      <a:off x="0" y="0"/>
+                      <a:ext cx="6193031" cy="3480754"/>
+                    </a:xfrm>
+                    <a:prstGeom prst="rect">
+                      <a:avLst/>
+                    </a:prstGeom>
+                  </pic:spPr>
+                </pic:pic>
+              </a:graphicData>
+            </a:graphic>
+          </wp:inline>
+        </w:drawing>
+      </w:r>
+    </w:p>
+    <w:p>
+      <w:pPr>
+        <w:pStyle w:val="Caption"/>
+        <w:jc w:val="center"/>
+        <w:rPr>
+          <w:b w:val="0"/>
+          <w:bCs w:val="0"/>
+          <w:i/>
+          <w:iCs/>
+          <w:sz w:val="26"/>
+          <w:szCs w:val="26"/>
+        </w:rPr>
+      </w:pPr>
+      <w:bookmarkStart w:id="68" w:name="_Toc233241282"/>
+      <w:r>
+        <w:rPr>
+          <w:b w:val="0"/>
+          <w:bCs w:val="0"/>
+          <w:i/>
+          <w:iCs/>
+          <w:sz w:val="26"/>
+          <w:szCs w:val="26"/>
+        </w:rPr>
+        <w:t xml:space="preserve">Figure </w:t>
+      </w:r>
+      <w:r>
+        <w:rPr>
+          <w:b w:val="0"/>
+          <w:bCs w:val="0"/>
+          <w:i/>
+          <w:iCs/>
+          <w:sz w:val="26"/>
+          <w:szCs w:val="26"/>
+        </w:rPr>
+        <w:fldChar w:fldCharType="begin"/>
+      </w:r>
+      <w:r>
+        <w:rPr>
+          <w:b w:val="0"/>
+          <w:bCs w:val="0"/>
+          <w:i/>
+          <w:iCs/>
+          <w:sz w:val="26"/>
+          <w:szCs w:val="26"/>
+        </w:rPr>
+        <w:instrText xml:space="preserve"> SEQ Figure \* ARABIC </w:instrText>
+      </w:r>
+      <w:r>
+        <w:rPr>
+          <w:b w:val="0"/>
+          <w:bCs w:val="0"/>
+          <w:i/>
+          <w:iCs/>
+          <w:sz w:val="26"/>
+          <w:szCs w:val="26"/>
+        </w:rPr>
+        <w:fldChar w:fldCharType="separate"/>
+      </w:r>
+      <w:r>
+        <w:rPr>
+          <w:b w:val="0"/>
+          <w:bCs w:val="0"/>
+          <w:i/>
+          <w:iCs/>
+          <w:noProof/>
+          <w:sz w:val="26"/>
+          <w:szCs w:val="26"/>
+        </w:rPr>
+        <w:t>16</w:t>
+      </w:r>
+      <w:r>
+        <w:rPr>
+          <w:b w:val="0"/>
+          <w:bCs w:val="0"/>
+          <w:i/>
+          <w:iCs/>
+          <w:sz w:val="26"/>
+          <w:szCs w:val="26"/>
+        </w:rPr>
+        <w:fldChar w:fldCharType="end"/>
+      </w:r>
+      <w:r>
+        <w:rPr>
+          <w:b w:val="0"/>
+          <w:bCs w:val="0"/>
+          <w:i/>
+          <w:iCs/>
+          <w:sz w:val="26"/>
+          <w:szCs w:val="26"/>
+        </w:rPr>
+        <w:t>. Website-integrated KMS RAG chatbot widget on the Triple H&amp;T homepage.</w:t>
+      </w:r>
+      <w:bookmarkEnd w:id="68"/>
+    </w:p>
+    <w:p>
+      <w:pPr>
+        <w:jc w:val="center"/>
+      </w:pPr>
+    </w:p>
+    <w:p/>
+    <w:p>
+      <w:pPr>
+        <w:keepNext/>
+        <w:jc w:val="center"/>
+      </w:pPr>
+      <w:r>
+        <w:rPr>
+          <w:noProof/>
+        </w:rPr>
+        <w:lastRenderedPageBreak/>
+        <w:drawing>
+          <wp:inline distT="0" distB="0" distL="0" distR="0" wp14:anchorId="20DDA77E" wp14:editId="726F4A96">
+            <wp:extent cx="5394960" cy="3032203"/>
+            <wp:effectExtent l="0" t="0" r="0" b="0"/>
+            <wp:docPr id="37" name="Picture 37"/>
+            <wp:cNvGraphicFramePr>
+              <a:graphicFrameLocks xmlns:a="http://schemas.openxmlformats.org/drawingml/2006/main" noChangeAspect="1"/>
+            </wp:cNvGraphicFramePr>
+            <a:graphic xmlns:a="http://schemas.openxmlformats.org/drawingml/2006/main">
+              <a:graphicData uri="http://schemas.openxmlformats.org/drawingml/2006/picture">
+                <pic:pic xmlns:pic="http://schemas.openxmlformats.org/drawingml/2006/picture">
+                  <pic:nvPicPr>
+                    <pic:cNvPr id="0" name="image.png"/>
+                    <pic:cNvPicPr/>
+                  </pic:nvPicPr>
+                  <pic:blipFill>
+                    <a:blip r:embed="rId27"/>
+                    <a:stretch>
+                      <a:fillRect/>
+                    </a:stretch>
+                  </pic:blipFill>
+                  <pic:spPr>
+                    <a:xfrm>
+                      <a:off x="0" y="0"/>
+                      <a:ext cx="5394960" cy="3032203"/>
+                    </a:xfrm>
+                    <a:prstGeom prst="rect">
+                      <a:avLst/>
+                    </a:prstGeom>
+                  </pic:spPr>
+                </pic:pic>
+              </a:graphicData>
+            </a:graphic>
+          </wp:inline>
+        </w:drawing>
+      </w:r>
+    </w:p>
+    <w:p>
+      <w:pPr>
+        <w:pStyle w:val="Caption"/>
+        <w:jc w:val="center"/>
+        <w:rPr>
+          <w:b w:val="0"/>
+          <w:bCs w:val="0"/>
+          <w:i/>
+          <w:iCs/>
+          <w:sz w:val="26"/>
+          <w:szCs w:val="26"/>
+        </w:rPr>
+      </w:pPr>
+      <w:bookmarkStart w:id="69" w:name="_Toc233241283"/>
+      <w:r>
+        <w:rPr>
+          <w:b w:val="0"/>
+          <w:bCs w:val="0"/>
+          <w:i/>
+          <w:iCs/>
+          <w:sz w:val="26"/>
+          <w:szCs w:val="26"/>
+        </w:rPr>
+        <w:t xml:space="preserve">Figure </w:t>
+      </w:r>
+      <w:r>
+        <w:rPr>
+          <w:b w:val="0"/>
+          <w:bCs w:val="0"/>
+          <w:i/>
+          <w:iCs/>
+          <w:sz w:val="26"/>
+          <w:szCs w:val="26"/>
+        </w:rPr>
+        <w:fldChar w:fldCharType="begin"/>
+      </w:r>
+      <w:r>
+        <w:rPr>
+          <w:b w:val="0"/>
+          <w:bCs w:val="0"/>
+          <w:i/>
+          <w:iCs/>
+          <w:sz w:val="26"/>
+          <w:szCs w:val="26"/>
+        </w:rPr>
+        <w:instrText xml:space="preserve"> SEQ Figure \* ARABIC </w:instrText>
+      </w:r>
+      <w:r>
+        <w:rPr>
+          <w:b w:val="0"/>
+          <w:bCs w:val="0"/>
+          <w:i/>
+          <w:iCs/>
+          <w:sz w:val="26"/>
+          <w:szCs w:val="26"/>
+        </w:rPr>
+        <w:fldChar w:fldCharType="separate"/>
+      </w:r>
+      <w:r>
+        <w:rPr>
+          <w:b w:val="0"/>
+          <w:bCs w:val="0"/>
+          <w:i/>
+          <w:iCs/>
+          <w:noProof/>
+          <w:sz w:val="26"/>
+          <w:szCs w:val="26"/>
+        </w:rPr>
+        <w:t>17</w:t>
+      </w:r>
+      <w:r>
+        <w:rPr>
+          <w:b w:val="0"/>
+          <w:bCs w:val="0"/>
+          <w:i/>
+          <w:iCs/>
+          <w:sz w:val="26"/>
+          <w:szCs w:val="26"/>
+        </w:rPr>
+        <w:fldChar w:fldCharType="end"/>
+      </w:r>
+      <w:r>
+        <w:rPr>
+          <w:b w:val="0"/>
+          <w:bCs w:val="0"/>
+          <w:i/>
+          <w:iCs/>
+          <w:sz w:val="26"/>
+          <w:szCs w:val="26"/>
+        </w:rPr>
+        <w:t>. Streamlit knowledge assistant runtime interface with role, Top-K, temperature, provider, and vector DB settings.</w:t>
+      </w:r>
+      <w:bookmarkEnd w:id="69"/>
+    </w:p>
+    <w:p/>
     <w:p>
       <w:pPr>
         <w:pStyle w:val="Heading3"/>
         <w:spacing w:before="0"/>
       </w:pPr>
-      <w:bookmarkStart w:id="51" w:name="_Toc232083040"/>
-      <w:bookmarkStart w:id="52" w:name="_Toc232606786"/>
+      <w:bookmarkStart w:id="70" w:name="_Toc232083040"/>
+      <w:bookmarkStart w:id="71" w:name="_Toc232606786"/>
       <w:r>
         <w:t>Security Penetration Testing &amp; Data Leak Verification</w:t>
       </w:r>
-      <w:bookmarkEnd w:id="51"/>
-      <w:bookmarkEnd w:id="52"/>
+      <w:bookmarkEnd w:id="70"/>
+      <w:bookmarkEnd w:id="71"/>
     </w:p>
     <w:p>
       <w:pPr>
@@ -5926,14 +10643,7 @@
         <w:ind w:left="360" w:firstLine="360"/>
       </w:pPr>
       <w:r>
-        <w:rPr>
-          <w:b/>
-          <w:bCs/>
-        </w:rPr>
-        <w:t>Runtime verification focuses on two audit tracks:</w:t>
-      </w:r>
-      <w:r>
-        <w:t xml:space="preserve"> semantic accuracy and security filtering. Test A checks whether synonym-based questions such as “How do we welcome a new developer into the team?” retrieve onboarding and general conduct articles. Test B checks whether restricted HR salary or disciplinary policy content is blocked for it_staff and returned only for hr_manager.</w:t>
+        <w:t>Runtime verification focuses on semantic accuracy, security filtering, fallback behavior, and prompt-injection resilience. The benchmark dataset contains 10 gold-standard QA pairs covering IT onboarding, network security, customer tax explanation, delivery delay, warranty evidence, sales quotation approval, stock reservation, backorder handling, HR restriction, and HR disciplinary review. The recorded evaluation reports average faithfulness of 4.8/5.0 and average relevance of 5.0/5.0.</w:t>
       </w:r>
     </w:p>
     <w:p>
@@ -5952,37 +10662,320 @@
         <w:rPr>
           <w:bCs/>
         </w:rPr>
-        <w:t>The code defends against leakage through three layers: role-based Chroma metadata filters, guardrail detection for HR/secret/competitor requests, and a master system prompt that instructs the model to use only approved corporate context. If retrieval is insufficient or unauthorized, the fallback answer is returned.</w:t>
-      </w:r>
-    </w:p>
+        <w:t>The code defends against leakage through role-based Chroma metadata filters, restricted-term detection for HR/IT/sales-sensitive requests, secret-disclosure blocking, competitor-comparison fallback, and a master system prompt that requires context-only answering. Prompt-injection tests such as asking for database passwords, pretending to be the CEO, printing hidden instructions, inventing competitor market share, or forcing admin mode are expected to return fallback or restricted-access responses.</w:t>
+      </w:r>
+    </w:p>
+    <w:p>
+      <w:pPr>
+        <w:keepNext/>
+        <w:jc w:val="center"/>
+      </w:pPr>
+      <w:r>
+        <w:rPr>
+          <w:noProof/>
+        </w:rPr>
+        <w:lastRenderedPageBreak/>
+        <w:drawing>
+          <wp:inline distT="0" distB="0" distL="0" distR="0" wp14:anchorId="328D5713" wp14:editId="73525408">
+            <wp:extent cx="5394960" cy="3032203"/>
+            <wp:effectExtent l="0" t="0" r="0" b="0"/>
+            <wp:docPr id="38" name="Picture 38"/>
+            <wp:cNvGraphicFramePr>
+              <a:graphicFrameLocks xmlns:a="http://schemas.openxmlformats.org/drawingml/2006/main" noChangeAspect="1"/>
+            </wp:cNvGraphicFramePr>
+            <a:graphic xmlns:a="http://schemas.openxmlformats.org/drawingml/2006/main">
+              <a:graphicData uri="http://schemas.openxmlformats.org/drawingml/2006/picture">
+                <pic:pic xmlns:pic="http://schemas.openxmlformats.org/drawingml/2006/picture">
+                  <pic:nvPicPr>
+                    <pic:cNvPr id="0" name="image.png"/>
+                    <pic:cNvPicPr/>
+                  </pic:nvPicPr>
+                  <pic:blipFill>
+                    <a:blip r:embed="rId28"/>
+                    <a:stretch>
+                      <a:fillRect/>
+                    </a:stretch>
+                  </pic:blipFill>
+                  <pic:spPr>
+                    <a:xfrm>
+                      <a:off x="0" y="0"/>
+                      <a:ext cx="5394960" cy="3032203"/>
+                    </a:xfrm>
+                    <a:prstGeom prst="rect">
+                      <a:avLst/>
+                    </a:prstGeom>
+                  </pic:spPr>
+                </pic:pic>
+              </a:graphicData>
+            </a:graphic>
+          </wp:inline>
+        </w:drawing>
+      </w:r>
+    </w:p>
+    <w:p>
+      <w:pPr>
+        <w:pStyle w:val="Caption"/>
+        <w:jc w:val="center"/>
+        <w:rPr>
+          <w:b w:val="0"/>
+          <w:bCs w:val="0"/>
+          <w:i/>
+          <w:iCs/>
+          <w:sz w:val="26"/>
+          <w:szCs w:val="26"/>
+        </w:rPr>
+      </w:pPr>
+      <w:bookmarkStart w:id="72" w:name="_Toc233241284"/>
+      <w:r>
+        <w:rPr>
+          <w:b w:val="0"/>
+          <w:bCs w:val="0"/>
+          <w:i/>
+          <w:iCs/>
+          <w:sz w:val="26"/>
+          <w:szCs w:val="26"/>
+        </w:rPr>
+        <w:t xml:space="preserve">Figure </w:t>
+      </w:r>
+      <w:r>
+        <w:rPr>
+          <w:b w:val="0"/>
+          <w:bCs w:val="0"/>
+          <w:i/>
+          <w:iCs/>
+          <w:sz w:val="26"/>
+          <w:szCs w:val="26"/>
+        </w:rPr>
+        <w:fldChar w:fldCharType="begin"/>
+      </w:r>
+      <w:r>
+        <w:rPr>
+          <w:b w:val="0"/>
+          <w:bCs w:val="0"/>
+          <w:i/>
+          <w:iCs/>
+          <w:sz w:val="26"/>
+          <w:szCs w:val="26"/>
+        </w:rPr>
+        <w:instrText xml:space="preserve"> SEQ Figure \* ARABIC </w:instrText>
+      </w:r>
+      <w:r>
+        <w:rPr>
+          <w:b w:val="0"/>
+          <w:bCs w:val="0"/>
+          <w:i/>
+          <w:iCs/>
+          <w:sz w:val="26"/>
+          <w:szCs w:val="26"/>
+        </w:rPr>
+        <w:fldChar w:fldCharType="separate"/>
+      </w:r>
+      <w:r>
+        <w:rPr>
+          <w:b w:val="0"/>
+          <w:bCs w:val="0"/>
+          <w:i/>
+          <w:iCs/>
+          <w:noProof/>
+          <w:sz w:val="26"/>
+          <w:szCs w:val="26"/>
+        </w:rPr>
+        <w:t>18</w:t>
+      </w:r>
+      <w:r>
+        <w:rPr>
+          <w:b w:val="0"/>
+          <w:bCs w:val="0"/>
+          <w:i/>
+          <w:iCs/>
+          <w:sz w:val="26"/>
+          <w:szCs w:val="26"/>
+        </w:rPr>
+        <w:fldChar w:fldCharType="end"/>
+      </w:r>
+      <w:r>
+        <w:rPr>
+          <w:b w:val="0"/>
+          <w:bCs w:val="0"/>
+          <w:i/>
+          <w:iCs/>
+          <w:sz w:val="26"/>
+          <w:szCs w:val="26"/>
+        </w:rPr>
+        <w:t>. Successful RAG answer using the IT Engineer Onboarding Protocol as retrieved source context.</w:t>
+      </w:r>
+      <w:bookmarkEnd w:id="72"/>
+    </w:p>
+    <w:p/>
+    <w:p>
+      <w:pPr>
+        <w:keepNext/>
+        <w:jc w:val="center"/>
+      </w:pPr>
+      <w:r>
+        <w:rPr>
+          <w:noProof/>
+        </w:rPr>
+        <w:drawing>
+          <wp:inline distT="0" distB="0" distL="0" distR="0" wp14:anchorId="386EB8D5" wp14:editId="0AB59C06">
+            <wp:extent cx="5394960" cy="3032203"/>
+            <wp:effectExtent l="0" t="0" r="0" b="0"/>
+            <wp:docPr id="39" name="Picture 39"/>
+            <wp:cNvGraphicFramePr>
+              <a:graphicFrameLocks xmlns:a="http://schemas.openxmlformats.org/drawingml/2006/main" noChangeAspect="1"/>
+            </wp:cNvGraphicFramePr>
+            <a:graphic xmlns:a="http://schemas.openxmlformats.org/drawingml/2006/main">
+              <a:graphicData uri="http://schemas.openxmlformats.org/drawingml/2006/picture">
+                <pic:pic xmlns:pic="http://schemas.openxmlformats.org/drawingml/2006/picture">
+                  <pic:nvPicPr>
+                    <pic:cNvPr id="0" name="image.png"/>
+                    <pic:cNvPicPr/>
+                  </pic:nvPicPr>
+                  <pic:blipFill>
+                    <a:blip r:embed="rId29"/>
+                    <a:stretch>
+                      <a:fillRect/>
+                    </a:stretch>
+                  </pic:blipFill>
+                  <pic:spPr>
+                    <a:xfrm>
+                      <a:off x="0" y="0"/>
+                      <a:ext cx="5394960" cy="3032203"/>
+                    </a:xfrm>
+                    <a:prstGeom prst="rect">
+                      <a:avLst/>
+                    </a:prstGeom>
+                  </pic:spPr>
+                </pic:pic>
+              </a:graphicData>
+            </a:graphic>
+          </wp:inline>
+        </w:drawing>
+      </w:r>
+    </w:p>
+    <w:p>
+      <w:pPr>
+        <w:pStyle w:val="Caption"/>
+        <w:jc w:val="center"/>
+        <w:rPr>
+          <w:b w:val="0"/>
+          <w:bCs w:val="0"/>
+          <w:i/>
+          <w:iCs/>
+          <w:sz w:val="26"/>
+          <w:szCs w:val="26"/>
+        </w:rPr>
+      </w:pPr>
+      <w:bookmarkStart w:id="73" w:name="_Toc233241285"/>
+      <w:r>
+        <w:rPr>
+          <w:b w:val="0"/>
+          <w:bCs w:val="0"/>
+          <w:i/>
+          <w:iCs/>
+          <w:sz w:val="26"/>
+          <w:szCs w:val="26"/>
+        </w:rPr>
+        <w:t xml:space="preserve">Figure </w:t>
+      </w:r>
+      <w:r>
+        <w:rPr>
+          <w:b w:val="0"/>
+          <w:bCs w:val="0"/>
+          <w:i/>
+          <w:iCs/>
+          <w:sz w:val="26"/>
+          <w:szCs w:val="26"/>
+        </w:rPr>
+        <w:fldChar w:fldCharType="begin"/>
+      </w:r>
+      <w:r>
+        <w:rPr>
+          <w:b w:val="0"/>
+          <w:bCs w:val="0"/>
+          <w:i/>
+          <w:iCs/>
+          <w:sz w:val="26"/>
+          <w:szCs w:val="26"/>
+        </w:rPr>
+        <w:instrText xml:space="preserve"> SEQ Figure \* ARABIC </w:instrText>
+      </w:r>
+      <w:r>
+        <w:rPr>
+          <w:b w:val="0"/>
+          <w:bCs w:val="0"/>
+          <w:i/>
+          <w:iCs/>
+          <w:sz w:val="26"/>
+          <w:szCs w:val="26"/>
+        </w:rPr>
+        <w:fldChar w:fldCharType="separate"/>
+      </w:r>
+      <w:r>
+        <w:rPr>
+          <w:b w:val="0"/>
+          <w:bCs w:val="0"/>
+          <w:i/>
+          <w:iCs/>
+          <w:noProof/>
+          <w:sz w:val="26"/>
+          <w:szCs w:val="26"/>
+        </w:rPr>
+        <w:t>19</w:t>
+      </w:r>
+      <w:r>
+        <w:rPr>
+          <w:b w:val="0"/>
+          <w:bCs w:val="0"/>
+          <w:i/>
+          <w:iCs/>
+          <w:sz w:val="26"/>
+          <w:szCs w:val="26"/>
+        </w:rPr>
+        <w:fldChar w:fldCharType="end"/>
+      </w:r>
+      <w:r>
+        <w:rPr>
+          <w:b w:val="0"/>
+          <w:bCs w:val="0"/>
+          <w:i/>
+          <w:iCs/>
+          <w:sz w:val="26"/>
+          <w:szCs w:val="26"/>
+        </w:rPr>
+        <w:t>. Role-based access control demonstration where a sales user is denied access to IT knowledge.</w:t>
+      </w:r>
+      <w:bookmarkEnd w:id="73"/>
+    </w:p>
+    <w:p/>
     <w:p>
       <w:pPr>
         <w:pStyle w:val="Heading3"/>
         <w:spacing w:before="0"/>
       </w:pPr>
-      <w:bookmarkStart w:id="53" w:name="_Toc232083041"/>
-      <w:bookmarkStart w:id="54" w:name="_Toc232606787"/>
-      <w:r>
+      <w:bookmarkStart w:id="74" w:name="_Toc232083041"/>
+      <w:bookmarkStart w:id="75" w:name="_Toc232606787"/>
+      <w:r>
+        <w:lastRenderedPageBreak/>
         <w:t>Advanced System Research: Concurrency Bottlenecks</w:t>
       </w:r>
-      <w:bookmarkEnd w:id="53"/>
-      <w:bookmarkEnd w:id="54"/>
+      <w:bookmarkEnd w:id="74"/>
+      <w:bookmarkEnd w:id="75"/>
     </w:p>
     <w:p>
       <w:pPr>
         <w:pStyle w:val="NormalWeb"/>
         <w:spacing w:before="0" w:beforeAutospacing="0"/>
         <w:ind w:left="360" w:firstLine="360"/>
-      </w:pPr>
-      <w:r>
-        <w:rPr>
-          <w:b/>
-          <w:bCs/>
-        </w:rPr>
-        <w:t>An architectural critique of local inference:</w:t>
-      </w:r>
-      <w:r>
-        <w:t xml:space="preserve"> Running an LLM locally through a single workstation or small server can create a sequential queue when many employees submit questions at the same time. The issue is not only model quality but throughput, GPU memory limits, request batching, and latency under concurrent load.</w:t>
+        <w:rPr>
+          <w:szCs w:val="26"/>
+        </w:rPr>
+      </w:pPr>
+      <w:r>
+        <w:rPr>
+          <w:szCs w:val="26"/>
+        </w:rPr>
+        <w:t>The system is packaged as a multi-container deployment that separates PostgreSQL, Odoo, and the Streamlit chatbot. Docker Compose creates an internal bridge network so services can communicate by service name: the Odoo service reaches PostgreSQL through db:5432, while the chatbot reaches Odoo through http://odoo:8069. This avoids hardcoding changing container IP addresses and supports repeatable execution on another machine or cloud server.</w:t>
       </w:r>
     </w:p>
     <w:p>
@@ -5990,19 +10983,23 @@
         <w:pStyle w:val="NormalWeb"/>
         <w:spacing w:before="0" w:beforeAutospacing="0"/>
         <w:ind w:left="360" w:firstLine="360"/>
+        <w:rPr>
+          <w:szCs w:val="26"/>
+        </w:rPr>
       </w:pPr>
       <w:r>
         <w:rPr>
           <w:b/>
-        </w:rPr>
-        <w:lastRenderedPageBreak/>
-        <w:t xml:space="preserve">Industrial Solutions: </w:t>
+          <w:szCs w:val="26"/>
+        </w:rPr>
+        <w:t xml:space="preserve">Concurrency Considerations: </w:t>
       </w:r>
       <w:r>
         <w:rPr>
           <w:bCs/>
-        </w:rPr>
-        <w:t>For enterprise scale, Triple H &amp; T should evaluate asynchronous request queues, GPU-based model servers, load balancing, vLLM with PagedAttention, NVIDIA NIM-style microservices, and hybrid routing where confidential queries remain local while general low-risk queries use managed cloud APIs.</w:t>
+          <w:szCs w:val="26"/>
+        </w:rPr>
+        <w:t>Local inference through Ollama is useful for data sovereignty but may become slow if many employees ask questions at the same time. The main bottlenecks are CPU/GPU capacity, model loading time, vector retrieval latency, and request queuing. For enterprise scale, Triple H &amp; T should add asynchronous queues, monitoring, caching, GPU-based model servers, load balancing, and a hybrid routing policy where restricted content remains local while low-risk public queries can be routed to managed infrastructure if approved.</w:t>
       </w:r>
     </w:p>
     <w:p>
@@ -6010,13 +11007,13 @@
         <w:pStyle w:val="Heading3"/>
         <w:spacing w:before="0"/>
       </w:pPr>
-      <w:bookmarkStart w:id="55" w:name="_Toc232083042"/>
-      <w:bookmarkStart w:id="56" w:name="_Toc232606788"/>
+      <w:bookmarkStart w:id="76" w:name="_Toc232083042"/>
+      <w:bookmarkStart w:id="77" w:name="_Toc232606788"/>
       <w:r>
         <w:t>Advanced System Research: FinOps Modeling &amp; Simulation</w:t>
       </w:r>
-      <w:bookmarkEnd w:id="55"/>
-      <w:bookmarkEnd w:id="56"/>
+      <w:bookmarkEnd w:id="76"/>
+      <w:bookmarkEnd w:id="77"/>
     </w:p>
     <w:p>
       <w:pPr>
@@ -6025,13 +11022,15 @@
         <w:ind w:left="360" w:firstLine="360"/>
         <w:rPr>
           <w:bCs/>
+          <w:szCs w:val="26"/>
         </w:rPr>
       </w:pPr>
       <w:r>
         <w:rPr>
           <w:bCs/>
-        </w:rPr>
-        <w:t>The Corporate Scale Hypothesis: If 1,000 employees make 20 AI interactions per day, the company processes about 20,000 interactions daily or 600,000 interactions per 30-day month. With 500 input tokens and 300 output tokens per query, monthly usage reaches approximately 300 million input tokens and 180 million output tokens.</w:t>
+          <w:szCs w:val="26"/>
+        </w:rPr>
+        <w:t>The Corporate Scale Hypothesis: If 100 internal employees make 10 chatbot interactions per day for 30 days, the system processes 30,000 interactions per month. With an estimated 1,500 input tokens and 350 output tokens per interaction, monthly processing reaches approximately 45 million input tokens and 10.5 million output tokens before retrieval overhead.</w:t>
       </w:r>
     </w:p>
     <w:p>
@@ -6041,14 +11040,80 @@
         <w:ind w:left="360" w:firstLine="360"/>
         <w:rPr>
           <w:bCs/>
+          <w:szCs w:val="26"/>
+          <w:lang w:val="en-US"/>
         </w:rPr>
       </w:pPr>
       <w:r>
         <w:rPr>
           <w:bCs/>
-        </w:rPr>
-        <w:t>Cost-Benefit Modeling: A pay-per-token API provides fast deployment and low maintenance but creates recurring usage cost. A local model requires GPU hardware, electricity, technical administration, and upgrade planning, but it improves data control and can become cost-effective when usage becomes predictable and high-volume.</w:t>
-      </w:r>
+          <w:szCs w:val="26"/>
+        </w:rPr>
+        <w:t>Cost-Benefit Modeling: The submitted architecture uses local Ollama inference and local sentence-transformers embeddings, so external paid LLM token cost is estimated at $0.00/month. The cost does not disappear; it shifts from API billing to infrastructure factors such as host machine performance, electricity, Docker maintenance, model updates, and backup planning. This is appropriate for an internal KMS prototype because it favors data sovereignty and predictable operation.</w:t>
+      </w:r>
+    </w:p>
+    <w:p>
+      <w:pPr>
+        <w:pStyle w:val="Caption"/>
+        <w:rPr>
+          <w:bCs w:val="0"/>
+          <w:sz w:val="26"/>
+          <w:szCs w:val="26"/>
+        </w:rPr>
+      </w:pPr>
+      <w:bookmarkStart w:id="78" w:name="_Toc233242027"/>
+      <w:r>
+        <w:rPr>
+          <w:sz w:val="26"/>
+          <w:szCs w:val="26"/>
+        </w:rPr>
+        <w:lastRenderedPageBreak/>
+        <w:t xml:space="preserve">Table </w:t>
+      </w:r>
+      <w:r>
+        <w:rPr>
+          <w:sz w:val="26"/>
+          <w:szCs w:val="26"/>
+        </w:rPr>
+        <w:fldChar w:fldCharType="begin"/>
+      </w:r>
+      <w:r>
+        <w:rPr>
+          <w:sz w:val="26"/>
+          <w:szCs w:val="26"/>
+        </w:rPr>
+        <w:instrText xml:space="preserve"> SEQ Table \* ARABIC </w:instrText>
+      </w:r>
+      <w:r>
+        <w:rPr>
+          <w:sz w:val="26"/>
+          <w:szCs w:val="26"/>
+        </w:rPr>
+        <w:fldChar w:fldCharType="separate"/>
+      </w:r>
+      <w:r>
+        <w:rPr>
+          <w:noProof/>
+          <w:sz w:val="26"/>
+          <w:szCs w:val="26"/>
+        </w:rPr>
+        <w:t>5</w:t>
+      </w:r>
+      <w:r>
+        <w:rPr>
+          <w:sz w:val="26"/>
+          <w:szCs w:val="26"/>
+        </w:rPr>
+        <w:fldChar w:fldCharType="end"/>
+      </w:r>
+      <w:r>
+        <w:rPr>
+          <w:sz w:val="26"/>
+          <w:szCs w:val="26"/>
+        </w:rPr>
+        <w:t>. Local Deployment and API Cost Simulation</w:t>
+      </w:r>
+      <w:bookmarkEnd w:id="78"/>
     </w:p>
     <w:tbl>
       <w:tblPr>
@@ -6058,10 +11123,10 @@
         <w:tblLook w:val="04A0" w:firstRow="1" w:lastRow="0" w:firstColumn="1" w:lastColumn="0" w:noHBand="0" w:noVBand="1"/>
       </w:tblPr>
       <w:tblGrid>
-        <w:gridCol w:w="1494"/>
-        <w:gridCol w:w="2947"/>
-        <w:gridCol w:w="1851"/>
-        <w:gridCol w:w="2205"/>
+        <w:gridCol w:w="1866"/>
+        <w:gridCol w:w="3170"/>
+        <w:gridCol w:w="1853"/>
+        <w:gridCol w:w="2461"/>
       </w:tblGrid>
       <w:tr>
         <w:trPr>
@@ -6070,6 +11135,7 @@
         <w:tc>
           <w:tcPr>
             <w:tcW w:w="2016" w:type="dxa"/>
+            <w:vAlign w:val="center"/>
           </w:tcPr>
           <w:p>
             <w:pPr>
@@ -6091,6 +11157,7 @@
         <w:tc>
           <w:tcPr>
             <w:tcW w:w="4176" w:type="dxa"/>
+            <w:vAlign w:val="center"/>
           </w:tcPr>
           <w:p>
             <w:pPr>
@@ -6112,6 +11179,7 @@
         <w:tc>
           <w:tcPr>
             <w:tcW w:w="2160" w:type="dxa"/>
+            <w:vAlign w:val="center"/>
           </w:tcPr>
           <w:p>
             <w:pPr>
@@ -6133,6 +11201,7 @@
         <w:tc>
           <w:tcPr>
             <w:tcW w:w="2880" w:type="dxa"/>
+            <w:vAlign w:val="center"/>
           </w:tcPr>
           <w:p>
             <w:pPr>
@@ -6159,52 +11228,56 @@
         <w:tc>
           <w:tcPr>
             <w:tcW w:w="2016" w:type="dxa"/>
+            <w:vAlign w:val="center"/>
+          </w:tcPr>
+          <w:p>
+            <w:pPr>
+              <w:jc w:val="center"/>
+            </w:pPr>
+            <w:r>
+              <w:t>Local Ollama API tokens</w:t>
+            </w:r>
+          </w:p>
+        </w:tc>
+        <w:tc>
+          <w:tcPr>
+            <w:tcW w:w="4176" w:type="dxa"/>
+            <w:vAlign w:val="center"/>
           </w:tcPr>
           <w:p>
             <w:pPr>
               <w:jc w:val="left"/>
             </w:pPr>
             <w:r>
-              <w:t>Cloud API - GPT-5.4 mini</w:t>
+              <w:t>100 employees * 10 queries/day * 30 days; 1,500 input and 350 output tokens per query</w:t>
             </w:r>
           </w:p>
         </w:tc>
         <w:tc>
           <w:tcPr>
-            <w:tcW w:w="4176" w:type="dxa"/>
+            <w:tcW w:w="2160" w:type="dxa"/>
+            <w:vAlign w:val="center"/>
           </w:tcPr>
           <w:p>
             <w:pPr>
               <w:jc w:val="left"/>
             </w:pPr>
             <w:r>
-              <w:t>300M input tokens at $0.75/M + 180M output tokens at $4.50/M</w:t>
+              <w:t>30,000 queries; 45M input tokens; 10.5M output tokens; $0.00 external API cost</w:t>
             </w:r>
           </w:p>
         </w:tc>
         <w:tc>
           <w:tcPr>
-            <w:tcW w:w="2160" w:type="dxa"/>
+            <w:tcW w:w="2880" w:type="dxa"/>
+            <w:vAlign w:val="center"/>
           </w:tcPr>
           <w:p>
             <w:pPr>
               <w:jc w:val="left"/>
             </w:pPr>
             <w:r>
-              <w:t>≈ $1,035/month</w:t>
-            </w:r>
-          </w:p>
-        </w:tc>
-        <w:tc>
-          <w:tcPr>
-            <w:tcW w:w="2880" w:type="dxa"/>
-          </w:tcPr>
-          <w:p>
-            <w:pPr>
-              <w:jc w:val="left"/>
-            </w:pPr>
-            <w:r>
-              <w:t>Good for fast deployment and managed scaling.</w:t>
+              <w:t>Best fit for an internal prototype because sensitive knowledge stays local.</w:t>
             </w:r>
           </w:p>
         </w:tc>
@@ -6216,52 +11289,56 @@
         <w:tc>
           <w:tcPr>
             <w:tcW w:w="2016" w:type="dxa"/>
+            <w:vAlign w:val="center"/>
+          </w:tcPr>
+          <w:p>
+            <w:pPr>
+              <w:jc w:val="center"/>
+            </w:pPr>
+            <w:r>
+              <w:t>Local embeddings</w:t>
+            </w:r>
+          </w:p>
+        </w:tc>
+        <w:tc>
+          <w:tcPr>
+            <w:tcW w:w="4176" w:type="dxa"/>
+            <w:vAlign w:val="center"/>
           </w:tcPr>
           <w:p>
             <w:pPr>
               <w:jc w:val="left"/>
             </w:pPr>
             <w:r>
-              <w:t>Cloud API - GPT-5.5</w:t>
+              <w:t>sentence-transformers all-MiniLM-L6-v2 for ingestion and retrieval</w:t>
             </w:r>
           </w:p>
         </w:tc>
         <w:tc>
           <w:tcPr>
-            <w:tcW w:w="4176" w:type="dxa"/>
+            <w:tcW w:w="2160" w:type="dxa"/>
+            <w:vAlign w:val="center"/>
           </w:tcPr>
           <w:p>
             <w:pPr>
               <w:jc w:val="left"/>
             </w:pPr>
             <w:r>
-              <w:t>300M input tokens at $5.00/M + 180M output tokens at $30.00/M</w:t>
+              <w:t>$0.00 external embedding API cost</w:t>
             </w:r>
           </w:p>
         </w:tc>
         <w:tc>
           <w:tcPr>
-            <w:tcW w:w="2160" w:type="dxa"/>
+            <w:tcW w:w="2880" w:type="dxa"/>
+            <w:vAlign w:val="center"/>
           </w:tcPr>
           <w:p>
             <w:pPr>
               <w:jc w:val="left"/>
             </w:pPr>
             <w:r>
-              <w:t>≈ $6,900/month</w:t>
-            </w:r>
-          </w:p>
-        </w:tc>
-        <w:tc>
-          <w:tcPr>
-            <w:tcW w:w="2880" w:type="dxa"/>
-          </w:tcPr>
-          <w:p>
-            <w:pPr>
-              <w:jc w:val="left"/>
-            </w:pPr>
-            <w:r>
-              <w:t>Higher reasoning quality but more expensive for routine support.</w:t>
+              <w:t>No paid embedding API is required in the submitted configuration.</w:t>
             </w:r>
           </w:p>
         </w:tc>
@@ -6273,61 +11350,56 @@
         <w:tc>
           <w:tcPr>
             <w:tcW w:w="2016" w:type="dxa"/>
+            <w:vAlign w:val="center"/>
+          </w:tcPr>
+          <w:p>
+            <w:pPr>
+              <w:jc w:val="center"/>
+            </w:pPr>
+            <w:r>
+              <w:t>Infrastructure operation</w:t>
+            </w:r>
+          </w:p>
+        </w:tc>
+        <w:tc>
+          <w:tcPr>
+            <w:tcW w:w="4176" w:type="dxa"/>
+            <w:vAlign w:val="center"/>
           </w:tcPr>
           <w:p>
             <w:pPr>
               <w:jc w:val="left"/>
             </w:pPr>
             <w:r>
-              <w:t>Local model</w:t>
+              <w:t>Docker host, storage, electricity, maintenance, model updates, backups</w:t>
             </w:r>
           </w:p>
         </w:tc>
         <w:tc>
           <w:tcPr>
-            <w:tcW w:w="4176" w:type="dxa"/>
+            <w:tcW w:w="2160" w:type="dxa"/>
+            <w:vAlign w:val="center"/>
           </w:tcPr>
           <w:p>
             <w:pPr>
               <w:jc w:val="left"/>
             </w:pPr>
             <w:r>
-              <w:t xml:space="preserve">One GPU workstation/server, </w:t>
-            </w:r>
-            <w:r>
-              <w:lastRenderedPageBreak/>
-              <w:t>electricity, admin time, maintenance</w:t>
+              <w:t>Fixed local operating cost</w:t>
             </w:r>
           </w:p>
         </w:tc>
         <w:tc>
           <w:tcPr>
-            <w:tcW w:w="2160" w:type="dxa"/>
+            <w:tcW w:w="2880" w:type="dxa"/>
+            <w:vAlign w:val="center"/>
           </w:tcPr>
           <w:p>
             <w:pPr>
               <w:jc w:val="left"/>
             </w:pPr>
             <w:r>
-              <w:lastRenderedPageBreak/>
-              <w:t>Fixed cost + maintenance</w:t>
-            </w:r>
-          </w:p>
-        </w:tc>
-        <w:tc>
-          <w:tcPr>
-            <w:tcW w:w="2880" w:type="dxa"/>
-          </w:tcPr>
-          <w:p>
-            <w:pPr>
-              <w:jc w:val="left"/>
-            </w:pPr>
-            <w:r>
-              <w:t xml:space="preserve">Better data sovereignty; needs </w:t>
-            </w:r>
-            <w:r>
-              <w:lastRenderedPageBreak/>
-              <w:t>capacity planning for concurrency.</w:t>
+              <w:t>Cost shifts from token billing to machine capacity and administration.</w:t>
             </w:r>
           </w:p>
         </w:tc>
@@ -6339,52 +11411,56 @@
         <w:tc>
           <w:tcPr>
             <w:tcW w:w="2016" w:type="dxa"/>
+            <w:vAlign w:val="center"/>
+          </w:tcPr>
+          <w:p>
+            <w:pPr>
+              <w:jc w:val="center"/>
+            </w:pPr>
+            <w:r>
+              <w:t>Hybrid future roadmap</w:t>
+            </w:r>
+          </w:p>
+        </w:tc>
+        <w:tc>
+          <w:tcPr>
+            <w:tcW w:w="4176" w:type="dxa"/>
+            <w:vAlign w:val="center"/>
           </w:tcPr>
           <w:p>
             <w:pPr>
               <w:jc w:val="left"/>
             </w:pPr>
             <w:r>
-              <w:t>Hybrid model</w:t>
+              <w:t>Local for restricted HR/IT data; approved cloud only for low-risk public queries</w:t>
             </w:r>
           </w:p>
         </w:tc>
         <w:tc>
           <w:tcPr>
-            <w:tcW w:w="4176" w:type="dxa"/>
+            <w:tcW w:w="2160" w:type="dxa"/>
+            <w:vAlign w:val="center"/>
           </w:tcPr>
           <w:p>
             <w:pPr>
               <w:jc w:val="left"/>
             </w:pPr>
             <w:r>
-              <w:t>Local for restricted data, cloud for public/low-risk queries</w:t>
+              <w:t>Balanced cost and scalability</w:t>
             </w:r>
           </w:p>
         </w:tc>
         <w:tc>
           <w:tcPr>
-            <w:tcW w:w="2160" w:type="dxa"/>
+            <w:tcW w:w="2880" w:type="dxa"/>
+            <w:vAlign w:val="center"/>
           </w:tcPr>
           <w:p>
             <w:pPr>
               <w:jc w:val="left"/>
             </w:pPr>
             <w:r>
-              <w:t>Balanced</w:t>
-            </w:r>
-          </w:p>
-        </w:tc>
-        <w:tc>
-          <w:tcPr>
-            <w:tcW w:w="2880" w:type="dxa"/>
-          </w:tcPr>
-          <w:p>
-            <w:pPr>
-              <w:jc w:val="left"/>
-            </w:pPr>
-            <w:r>
-              <w:t>Recommended roadmap for SME deployment.</w:t>
+              <w:t>Recommended only after governance approval and logging controls.</w:t>
             </w:r>
           </w:p>
         </w:tc>
@@ -6410,14 +11486,14 @@
       <w:pPr>
         <w:pStyle w:val="Heading1"/>
       </w:pPr>
-      <w:bookmarkStart w:id="57" w:name="_Toc232083043"/>
-      <w:bookmarkStart w:id="58" w:name="_Toc232606789"/>
+      <w:bookmarkStart w:id="79" w:name="_Toc232083043"/>
+      <w:bookmarkStart w:id="80" w:name="_Toc232606789"/>
       <w:r>
         <w:lastRenderedPageBreak/>
         <w:t>CONCLUSION</w:t>
       </w:r>
-      <w:bookmarkEnd w:id="57"/>
-      <w:bookmarkEnd w:id="58"/>
+      <w:bookmarkEnd w:id="79"/>
+      <w:bookmarkEnd w:id="80"/>
     </w:p>
     <w:p>
       <w:pPr>
@@ -6427,60 +11503,64 @@
           <w:numId w:val="6"/>
         </w:numPr>
       </w:pPr>
-      <w:bookmarkStart w:id="59" w:name="_Toc232083044"/>
-      <w:bookmarkStart w:id="60" w:name="_Toc232606790"/>
+      <w:bookmarkStart w:id="81" w:name="_Toc232083044"/>
+      <w:bookmarkStart w:id="82" w:name="_Toc232606790"/>
       <w:r>
         <w:t>Achievement of KM Objectives</w:t>
       </w:r>
-      <w:bookmarkEnd w:id="59"/>
-      <w:bookmarkEnd w:id="60"/>
+      <w:bookmarkEnd w:id="81"/>
+      <w:bookmarkEnd w:id="82"/>
     </w:p>
     <w:p>
       <w:pPr>
         <w:ind w:firstLine="720"/>
       </w:pPr>
       <w:r>
-        <w:t>A synthesis of the system's operational maturity curve: Charting the evolution of raw, fragmented data structures (Week 2 Master Data) into an integrated, security-aware corporate repository (Week 12 AI Assistant).</w:t>
+        <w:t>The project achieved the main KMS objective by connecting the four parts of the implementation into one complete knowledge automation pipeline. Chapter 1 established the business context of Triple H&amp;T and showed why hardware retail, procurement, inventory, warranty, HR, and IT operations create serious knowledge risks if experience remains scattered. Chapter 2 transformed these risks into a structured knowledge architecture through Odoo Knowledge, SOP articles, metadata tags, Helpdesk evidence, Chatter notes, and reusable documentation. Chapter 3 extended the knowledge base into a secure vector storage layer by cleaning articles, creating chunks, storing them in ChromaDB, and preserving access control through workspace_dimension and access_role metadata. Chapter 4 completed the implementation by connecting the vector database to the RAG assistant, Streamlit interface, role filtering, fallback rules, QA evaluation, and Dockerized deployment evidence. Together, the four chapters demonstrate that the project moved from business diagnosis to knowledge capture, secure retrieval, and AI-enabled reuse.</w:t>
       </w:r>
     </w:p>
     <w:p>
       <w:pPr>
         <w:pStyle w:val="Heading3"/>
       </w:pPr>
-      <w:bookmarkStart w:id="61" w:name="_Toc232083045"/>
-      <w:bookmarkStart w:id="62" w:name="_Toc232606791"/>
+      <w:bookmarkStart w:id="83" w:name="_Toc232083045"/>
+      <w:bookmarkStart w:id="84" w:name="_Toc232606791"/>
       <w:r>
         <w:t>Double-Loop Learning Reflection</w:t>
       </w:r>
-      <w:bookmarkEnd w:id="61"/>
-      <w:bookmarkEnd w:id="62"/>
+      <w:bookmarkEnd w:id="83"/>
+      <w:bookmarkEnd w:id="84"/>
     </w:p>
     <w:p>
       <w:pPr>
         <w:ind w:firstLine="720"/>
       </w:pPr>
       <w:r>
-        <w:t>Tangible operational outcomes: Identifying at least one core business rule, vendor policy, or corporate SLA that the team actively refactored after analyzing system errors and troubleshooting trends in Odoo over the 15-week simulation.</w:t>
+        <w:t xml:space="preserve">The project demonstrates double-loop learning because the team did not only fix individual operational problems; it also converted repeated issues into improved rules, checklists, and knowledge articles. The risk analysis in Chapter 1 identified where mistakes could damage sales accuracy, procurement decisions, inventory reliability, support quality, and data confidentiality. The knowledge-capture process in Chapter 2 then converted concrete incidents, such as stock replenishment, quotation errors, warranty evidence, and customer routing problems, into reusable SOPs. The vector and security layer in Chapter 3 ensured that these lessons could be found semantically while remaining protected by role-based metadata. The AI assistant audit in Chapter 4 showed that the refined knowledge could be reused through a chatbot while still blocking unauthorized access. This means the </w:t>
+      </w:r>
+      <w:r>
+        <w:lastRenderedPageBreak/>
+        <w:t>organization learned not only how to correct errors, but also how to redesign the knowledge process so that similar errors are less likely to reappear.</w:t>
       </w:r>
     </w:p>
     <w:p>
       <w:pPr>
         <w:pStyle w:val="Heading3"/>
       </w:pPr>
-      <w:bookmarkStart w:id="63" w:name="_Toc232083046"/>
-      <w:bookmarkStart w:id="64" w:name="_Toc232606792"/>
+      <w:bookmarkStart w:id="85" w:name="_Toc232083046"/>
+      <w:bookmarkStart w:id="86" w:name="_Toc232606792"/>
       <w:r>
         <w:t>Strategic Roadmap for Future Enhancements</w:t>
       </w:r>
-      <w:bookmarkEnd w:id="63"/>
-      <w:bookmarkEnd w:id="64"/>
+      <w:bookmarkEnd w:id="85"/>
+      <w:bookmarkEnd w:id="86"/>
     </w:p>
     <w:p>
       <w:pPr>
         <w:ind w:firstLine="720"/>
       </w:pPr>
       <w:r>
-        <w:t>Future milestones for the firm: Implementing production-ready AI Guardrails to screen input malicious queries, migrating to GraphRAG to handle multi-hop relational reasoning, and designing an automated Real-Time Data Pipeline to sync updates instantly from Odoo to ChromaDB.</w:t>
+        <w:t>The future roadmap should continue the direction established by all four chapters. From Chapter 1, Triple H&amp;T should keep updating the business risk matrix as the product catalog, supplier base, and customer-service workload grow. From Chapter 2, the company should expand its Knowledge articles, strengthen taxonomy governance, and require repeated Helpdesk issues to be converted into SOPs. From Chapter 3, the team should automate synchronization from Odoo to ChromaDB, improve metadata validation, and monitor data-sovereignty risks when cloud APIs or local models are used. From Chapter 4, the next milestones should include stronger AI guardrails, richer evaluation metrics, GraphRAG for multi-step reasoning, production Docker deployment, and dashboards for tracking search accuracy, answer quality, and support-resolution improvements.</w:t>
       </w:r>
     </w:p>
     <w:p>
@@ -6501,226 +11581,146 @@
           <w:lang w:val="vi-VN"/>
         </w:rPr>
       </w:pPr>
-      <w:bookmarkStart w:id="65" w:name="_Toc251616716"/>
+      <w:bookmarkStart w:id="87" w:name="_Toc251616716"/>
       <w:r>
         <w:br w:type="page"/>
       </w:r>
     </w:p>
+    <w:bookmarkEnd w:id="87" w:displacedByCustomXml="next"/>
+    <w:bookmarkEnd w:id="40" w:displacedByCustomXml="next"/>
+    <w:sdt>
+      <w:sdtPr>
+        <w:rPr>
+          <w:b w:val="0"/>
+          <w:noProof w:val="0"/>
+          <w:color w:val="auto"/>
+          <w:sz w:val="26"/>
+          <w:szCs w:val="24"/>
+          <w:bdr w:val="none" w:sz="0" w:space="0" w:color="auto"/>
+          <w:shd w:val="clear" w:color="auto" w:fill="auto"/>
+        </w:rPr>
+        <w:id w:val="-1877998320"/>
+        <w:docPartObj>
+          <w:docPartGallery w:val="Bibliographies"/>
+          <w:docPartUnique/>
+        </w:docPartObj>
+      </w:sdtPr>
+      <w:sdtContent>
+        <w:p>
+          <w:pPr>
+            <w:pStyle w:val="Heading1"/>
+          </w:pPr>
+          <w:r>
+            <w:t>REFERENCE</w:t>
+          </w:r>
+          <w:r>
+            <w:t>S</w:t>
+          </w:r>
+        </w:p>
+        <w:sdt>
+          <w:sdtPr>
+            <w:id w:val="111145805"/>
+            <w:bibliography/>
+          </w:sdtPr>
+          <w:sdtContent>
+            <w:p>
+              <w:pPr>
+                <w:pStyle w:val="Bibliography"/>
+                <w:ind w:left="720" w:hanging="720"/>
+                <w:rPr>
+                  <w:noProof/>
+                  <w:sz w:val="24"/>
+                </w:rPr>
+              </w:pPr>
+              <w:r>
+                <w:fldChar w:fldCharType="begin"/>
+              </w:r>
+              <w:r>
+                <w:instrText xml:space="preserve"> BIBLIOGRAPHY </w:instrText>
+              </w:r>
+              <w:r>
+                <w:fldChar w:fldCharType="separate"/>
+              </w:r>
+              <w:r>
+                <w:rPr>
+                  <w:noProof/>
+                </w:rPr>
+                <w:t xml:space="preserve">Dalkir, K. (2023). </w:t>
+              </w:r>
+              <w:r>
+                <w:rPr>
+                  <w:i/>
+                  <w:iCs/>
+                  <w:noProof/>
+                </w:rPr>
+                <w:t>Knowledge Management in Theory and Practice</w:t>
+              </w:r>
+              <w:r>
+                <w:rPr>
+                  <w:noProof/>
+                </w:rPr>
+                <w:t xml:space="preserve"> (4th ed.). MIT Press.</w:t>
+              </w:r>
+            </w:p>
+            <w:p>
+              <w:pPr>
+                <w:pStyle w:val="Bibliography"/>
+                <w:ind w:left="720" w:hanging="720"/>
+                <w:rPr>
+                  <w:noProof/>
+                </w:rPr>
+              </w:pPr>
+              <w:r>
+                <w:rPr>
+                  <w:noProof/>
+                </w:rPr>
+                <w:t xml:space="preserve">Hoa Sen University, Faculty of Technology. (2026). </w:t>
+              </w:r>
+              <w:r>
+                <w:rPr>
+                  <w:i/>
+                  <w:iCs/>
+                  <w:noProof/>
+                </w:rPr>
+                <w:t>Knowledge Management Systems course slides and project guidelines.</w:t>
+              </w:r>
+              <w:r>
+                <w:rPr>
+                  <w:noProof/>
+                </w:rPr>
+                <w:t xml:space="preserve"> Hoa Sen University.</w:t>
+              </w:r>
+            </w:p>
+            <w:p>
+              <w:r>
+                <w:rPr>
+                  <w:b/>
+                  <w:bCs/>
+                  <w:noProof/>
+                </w:rPr>
+                <w:fldChar w:fldCharType="end"/>
+              </w:r>
+            </w:p>
+          </w:sdtContent>
+        </w:sdt>
+      </w:sdtContent>
+    </w:sdt>
     <w:p>
       <w:pPr>
         <w:pStyle w:val="Heading1"/>
       </w:pPr>
-      <w:bookmarkStart w:id="66" w:name="_Toc232083047"/>
-      <w:bookmarkStart w:id="67" w:name="_Toc232606793"/>
-      <w:bookmarkEnd w:id="32"/>
-      <w:bookmarkEnd w:id="65"/>
-      <w:r>
-        <w:lastRenderedPageBreak/>
-        <w:t>REFERENCES</w:t>
-      </w:r>
-      <w:bookmarkEnd w:id="66"/>
-      <w:bookmarkEnd w:id="67"/>
-    </w:p>
-    <w:p>
-      <w:pPr>
-        <w:pStyle w:val="ListParagraph"/>
-        <w:numPr>
-          <w:ilvl w:val="0"/>
-          <w:numId w:val="21"/>
-        </w:numPr>
-        <w:spacing w:line="360" w:lineRule="auto"/>
-        <w:rPr>
-          <w:rFonts w:ascii="Times New Roman" w:hAnsi="Times New Roman" w:cs="Times New Roman"/>
-          <w:sz w:val="26"/>
-          <w:szCs w:val="26"/>
-        </w:rPr>
-      </w:pPr>
-      <w:r>
-        <w:rPr>
-          <w:rFonts w:ascii="Times New Roman" w:hAnsi="Times New Roman" w:cs="Times New Roman"/>
-          <w:sz w:val="26"/>
-          <w:szCs w:val="26"/>
-        </w:rPr>
-        <w:t>Dalkir, K. (2023). Knowledge Management in Theory and Practice (4th ed.). MIT Press.</w:t>
-      </w:r>
-    </w:p>
-    <w:p>
-      <w:pPr>
-        <w:pStyle w:val="ListParagraph"/>
-        <w:numPr>
-          <w:ilvl w:val="0"/>
-          <w:numId w:val="21"/>
-        </w:numPr>
-        <w:spacing w:line="360" w:lineRule="auto"/>
-        <w:rPr>
-          <w:rFonts w:ascii="Times New Roman" w:hAnsi="Times New Roman" w:cs="Times New Roman"/>
-          <w:sz w:val="26"/>
-          <w:szCs w:val="26"/>
-        </w:rPr>
-      </w:pPr>
-      <w:r>
-        <w:rPr>
-          <w:rFonts w:ascii="Times New Roman" w:hAnsi="Times New Roman" w:cs="Times New Roman"/>
-          <w:sz w:val="26"/>
-          <w:szCs w:val="26"/>
-        </w:rPr>
-        <w:t>Hoa Sen University, Faculty of Technology. (2026). Course slides: Week 1 to Week 8, Knowledge Management Systems.</w:t>
-      </w:r>
-    </w:p>
-    <w:p>
-      <w:pPr>
-        <w:pStyle w:val="ListParagraph"/>
-        <w:numPr>
-          <w:ilvl w:val="0"/>
-          <w:numId w:val="21"/>
-        </w:numPr>
-        <w:spacing w:line="360" w:lineRule="auto"/>
-        <w:rPr>
-          <w:rFonts w:ascii="Times New Roman" w:hAnsi="Times New Roman" w:cs="Times New Roman"/>
-          <w:sz w:val="26"/>
-          <w:szCs w:val="26"/>
-        </w:rPr>
-      </w:pPr>
-      <w:r>
-        <w:rPr>
-          <w:rFonts w:ascii="Times New Roman" w:hAnsi="Times New Roman" w:cs="Times New Roman"/>
-          <w:sz w:val="26"/>
-          <w:szCs w:val="26"/>
-        </w:rPr>
-        <w:t>Hoa Sen University, Faculty of Technology. (2026). Assignment Week 9: Local Odoo Deployment and KMS Data Migration.</w:t>
-      </w:r>
-    </w:p>
-    <w:p>
-      <w:pPr>
-        <w:pStyle w:val="ListParagraph"/>
-        <w:numPr>
-          <w:ilvl w:val="0"/>
-          <w:numId w:val="21"/>
-        </w:numPr>
-        <w:spacing w:line="360" w:lineRule="auto"/>
-        <w:rPr>
-          <w:rFonts w:ascii="Times New Roman" w:hAnsi="Times New Roman" w:cs="Times New Roman"/>
-          <w:sz w:val="26"/>
-          <w:szCs w:val="26"/>
-        </w:rPr>
-      </w:pPr>
-      <w:r>
-        <w:rPr>
-          <w:rFonts w:ascii="Times New Roman" w:hAnsi="Times New Roman" w:cs="Times New Roman"/>
-          <w:sz w:val="26"/>
-          <w:szCs w:val="26"/>
-        </w:rPr>
-        <w:t>Hoa Sen University, Faculty of Technology. (2026). Assignment Week 10: Custom KMS Module Architecture and API Discovery.</w:t>
-      </w:r>
-    </w:p>
-    <w:p>
-      <w:pPr>
-        <w:pStyle w:val="ListParagraph"/>
-        <w:numPr>
-          <w:ilvl w:val="0"/>
-          <w:numId w:val="21"/>
-        </w:numPr>
-        <w:spacing w:line="360" w:lineRule="auto"/>
-        <w:rPr>
-          <w:rFonts w:ascii="Times New Roman" w:hAnsi="Times New Roman" w:cs="Times New Roman"/>
-          <w:sz w:val="26"/>
-          <w:szCs w:val="26"/>
-        </w:rPr>
-      </w:pPr>
-      <w:r>
-        <w:rPr>
-          <w:rFonts w:ascii="Times New Roman" w:hAnsi="Times New Roman" w:cs="Times New Roman"/>
-          <w:sz w:val="26"/>
-          <w:szCs w:val="26"/>
-        </w:rPr>
-        <w:t>Hoa Sen University, Faculty of Technology. (2026). Assignment Week 11: Vector DB and Data Security.</w:t>
-      </w:r>
-    </w:p>
-    <w:p>
-      <w:pPr>
-        <w:pStyle w:val="ListParagraph"/>
-        <w:numPr>
-          <w:ilvl w:val="0"/>
-          <w:numId w:val="21"/>
-        </w:numPr>
-        <w:spacing w:line="360" w:lineRule="auto"/>
-        <w:rPr>
-          <w:rFonts w:ascii="Times New Roman" w:hAnsi="Times New Roman" w:cs="Times New Roman"/>
-          <w:sz w:val="26"/>
-          <w:szCs w:val="26"/>
-        </w:rPr>
-      </w:pPr>
-      <w:r>
-        <w:rPr>
-          <w:rFonts w:ascii="Times New Roman" w:hAnsi="Times New Roman" w:cs="Times New Roman"/>
-          <w:sz w:val="26"/>
-          <w:szCs w:val="26"/>
-        </w:rPr>
-        <w:t>Hoa Sen University, Faculty of Technology. (2026). Assignment Week 12: Building the RAG Chatbot Engine and User Interface.</w:t>
-      </w:r>
-    </w:p>
-    <w:p>
-      <w:pPr>
-        <w:pStyle w:val="ListParagraph"/>
-        <w:numPr>
-          <w:ilvl w:val="0"/>
-          <w:numId w:val="21"/>
-        </w:numPr>
-        <w:spacing w:line="360" w:lineRule="auto"/>
-        <w:rPr>
-          <w:rFonts w:ascii="Times New Roman" w:hAnsi="Times New Roman" w:cs="Times New Roman"/>
-          <w:sz w:val="26"/>
-          <w:szCs w:val="26"/>
-        </w:rPr>
-      </w:pPr>
-      <w:r>
-        <w:rPr>
-          <w:rFonts w:ascii="Times New Roman" w:hAnsi="Times New Roman" w:cs="Times New Roman"/>
-          <w:sz w:val="26"/>
-          <w:szCs w:val="26"/>
-        </w:rPr>
-        <w:t>OpenAI. (2026). API Pricing. https://openai.com/api/pricing/</w:t>
-      </w:r>
-    </w:p>
-    <w:p>
-      <w:pPr>
-        <w:pStyle w:val="ListParagraph"/>
-        <w:numPr>
-          <w:ilvl w:val="0"/>
-          <w:numId w:val="21"/>
-        </w:numPr>
-        <w:spacing w:line="360" w:lineRule="auto"/>
-        <w:rPr>
-          <w:rFonts w:ascii="Times New Roman" w:hAnsi="Times New Roman" w:cs="Times New Roman"/>
-          <w:sz w:val="26"/>
-          <w:szCs w:val="26"/>
-        </w:rPr>
-      </w:pPr>
-      <w:r>
-        <w:rPr>
-          <w:rFonts w:ascii="Times New Roman" w:hAnsi="Times New Roman" w:cs="Times New Roman"/>
-          <w:sz w:val="26"/>
-          <w:szCs w:val="26"/>
-        </w:rPr>
-        <w:t>QuangHuy71104. (2026). odoo-test GitHub repository. https://github.com/QuangHuy71104/odoo-test</w:t>
-      </w:r>
-    </w:p>
-    <w:p>
-      <w:pPr>
-        <w:pStyle w:val="Heading1"/>
-      </w:pPr>
       <w:r>
         <w:br w:type="page"/>
       </w:r>
-      <w:bookmarkStart w:id="68" w:name="_Toc232083048"/>
-      <w:bookmarkStart w:id="69" w:name="_Toc232606794"/>
+      <w:bookmarkStart w:id="88" w:name="_Toc232083048"/>
+      <w:bookmarkStart w:id="89" w:name="_Toc232606794"/>
       <w:r>
         <w:lastRenderedPageBreak/>
         <w:t>APPENDICES</w:t>
       </w:r>
-      <w:bookmarkEnd w:id="25"/>
-      <w:bookmarkEnd w:id="68"/>
-      <w:bookmarkEnd w:id="69"/>
+      <w:bookmarkEnd w:id="24"/>
+      <w:bookmarkEnd w:id="88"/>
+      <w:bookmarkEnd w:id="89"/>
     </w:p>
     <w:p>
       <w:pPr>
@@ -6740,15 +11740,80 @@
     <w:p>
       <w:pPr>
         <w:ind w:firstLine="720"/>
-      </w:pPr>
-      <w:r>
-        <w:t>The following items should be inserted after the team provides final screenshots. The report content has been prepared so these images can be added without changing the core structure.</w:t>
-      </w:r>
-    </w:p>
-    <w:p>
-      <w:pPr>
-        <w:ind w:firstLine="720"/>
-      </w:pPr>
+        <w:rPr>
+          <w:szCs w:val="26"/>
+        </w:rPr>
+      </w:pPr>
+      <w:r>
+        <w:t xml:space="preserve">The following evidence package summarizes the implementation screenshots and </w:t>
+      </w:r>
+      <w:r>
+        <w:rPr>
+          <w:szCs w:val="26"/>
+        </w:rPr>
+        <w:t>technical artifacts used to verify the final KMS pipeline.</w:t>
+      </w:r>
+    </w:p>
+    <w:p>
+      <w:pPr>
+        <w:pStyle w:val="Caption"/>
+        <w:rPr>
+          <w:sz w:val="26"/>
+          <w:szCs w:val="26"/>
+        </w:rPr>
+      </w:pPr>
+      <w:bookmarkStart w:id="90" w:name="_Toc233242028"/>
+      <w:r>
+        <w:rPr>
+          <w:sz w:val="26"/>
+          <w:szCs w:val="26"/>
+        </w:rPr>
+        <w:t xml:space="preserve">Table </w:t>
+      </w:r>
+      <w:r>
+        <w:rPr>
+          <w:sz w:val="26"/>
+          <w:szCs w:val="26"/>
+        </w:rPr>
+        <w:fldChar w:fldCharType="begin"/>
+      </w:r>
+      <w:r>
+        <w:rPr>
+          <w:sz w:val="26"/>
+          <w:szCs w:val="26"/>
+        </w:rPr>
+        <w:instrText xml:space="preserve"> SEQ Table \* ARABIC </w:instrText>
+      </w:r>
+      <w:r>
+        <w:rPr>
+          <w:sz w:val="26"/>
+          <w:szCs w:val="26"/>
+        </w:rPr>
+        <w:fldChar w:fldCharType="separate"/>
+      </w:r>
+      <w:r>
+        <w:rPr>
+          <w:noProof/>
+          <w:sz w:val="26"/>
+          <w:szCs w:val="26"/>
+        </w:rPr>
+        <w:t>6</w:t>
+      </w:r>
+      <w:r>
+        <w:rPr>
+          <w:sz w:val="26"/>
+          <w:szCs w:val="26"/>
+        </w:rPr>
+        <w:fldChar w:fldCharType="end"/>
+      </w:r>
+      <w:r>
+        <w:rPr>
+          <w:sz w:val="26"/>
+          <w:szCs w:val="26"/>
+        </w:rPr>
+        <w:t>. Required Evidence Package.</w:t>
+      </w:r>
+      <w:bookmarkEnd w:id="90"/>
     </w:p>
     <w:tbl>
       <w:tblPr>
@@ -6758,8 +11823,8 @@
         <w:tblLook w:val="04A0" w:firstRow="1" w:lastRow="0" w:firstColumn="1" w:lastColumn="0" w:noHBand="0" w:noVBand="1"/>
       </w:tblPr>
       <w:tblGrid>
-        <w:gridCol w:w="3681"/>
-        <w:gridCol w:w="4816"/>
+        <w:gridCol w:w="4008"/>
+        <w:gridCol w:w="5342"/>
       </w:tblGrid>
       <w:tr>
         <w:trPr>
@@ -6773,13 +11838,14 @@
             <w:pPr>
               <w:jc w:val="center"/>
               <w:rPr>
-                <w:szCs w:val="26"/>
+                <w:b/>
+                <w:bCs/>
               </w:rPr>
             </w:pPr>
             <w:r>
               <w:rPr>
                 <w:b/>
-                <w:szCs w:val="26"/>
+                <w:bCs/>
               </w:rPr>
               <w:t>Evidence Item</w:t>
             </w:r>
@@ -6793,13 +11859,14 @@
             <w:pPr>
               <w:jc w:val="center"/>
               <w:rPr>
-                <w:szCs w:val="26"/>
+                <w:b/>
+                <w:bCs/>
               </w:rPr>
             </w:pPr>
             <w:r>
               <w:rPr>
                 <w:b/>
-                <w:szCs w:val="26"/>
+                <w:bCs/>
               </w:rPr>
               <w:t>Purpose</w:t>
             </w:r>
@@ -6817,14 +11884,8 @@
           <w:p>
             <w:pPr>
               <w:jc w:val="left"/>
-              <w:rPr>
-                <w:szCs w:val="26"/>
-              </w:rPr>
             </w:pPr>
             <w:r>
-              <w:rPr>
-                <w:szCs w:val="26"/>
-              </w:rPr>
               <w:t>Odoo localhost:8069 screenshot</w:t>
             </w:r>
           </w:p>
@@ -6836,15 +11897,9 @@
           <w:p>
             <w:pPr>
               <w:jc w:val="left"/>
-              <w:rPr>
-                <w:szCs w:val="26"/>
-              </w:rPr>
             </w:pPr>
             <w:r>
-              <w:rPr>
-                <w:szCs w:val="26"/>
-              </w:rPr>
-              <w:t>Proof of Week 9 local deployment.</w:t>
+              <w:t>Proof that the local ERP instance is accessible through the browser.</w:t>
             </w:r>
           </w:p>
         </w:tc>
@@ -6860,15 +11915,9 @@
           <w:p>
             <w:pPr>
               <w:jc w:val="left"/>
-              <w:rPr>
-                <w:szCs w:val="26"/>
-              </w:rPr>
             </w:pPr>
             <w:r>
-              <w:rPr>
-                <w:szCs w:val="26"/>
-              </w:rPr>
-              <w:t>Website Live Chat bubble screenshot</w:t>
+              <w:t>Odoo Knowledge article list screenshot</w:t>
             </w:r>
           </w:p>
         </w:tc>
@@ -6879,15 +11928,9 @@
           <w:p>
             <w:pPr>
               <w:jc w:val="left"/>
-              <w:rPr>
-                <w:szCs w:val="26"/>
-              </w:rPr>
             </w:pPr>
             <w:r>
-              <w:rPr>
-                <w:szCs w:val="26"/>
-              </w:rPr>
-              <w:t>Proof of Odoo channel connectivity.</w:t>
+              <w:t>Proof that refined SOPs and knowledge assets exist in Odoo Knowledge.</w:t>
             </w:r>
           </w:p>
         </w:tc>
@@ -6903,15 +11946,9 @@
           <w:p>
             <w:pPr>
               <w:jc w:val="left"/>
-              <w:rPr>
-                <w:szCs w:val="26"/>
-              </w:rPr>
             </w:pPr>
             <w:r>
-              <w:rPr>
-                <w:szCs w:val="26"/>
-              </w:rPr>
-              <w:t>Odoo Knowledge article list and SOP screenshot</w:t>
+              <w:t>Detailed SOP article screenshot</w:t>
             </w:r>
           </w:p>
         </w:tc>
@@ -6922,15 +11959,9 @@
           <w:p>
             <w:pPr>
               <w:jc w:val="left"/>
-              <w:rPr>
-                <w:szCs w:val="26"/>
-              </w:rPr>
             </w:pPr>
             <w:r>
-              <w:rPr>
-                <w:szCs w:val="26"/>
-              </w:rPr>
-              <w:t>Proof of migrated/refined knowledge assets.</w:t>
+              <w:t>Proof that articles contain reusable business procedures, not only titles.</w:t>
             </w:r>
           </w:p>
         </w:tc>
@@ -6946,15 +11977,9 @@
           <w:p>
             <w:pPr>
               <w:jc w:val="left"/>
-              <w:rPr>
-                <w:szCs w:val="26"/>
-              </w:rPr>
             </w:pPr>
             <w:r>
-              <w:rPr>
-                <w:szCs w:val="26"/>
-              </w:rPr>
-              <w:t>pgAdmin/DBeaver database screenshot</w:t>
+              <w:t>Odoo Chatter or Helpdesk log note screenshot</w:t>
             </w:r>
           </w:p>
         </w:tc>
@@ -6965,15 +11990,9 @@
           <w:p>
             <w:pPr>
               <w:jc w:val="left"/>
-              <w:rPr>
-                <w:szCs w:val="26"/>
-              </w:rPr>
             </w:pPr>
             <w:r>
-              <w:rPr>
-                <w:szCs w:val="26"/>
-              </w:rPr>
-              <w:t>Proof of database inspection.</w:t>
+              <w:t>Proof of tacit knowledge capture and Think Aloud reasoning.</w:t>
             </w:r>
           </w:p>
         </w:tc>
@@ -6989,15 +12008,9 @@
           <w:p>
             <w:pPr>
               <w:jc w:val="left"/>
-              <w:rPr>
-                <w:szCs w:val="26"/>
-              </w:rPr>
             </w:pPr>
             <w:r>
-              <w:rPr>
-                <w:szCs w:val="26"/>
-              </w:rPr>
-              <w:t>Terminal output for Week 11 vector audit</w:t>
+              <w:t>Website page with Live Chat bubble screenshot</w:t>
             </w:r>
           </w:p>
         </w:tc>
@@ -7008,15 +12021,9 @@
           <w:p>
             <w:pPr>
               <w:jc w:val="left"/>
-              <w:rPr>
-                <w:szCs w:val="26"/>
-              </w:rPr>
             </w:pPr>
             <w:r>
-              <w:rPr>
-                <w:szCs w:val="26"/>
-              </w:rPr>
-              <w:t>Proof of semantic search and security filtering.</w:t>
+              <w:t>Proof of public website channel connectivity.</w:t>
             </w:r>
           </w:p>
         </w:tc>
@@ -7032,15 +12039,9 @@
           <w:p>
             <w:pPr>
               <w:jc w:val="left"/>
-              <w:rPr>
-                <w:szCs w:val="26"/>
-              </w:rPr>
             </w:pPr>
             <w:r>
-              <w:rPr>
-                <w:szCs w:val="26"/>
-              </w:rPr>
-              <w:t>Streamlit chatbot UI screenshot</w:t>
+              <w:t>pgAdmin or DBeaver database screenshot</w:t>
             </w:r>
           </w:p>
         </w:tc>
@@ -7051,15 +12052,9 @@
           <w:p>
             <w:pPr>
               <w:jc w:val="left"/>
-              <w:rPr>
-                <w:szCs w:val="26"/>
-              </w:rPr>
             </w:pPr>
             <w:r>
-              <w:rPr>
-                <w:szCs w:val="26"/>
-              </w:rPr>
-              <w:t>Proof of Week 12 user interface and fallback warning.</w:t>
+              <w:t>Proof of database inspection and local data visibility.</w:t>
             </w:r>
           </w:p>
         </w:tc>
@@ -7075,15 +12070,9 @@
           <w:p>
             <w:pPr>
               <w:jc w:val="left"/>
-              <w:rPr>
-                <w:szCs w:val="26"/>
-              </w:rPr>
             </w:pPr>
             <w:r>
-              <w:rPr>
-                <w:szCs w:val="26"/>
-              </w:rPr>
-              <w:t>GitHub repository screenshot</w:t>
+              <w:t>Terminal output for XML-RPC article extraction</w:t>
             </w:r>
           </w:p>
         </w:tc>
@@ -7094,26 +12083,330 @@
           <w:p>
             <w:pPr>
               <w:jc w:val="left"/>
-              <w:rPr>
-                <w:szCs w:val="26"/>
-              </w:rPr>
             </w:pPr>
             <w:r>
-              <w:rPr>
-                <w:szCs w:val="26"/>
-              </w:rPr>
-              <w:t>Proof of final submission structure and code artifacts.</w:t>
+              <w:t>Proof that Odoo knowledge data can be pulled programmatically.</w:t>
+            </w:r>
+          </w:p>
+        </w:tc>
+      </w:tr>
+      <w:tr>
+        <w:trPr>
+          <w:jc w:val="center"/>
+        </w:trPr>
+        <w:tc>
+          <w:tcPr>
+            <w:tcW w:w="3681" w:type="dxa"/>
+          </w:tcPr>
+          <w:p>
+            <w:pPr>
+              <w:jc w:val="left"/>
+            </w:pPr>
+            <w:r>
+              <w:t>Terminal output for vector ingestion</w:t>
+            </w:r>
+          </w:p>
+        </w:tc>
+        <w:tc>
+          <w:tcPr>
+            <w:tcW w:w="4816" w:type="dxa"/>
+          </w:tcPr>
+          <w:p>
+            <w:pPr>
+              <w:jc w:val="left"/>
+            </w:pPr>
+            <w:r>
+              <w:t>Proof of HTML cleaning, 500/100 chunking, metadata tagging, and ChromaDB persistence.</w:t>
+            </w:r>
+          </w:p>
+        </w:tc>
+      </w:tr>
+      <w:tr>
+        <w:trPr>
+          <w:jc w:val="center"/>
+        </w:trPr>
+        <w:tc>
+          <w:tcPr>
+            <w:tcW w:w="3681" w:type="dxa"/>
+          </w:tcPr>
+          <w:p>
+            <w:pPr>
+              <w:jc w:val="left"/>
+            </w:pPr>
+            <w:r>
+              <w:t>Terminal or UI output for semantic search test</w:t>
+            </w:r>
+          </w:p>
+        </w:tc>
+        <w:tc>
+          <w:tcPr>
+            <w:tcW w:w="4816" w:type="dxa"/>
+          </w:tcPr>
+          <w:p>
+            <w:pPr>
+              <w:jc w:val="left"/>
+            </w:pPr>
+            <w:r>
+              <w:t>Proof that synonym questions retrieve the expected knowledge articles.</w:t>
+            </w:r>
+          </w:p>
+        </w:tc>
+      </w:tr>
+      <w:tr>
+        <w:trPr>
+          <w:jc w:val="center"/>
+        </w:trPr>
+        <w:tc>
+          <w:tcPr>
+            <w:tcW w:w="3681" w:type="dxa"/>
+          </w:tcPr>
+          <w:p>
+            <w:pPr>
+              <w:jc w:val="left"/>
+            </w:pPr>
+            <w:r>
+              <w:t>Terminal or UI output for restricted-access test</w:t>
+            </w:r>
+          </w:p>
+        </w:tc>
+        <w:tc>
+          <w:tcPr>
+            <w:tcW w:w="4816" w:type="dxa"/>
+          </w:tcPr>
+          <w:p>
+            <w:pPr>
+              <w:jc w:val="left"/>
+            </w:pPr>
+            <w:r>
+              <w:t>Proof that HR or IT restricted content is blocked for unauthorized roles.</w:t>
+            </w:r>
+          </w:p>
+        </w:tc>
+      </w:tr>
+      <w:tr>
+        <w:trPr>
+          <w:jc w:val="center"/>
+        </w:trPr>
+        <w:tc>
+          <w:tcPr>
+            <w:tcW w:w="3681" w:type="dxa"/>
+          </w:tcPr>
+          <w:p>
+            <w:pPr>
+              <w:jc w:val="left"/>
+            </w:pPr>
+            <w:r>
+              <w:lastRenderedPageBreak/>
+              <w:t>Streamlit chatbot UI screenshot</w:t>
+            </w:r>
+          </w:p>
+        </w:tc>
+        <w:tc>
+          <w:tcPr>
+            <w:tcW w:w="4816" w:type="dxa"/>
+          </w:tcPr>
+          <w:p>
+            <w:pPr>
+              <w:jc w:val="left"/>
+            </w:pPr>
+            <w:r>
+              <w:t>Proof of the conversational interface with role, Top-K, temperature, provider, sources, and fallback warning.</w:t>
+            </w:r>
+          </w:p>
+        </w:tc>
+      </w:tr>
+      <w:tr>
+        <w:trPr>
+          <w:jc w:val="center"/>
+        </w:trPr>
+        <w:tc>
+          <w:tcPr>
+            <w:tcW w:w="3681" w:type="dxa"/>
+          </w:tcPr>
+          <w:p>
+            <w:pPr>
+              <w:jc w:val="left"/>
+            </w:pPr>
+            <w:r>
+              <w:t>GitHub repository structure screenshot</w:t>
+            </w:r>
+          </w:p>
+        </w:tc>
+        <w:tc>
+          <w:tcPr>
+            <w:tcW w:w="4816" w:type="dxa"/>
+          </w:tcPr>
+          <w:p>
+            <w:pPr>
+              <w:jc w:val="left"/>
+            </w:pPr>
+            <w:r>
+              <w:t>Proof that source code, .env.example, .gitignore, requirements, RAG engine, app, and evaluation files are submitted.</w:t>
+            </w:r>
+          </w:p>
+        </w:tc>
+      </w:tr>
+      <w:tr>
+        <w:trPr>
+          <w:jc w:val="center"/>
+        </w:trPr>
+        <w:tc>
+          <w:tcPr>
+            <w:tcW w:w="3681" w:type="dxa"/>
+          </w:tcPr>
+          <w:p>
+            <w:pPr>
+              <w:jc w:val="left"/>
+            </w:pPr>
+            <w:r>
+              <w:t>Dockerfile screenshot</w:t>
+            </w:r>
+          </w:p>
+        </w:tc>
+        <w:tc>
+          <w:tcPr>
+            <w:tcW w:w="4816" w:type="dxa"/>
+          </w:tcPr>
+          <w:p>
+            <w:pPr>
+              <w:jc w:val="left"/>
+            </w:pPr>
+            <w:r>
+              <w:t>Proof that the chatbot UI is packaged as a separate container.</w:t>
+            </w:r>
+          </w:p>
+        </w:tc>
+      </w:tr>
+      <w:tr>
+        <w:trPr>
+          <w:jc w:val="center"/>
+        </w:trPr>
+        <w:tc>
+          <w:tcPr>
+            <w:tcW w:w="3681" w:type="dxa"/>
+          </w:tcPr>
+          <w:p>
+            <w:pPr>
+              <w:jc w:val="left"/>
+            </w:pPr>
+            <w:r>
+              <w:t>docker-compose.yml screenshot</w:t>
+            </w:r>
+          </w:p>
+        </w:tc>
+        <w:tc>
+          <w:tcPr>
+            <w:tcW w:w="4816" w:type="dxa"/>
+          </w:tcPr>
+          <w:p>
+            <w:pPr>
+              <w:jc w:val="left"/>
+            </w:pPr>
+            <w:r>
+              <w:t>Proof that PostgreSQL, Odoo, and chatbot services are orchestrated together.</w:t>
+            </w:r>
+          </w:p>
+        </w:tc>
+      </w:tr>
+      <w:tr>
+        <w:trPr>
+          <w:jc w:val="center"/>
+        </w:trPr>
+        <w:tc>
+          <w:tcPr>
+            <w:tcW w:w="3681" w:type="dxa"/>
+          </w:tcPr>
+          <w:p>
+            <w:pPr>
+              <w:jc w:val="left"/>
+            </w:pPr>
+            <w:r>
+              <w:t>Terminal output for docker compose up --build</w:t>
+            </w:r>
+          </w:p>
+        </w:tc>
+        <w:tc>
+          <w:tcPr>
+            <w:tcW w:w="4816" w:type="dxa"/>
+          </w:tcPr>
+          <w:p>
+            <w:pPr>
+              <w:jc w:val="left"/>
+            </w:pPr>
+            <w:r>
+              <w:t>Proof that the full system can be started with one command.</w:t>
+            </w:r>
+          </w:p>
+        </w:tc>
+      </w:tr>
+      <w:tr>
+        <w:trPr>
+          <w:jc w:val="center"/>
+        </w:trPr>
+        <w:tc>
+          <w:tcPr>
+            <w:tcW w:w="3681" w:type="dxa"/>
+          </w:tcPr>
+          <w:p>
+            <w:pPr>
+              <w:jc w:val="left"/>
+            </w:pPr>
+            <w:r>
+              <w:t>Terminal output for docker ps</w:t>
+            </w:r>
+          </w:p>
+        </w:tc>
+        <w:tc>
+          <w:tcPr>
+            <w:tcW w:w="4816" w:type="dxa"/>
+          </w:tcPr>
+          <w:p>
+            <w:pPr>
+              <w:jc w:val="left"/>
+            </w:pPr>
+            <w:r>
+              <w:t>Proof that db, odoo, and chatbot containers are running.</w:t>
+            </w:r>
+          </w:p>
+        </w:tc>
+      </w:tr>
+      <w:tr>
+        <w:trPr>
+          <w:jc w:val="center"/>
+        </w:trPr>
+        <w:tc>
+          <w:tcPr>
+            <w:tcW w:w="3681" w:type="dxa"/>
+          </w:tcPr>
+          <w:p>
+            <w:pPr>
+              <w:jc w:val="left"/>
+            </w:pPr>
+            <w:r>
+              <w:t>evaluation_metrics.md screenshot</w:t>
+            </w:r>
+          </w:p>
+        </w:tc>
+        <w:tc>
+          <w:tcPr>
+            <w:tcW w:w="4816" w:type="dxa"/>
+          </w:tcPr>
+          <w:p>
+            <w:pPr>
+              <w:jc w:val="left"/>
+            </w:pPr>
+            <w:r>
+              <w:t>Proof of QA benchmark, prompt injection logs, and cost forecast.</w:t>
             </w:r>
           </w:p>
         </w:tc>
       </w:tr>
     </w:tbl>
     <w:p/>
+    <w:p/>
     <w:sectPr>
-      <w:footerReference w:type="default" r:id="rId11"/>
-      <w:pgSz w:w="11909" w:h="16834" w:code="9"/>
-      <w:pgMar w:top="1701" w:right="1701" w:bottom="1618" w:left="1701" w:header="1134" w:footer="1134" w:gutter="0"/>
-      <w:pgNumType w:start="1"/>
+      <w:pgSz w:w="12240" w:h="15840"/>
+      <w:pgMar w:top="1440" w:right="1440" w:bottom="1440" w:left="1440" w:header="720" w:footer="720" w:gutter="0"/>
       <w:cols w:space="720"/>
       <w:docGrid w:linePitch="360"/>
     </w:sectPr>
@@ -7206,61 +12499,6 @@
 </w:ftr>
 </file>
 
-<file path=word/footer3.xml><?xml version="1.0" encoding="utf-8"?>
-<w:ftr xmlns:wpc="http://schemas.microsoft.com/office/word/2010/wordprocessingCanvas" xmlns:cx="http://schemas.microsoft.com/office/drawing/2014/chartex" xmlns:cx1="http://schemas.microsoft.com/office/drawing/2015/9/8/chartex" xmlns:cx2="http://schemas.microsoft.com/office/drawing/2015/10/21/chartex" xmlns:cx3="http://schemas.microsoft.com/office/drawing/2016/5/9/chartex" xmlns:cx4="http://schemas.microsoft.com/office/drawing/2016/5/10/chartex" xmlns:cx5="http://schemas.microsoft.com/office/drawing/2016/5/11/chartex" xmlns:cx6="http://schemas.microsoft.com/office/drawing/2016/5/12/chartex" xmlns:cx7="http://schemas.microsoft.com/office/drawing/2016/5/13/chartex" xmlns:cx8="http://schemas.microsoft.com/office/drawing/2016/5/14/chartex" xmlns:mc="http://schemas.openxmlformats.org/markup-compatibility/2006" xmlns:aink="http://schemas.microsoft.com/office/drawing/2016/ink" xmlns:am3d="http://schemas.microsoft.com/office/drawing/2017/model3d" xmlns:o="urn:schemas-microsoft-com:office:office" xmlns:oel="http://schemas.microsoft.com/office/2019/extlst" xmlns:r="http://schemas.openxmlformats.org/officeDocument/2006/relationships" xmlns:m="http://schemas.openxmlformats.org/officeDocument/2006/math" xmlns:v="urn:schemas-microsoft-com:vml" xmlns:wp14="http://schemas.microsoft.com/office/word/2010/wordprocessingDrawing" xmlns:wp="http://schemas.openxmlformats.org/drawingml/2006/wordprocessingDrawing" xmlns:w10="urn:schemas-microsoft-com:office:word" xmlns:w="http://schemas.openxmlformats.org/wordprocessingml/2006/main" xmlns:w14="http://schemas.microsoft.com/office/word/2010/wordml" xmlns:w15="http://schemas.microsoft.com/office/word/2012/wordml" xmlns:w16cex="http://schemas.microsoft.com/office/word/2018/wordml/cex" xmlns:w16cid="http://schemas.microsoft.com/office/word/2016/wordml/cid" xmlns:w16="http://schemas.microsoft.com/office/word/2018/wordml" xmlns:w16du="http://schemas.microsoft.com/office/word/2023/wordml/word16du" xmlns:w16sdtdh="http://schemas.microsoft.com/office/word/2020/wordml/sdtdatahash" xmlns:w16sdtfl="http://schemas.microsoft.com/office/word/2024/wordml/sdtformatlock" xmlns:w16se="http://schemas.microsoft.com/office/word/2015/wordml/symex" xmlns:wpg="http://schemas.microsoft.com/office/word/2010/wordprocessingGroup" xmlns:wpi="http://schemas.microsoft.com/office/word/2010/wordprocessingInk" xmlns:wne="http://schemas.microsoft.com/office/word/2006/wordml" xmlns:wps="http://schemas.microsoft.com/office/word/2010/wordprocessingShape" mc:Ignorable="w14 w15 w16se w16cid w16 w16cex w16sdtdh w16sdtfl w16du wp14">
-  <w:p>
-    <w:pPr>
-      <w:pStyle w:val="Footer"/>
-      <w:pBdr>
-        <w:top w:val="single" w:sz="4" w:space="1" w:color="auto"/>
-      </w:pBdr>
-      <w:jc w:val="right"/>
-      <w:rPr>
-        <w:rStyle w:val="PageNumber"/>
-      </w:rPr>
-    </w:pPr>
-    <w:r>
-      <w:rPr>
-        <w:rStyle w:val="PageNumber"/>
-      </w:rPr>
-      <w:fldChar w:fldCharType="begin"/>
-    </w:r>
-    <w:r>
-      <w:rPr>
-        <w:rStyle w:val="PageNumber"/>
-      </w:rPr>
-      <w:instrText xml:space="preserve"> PAGE </w:instrText>
-    </w:r>
-    <w:r>
-      <w:rPr>
-        <w:rStyle w:val="PageNumber"/>
-      </w:rPr>
-      <w:fldChar w:fldCharType="separate"/>
-    </w:r>
-    <w:r>
-      <w:rPr>
-        <w:rStyle w:val="PageNumber"/>
-        <w:noProof/>
-      </w:rPr>
-      <w:t>19</w:t>
-    </w:r>
-    <w:r>
-      <w:rPr>
-        <w:rStyle w:val="PageNumber"/>
-      </w:rPr>
-      <w:fldChar w:fldCharType="end"/>
-    </w:r>
-  </w:p>
-  <w:p>
-    <w:pPr>
-      <w:pStyle w:val="Footer"/>
-      <w:ind w:right="360"/>
-      <w:jc w:val="right"/>
-    </w:pPr>
-  </w:p>
-</w:ftr>
-</file>
-
 <file path=word/footnotes.xml><?xml version="1.0" encoding="utf-8"?>
 <w:footnotes xmlns:wpc="http://schemas.microsoft.com/office/word/2010/wordprocessingCanvas" xmlns:cx="http://schemas.microsoft.com/office/drawing/2014/chartex" xmlns:cx1="http://schemas.microsoft.com/office/drawing/2015/9/8/chartex" xmlns:cx2="http://schemas.microsoft.com/office/drawing/2015/10/21/chartex" xmlns:cx3="http://schemas.microsoft.com/office/drawing/2016/5/9/chartex" xmlns:cx4="http://schemas.microsoft.com/office/drawing/2016/5/10/chartex" xmlns:cx5="http://schemas.microsoft.com/office/drawing/2016/5/11/chartex" xmlns:cx6="http://schemas.microsoft.com/office/drawing/2016/5/12/chartex" xmlns:cx7="http://schemas.microsoft.com/office/drawing/2016/5/13/chartex" xmlns:cx8="http://schemas.microsoft.com/office/drawing/2016/5/14/chartex" xmlns:mc="http://schemas.openxmlformats.org/markup-compatibility/2006" xmlns:aink="http://schemas.microsoft.com/office/drawing/2016/ink" xmlns:am3d="http://schemas.microsoft.com/office/drawing/2017/model3d" xmlns:o="urn:schemas-microsoft-com:office:office" xmlns:oel="http://schemas.microsoft.com/office/2019/extlst" xmlns:r="http://schemas.openxmlformats.org/officeDocument/2006/relationships" xmlns:m="http://schemas.openxmlformats.org/officeDocument/2006/math" xmlns:v="urn:schemas-microsoft-com:vml" xmlns:wp14="http://schemas.microsoft.com/office/word/2010/wordprocessingDrawing" xmlns:wp="http://schemas.openxmlformats.org/drawingml/2006/wordprocessingDrawing" xmlns:w10="urn:schemas-microsoft-com:office:word" xmlns:w="http://schemas.openxmlformats.org/wordprocessingml/2006/main" xmlns:w14="http://schemas.microsoft.com/office/word/2010/wordml" xmlns:w15="http://schemas.microsoft.com/office/word/2012/wordml" xmlns:w16cex="http://schemas.microsoft.com/office/word/2018/wordml/cex" xmlns:w16cid="http://schemas.microsoft.com/office/word/2016/wordml/cid" xmlns:w16="http://schemas.microsoft.com/office/word/2018/wordml" xmlns:w16du="http://schemas.microsoft.com/office/word/2023/wordml/word16du" xmlns:w16sdtdh="http://schemas.microsoft.com/office/word/2020/wordml/sdtdatahash" xmlns:w16sdtfl="http://schemas.microsoft.com/office/word/2024/wordml/sdtformatlock" xmlns:w16se="http://schemas.microsoft.com/office/word/2015/wordml/symex" xmlns:wpg="http://schemas.microsoft.com/office/word/2010/wordprocessingGroup" xmlns:wpi="http://schemas.microsoft.com/office/word/2010/wordprocessingInk" xmlns:wne="http://schemas.microsoft.com/office/word/2006/wordml" xmlns:wps="http://schemas.microsoft.com/office/word/2010/wordprocessingShape" mc:Ignorable="w14 w15 w16se w16cid w16 w16cex w16sdtdh w16sdtfl w16du wp14">
   <w:footnote w:type="separator" w:id="-1">
@@ -8607,7 +13845,7 @@
   <w:abstractNum w:abstractNumId="12" w15:restartNumberingAfterBreak="0">
     <w:nsid w:val="3EA915BE"/>
     <w:multiLevelType w:val="multilevel"/>
-    <w:tmpl w:val="87C4F342"/>
+    <w:tmpl w:val="59EE995C"/>
     <w:lvl w:ilvl="0">
       <w:start w:val="1"/>
       <w:numFmt w:val="decimal"/>
@@ -9426,6 +14664,92 @@
     <w:nsid w:val="69A66115"/>
     <w:multiLevelType w:val="hybridMultilevel"/>
     <w:tmpl w:val="36585420"/>
+    <w:lvl w:ilvl="0" w:tplc="0409000F">
+      <w:start w:val="1"/>
+      <w:numFmt w:val="decimal"/>
+      <w:lvlText w:val="%1."/>
+      <w:lvlJc w:val="left"/>
+      <w:pPr>
+        <w:ind w:left="720" w:hanging="360"/>
+      </w:pPr>
+    </w:lvl>
+    <w:lvl w:ilvl="1" w:tplc="04090019" w:tentative="1">
+      <w:start w:val="1"/>
+      <w:numFmt w:val="lowerLetter"/>
+      <w:lvlText w:val="%2."/>
+      <w:lvlJc w:val="left"/>
+      <w:pPr>
+        <w:ind w:left="1440" w:hanging="360"/>
+      </w:pPr>
+    </w:lvl>
+    <w:lvl w:ilvl="2" w:tplc="0409001B" w:tentative="1">
+      <w:start w:val="1"/>
+      <w:numFmt w:val="lowerRoman"/>
+      <w:lvlText w:val="%3."/>
+      <w:lvlJc w:val="right"/>
+      <w:pPr>
+        <w:ind w:left="2160" w:hanging="180"/>
+      </w:pPr>
+    </w:lvl>
+    <w:lvl w:ilvl="3" w:tplc="0409000F" w:tentative="1">
+      <w:start w:val="1"/>
+      <w:numFmt w:val="decimal"/>
+      <w:lvlText w:val="%4."/>
+      <w:lvlJc w:val="left"/>
+      <w:pPr>
+        <w:ind w:left="2880" w:hanging="360"/>
+      </w:pPr>
+    </w:lvl>
+    <w:lvl w:ilvl="4" w:tplc="04090019" w:tentative="1">
+      <w:start w:val="1"/>
+      <w:numFmt w:val="lowerLetter"/>
+      <w:lvlText w:val="%5."/>
+      <w:lvlJc w:val="left"/>
+      <w:pPr>
+        <w:ind w:left="3600" w:hanging="360"/>
+      </w:pPr>
+    </w:lvl>
+    <w:lvl w:ilvl="5" w:tplc="0409001B" w:tentative="1">
+      <w:start w:val="1"/>
+      <w:numFmt w:val="lowerRoman"/>
+      <w:lvlText w:val="%6."/>
+      <w:lvlJc w:val="right"/>
+      <w:pPr>
+        <w:ind w:left="4320" w:hanging="180"/>
+      </w:pPr>
+    </w:lvl>
+    <w:lvl w:ilvl="6" w:tplc="0409000F" w:tentative="1">
+      <w:start w:val="1"/>
+      <w:numFmt w:val="decimal"/>
+      <w:lvlText w:val="%7."/>
+      <w:lvlJc w:val="left"/>
+      <w:pPr>
+        <w:ind w:left="5040" w:hanging="360"/>
+      </w:pPr>
+    </w:lvl>
+    <w:lvl w:ilvl="7" w:tplc="04090019" w:tentative="1">
+      <w:start w:val="1"/>
+      <w:numFmt w:val="lowerLetter"/>
+      <w:lvlText w:val="%8."/>
+      <w:lvlJc w:val="left"/>
+      <w:pPr>
+        <w:ind w:left="5760" w:hanging="360"/>
+      </w:pPr>
+    </w:lvl>
+    <w:lvl w:ilvl="8" w:tplc="0409001B" w:tentative="1">
+      <w:start w:val="1"/>
+      <w:numFmt w:val="lowerRoman"/>
+      <w:lvlText w:val="%9."/>
+      <w:lvlJc w:val="right"/>
+      <w:pPr>
+        <w:ind w:left="6480" w:hanging="180"/>
+      </w:pPr>
+    </w:lvl>
+  </w:abstractNum>
+  <w:abstractNum w:abstractNumId="20" w15:restartNumberingAfterBreak="0">
+    <w:nsid w:val="6FE8646F"/>
+    <w:multiLevelType w:val="hybridMultilevel"/>
+    <w:tmpl w:val="63309228"/>
     <w:lvl w:ilvl="0" w:tplc="0409000F">
       <w:start w:val="1"/>
       <w:numFmt w:val="decimal"/>
@@ -9658,6 +14982,69 @@
   <w:num w:numId="23" w16cid:durableId="48039213">
     <w:abstractNumId w:val="6"/>
   </w:num>
+  <w:num w:numId="24" w16cid:durableId="129521947">
+    <w:abstractNumId w:val="12"/>
+    <w:lvlOverride w:ilvl="0">
+      <w:startOverride w:val="1"/>
+    </w:lvlOverride>
+    <w:lvlOverride w:ilvl="1">
+      <w:startOverride w:val="1"/>
+    </w:lvlOverride>
+    <w:lvlOverride w:ilvl="2">
+      <w:startOverride w:val="1"/>
+    </w:lvlOverride>
+    <w:lvlOverride w:ilvl="3">
+      <w:startOverride w:val="1"/>
+    </w:lvlOverride>
+    <w:lvlOverride w:ilvl="4">
+      <w:startOverride w:val="1"/>
+    </w:lvlOverride>
+    <w:lvlOverride w:ilvl="5">
+      <w:startOverride w:val="1"/>
+    </w:lvlOverride>
+    <w:lvlOverride w:ilvl="6">
+      <w:startOverride w:val="1"/>
+    </w:lvlOverride>
+    <w:lvlOverride w:ilvl="7">
+      <w:startOverride w:val="1"/>
+    </w:lvlOverride>
+    <w:lvlOverride w:ilvl="8">
+      <w:startOverride w:val="1"/>
+    </w:lvlOverride>
+  </w:num>
+  <w:num w:numId="25" w16cid:durableId="309409718">
+    <w:abstractNumId w:val="12"/>
+    <w:lvlOverride w:ilvl="0">
+      <w:startOverride w:val="1"/>
+    </w:lvlOverride>
+    <w:lvlOverride w:ilvl="1">
+      <w:startOverride w:val="1"/>
+    </w:lvlOverride>
+    <w:lvlOverride w:ilvl="2">
+      <w:startOverride w:val="1"/>
+    </w:lvlOverride>
+    <w:lvlOverride w:ilvl="3">
+      <w:startOverride w:val="1"/>
+    </w:lvlOverride>
+    <w:lvlOverride w:ilvl="4">
+      <w:startOverride w:val="1"/>
+    </w:lvlOverride>
+    <w:lvlOverride w:ilvl="5">
+      <w:startOverride w:val="1"/>
+    </w:lvlOverride>
+    <w:lvlOverride w:ilvl="6">
+      <w:startOverride w:val="1"/>
+    </w:lvlOverride>
+    <w:lvlOverride w:ilvl="7">
+      <w:startOverride w:val="1"/>
+    </w:lvlOverride>
+    <w:lvlOverride w:ilvl="8">
+      <w:startOverride w:val="1"/>
+    </w:lvlOverride>
+  </w:num>
+  <w:num w:numId="26" w16cid:durableId="268976755">
+    <w:abstractNumId w:val="20"/>
+  </w:num>
   <w:numIdMacAtCleanup w:val="14"/>
 </w:numbering>
 </file>
@@ -9675,7 +15062,7 @@
   </w:docDefaults>
   <w:latentStyles w:defLockedState="0" w:defUIPriority="0" w:defSemiHidden="0" w:defUnhideWhenUsed="0" w:defQFormat="0" w:count="376">
     <w:lsdException w:name="Normal" w:qFormat="1"/>
-    <w:lsdException w:name="heading 1" w:qFormat="1"/>
+    <w:lsdException w:name="heading 1" w:uiPriority="9" w:qFormat="1"/>
     <w:lsdException w:name="heading 2" w:qFormat="1"/>
     <w:lsdException w:name="heading 3" w:qFormat="1"/>
     <w:lsdException w:name="heading 4" w:semiHidden="1" w:unhideWhenUsed="1" w:qFormat="1"/>
@@ -9709,7 +15096,7 @@
     <w:lsdException w:name="footer" w:semiHidden="1" w:uiPriority="99" w:unhideWhenUsed="1"/>
     <w:lsdException w:name="index heading" w:semiHidden="1" w:unhideWhenUsed="1"/>
     <w:lsdException w:name="caption" w:semiHidden="1" w:unhideWhenUsed="1" w:qFormat="1"/>
-    <w:lsdException w:name="table of figures" w:semiHidden="1" w:unhideWhenUsed="1"/>
+    <w:lsdException w:name="table of figures" w:semiHidden="1" w:uiPriority="99" w:unhideWhenUsed="1"/>
     <w:lsdException w:name="envelope address" w:semiHidden="1" w:unhideWhenUsed="1"/>
     <w:lsdException w:name="envelope return" w:semiHidden="1" w:unhideWhenUsed="1"/>
     <w:lsdException w:name="footnote reference" w:semiHidden="1" w:unhideWhenUsed="1"/>
@@ -10061,7 +15448,9 @@
     <w:name w:val="heading 1"/>
     <w:basedOn w:val="Normal"/>
     <w:next w:val="Normal"/>
+    <w:link w:val="Heading1Char"/>
     <w:autoRedefine/>
+    <w:uiPriority w:val="9"/>
     <w:qFormat/>
     <w:rsid w:val="00DA06E2"/>
     <w:pPr>
@@ -10086,7 +15475,7 @@
     <w:next w:val="Normal"/>
     <w:autoRedefine/>
     <w:qFormat/>
-    <w:rsid w:val="005936E8"/>
+    <w:rsid w:val="00E031DC"/>
     <w:pPr>
       <w:keepNext/>
       <w:numPr>
@@ -10108,7 +15497,7 @@
     <w:next w:val="ND"/>
     <w:autoRedefine/>
     <w:qFormat/>
-    <w:rsid w:val="007613C1"/>
+    <w:rsid w:val="00414287"/>
     <w:pPr>
       <w:keepNext/>
       <w:numPr>
@@ -10641,7 +16030,7 @@
     <w:name w:val="table of figures"/>
     <w:basedOn w:val="Normal"/>
     <w:next w:val="Normal"/>
-    <w:semiHidden/>
+    <w:uiPriority w:val="99"/>
     <w:rsid w:val="001B255E"/>
   </w:style>
   <w:style w:type="character" w:customStyle="1" w:styleId="HeaderChar">
@@ -10939,6 +16328,28 @@
       <w:shd w:val="clear" w:color="auto" w:fill="auto"/>
     </w:rPr>
   </w:style>
+  <w:style w:type="character" w:customStyle="1" w:styleId="Heading1Char">
+    <w:name w:val="Heading 1 Char"/>
+    <w:basedOn w:val="DefaultParagraphFont"/>
+    <w:link w:val="Heading1"/>
+    <w:uiPriority w:val="9"/>
+    <w:rsid w:val="008967AE"/>
+    <w:rPr>
+      <w:b/>
+      <w:noProof/>
+      <w:color w:val="000000"/>
+      <w:sz w:val="36"/>
+      <w:bdr w:val="none" w:sz="0" w:space="0" w:color="auto" w:frame="1"/>
+    </w:rPr>
+  </w:style>
+  <w:style w:type="paragraph" w:styleId="Bibliography">
+    <w:name w:val="Bibliography"/>
+    <w:basedOn w:val="Normal"/>
+    <w:next w:val="Normal"/>
+    <w:uiPriority w:val="37"/>
+    <w:unhideWhenUsed/>
+    <w:rsid w:val="008967AE"/>
+  </w:style>
 </w:styles>
 </file>
 
@@ -11228,11 +16639,47 @@
 </file>
 
 <file path=customXml/item1.xml><?xml version="1.0" encoding="utf-8"?>
-<b:Sources xmlns:b="http://schemas.openxmlformats.org/officeDocument/2006/bibliography" xmlns="http://schemas.openxmlformats.org/officeDocument/2006/bibliography" SelectedStyle="\APA.XSL" StyleName="APA"/>
+<b:Sources xmlns:b="http://schemas.openxmlformats.org/officeDocument/2006/bibliography" xmlns="http://schemas.openxmlformats.org/officeDocument/2006/bibliography" SelectedStyle="\APASixthEditionOfficeOnline.xsl" StyleName="APA" Version="6">
+  <b:Source>
+    <b:Tag>Dal23</b:Tag>
+    <b:SourceType>Book</b:SourceType>
+    <b:Guid>{CB4CBA1C-B4E6-4F81-8746-F815C7DAAED5}</b:Guid>
+    <b:Author>
+      <b:Author>
+        <b:NameList>
+          <b:Person>
+            <b:Last>Dalkir</b:Last>
+            <b:First>K.</b:First>
+          </b:Person>
+        </b:NameList>
+      </b:Author>
+    </b:Author>
+    <b:Title>Knowledge Management in Theory and Practice</b:Title>
+    <b:Year>2023</b:Year>
+    <b:Publisher>MIT Press</b:Publisher>
+    <b:Edition>4th</b:Edition>
+    <b:LCID>en-US</b:LCID>
+    <b:RefOrder>1</b:RefOrder>
+  </b:Source>
+  <b:Source>
+    <b:Tag>Hoa26</b:Tag>
+    <b:SourceType>Report</b:SourceType>
+    <b:Guid>{78864F98-5C71-4303-845B-52D0AF459032}</b:Guid>
+    <b:Title>Knowledge Management Systems course slides and project guidelines</b:Title>
+    <b:Year>2026</b:Year>
+    <b:Publisher>Hoa Sen University</b:Publisher>
+    <b:Author>
+      <b:Author>
+        <b:Corporate>Hoa Sen University, Faculty of Technology</b:Corporate>
+      </b:Author>
+    </b:Author>
+    <b:RefOrder>2</b:RefOrder>
+  </b:Source>
+</b:Sources>
 </file>
 
 <file path=customXml/itemProps1.xml><?xml version="1.0" encoding="utf-8"?>
-<ds:datastoreItem xmlns:ds="http://schemas.openxmlformats.org/officeDocument/2006/customXml" ds:itemID="{799892C9-396A-49EA-AAC4-2F1F64B62946}">
+<ds:datastoreItem xmlns:ds="http://schemas.openxmlformats.org/officeDocument/2006/customXml" ds:itemID="{D859F186-0EF2-4902-A693-49D4261CCC25}">
   <ds:schemaRefs>
     <ds:schemaRef ds:uri="http://schemas.openxmlformats.org/officeDocument/2006/bibliography"/>
   </ds:schemaRefs>
